--- a/courts/fifth-circuit/mississippi/federal/bankruptcy-northern-district/adversary-complaint/usage/OUTPUT-adversary-complaint.docx
+++ b/courts/fifth-circuit/mississippi/federal/bankruptcy-northern-district/adversary-complaint/usage/OUTPUT-adversary-complaint.docx
@@ -5,31 +5,34 @@
     <w:p>
       <w:pPr>
         <w:spacing w:before="0" w:after="0" w:line="276" w:lineRule="exact"/>
+        <w:ind w:left="0" w:firstLine="0"/>
         <w:jc w:val="center"/>
       </w:pPr>
       <w:r>
         <w:rPr>
           <w:b/>
+          <w:bCs/>
         </w:rPr>
-        <w:t xml:space="preserve">UNITED STATES BANKRUPTCY COURT</w:t>
+        <w:t xml:space="preserve">IN THE UNITED STATES BANKRUPTCY COURT</w:t>
       </w:r>
     </w:p>
     <w:p>
       <w:pPr>
-        <w:spacing w:before="0" w:after="240" w:line="276" w:lineRule="exact"/>
+        <w:spacing w:before="0" w:after="552" w:line="276" w:lineRule="exact"/>
+        <w:ind w:left="0" w:firstLine="0"/>
         <w:jc w:val="center"/>
       </w:pPr>
       <w:r>
         <w:rPr>
           <w:b/>
+          <w:bCs/>
         </w:rPr>
-        <w:t xml:space="preserve">NORTHERN DISTRICT OF MISSISSIPPI</w:t>
+        <w:t xml:space="preserve">FOR THE NORTHERN DISTRICT OF MISSISSIPPI</w:t>
       </w:r>
     </w:p>
     <w:tbl>
       <w:tblPr>
         <w:tblW w:w="9360" w:type="dxa"/>
-        <w:tblLayout w:type="fixed"/>
         <w:tblBorders>
           <w:top w:val="nil"/>
           <w:left w:val="nil"/>
@@ -38,222 +41,510 @@
           <w:insideH w:val="nil"/>
           <w:insideV w:val="nil"/>
         </w:tblBorders>
+        <w:tblLayout w:type="fixed"/>
         <w:tblCellMar>
+          <w:top w:w="0" w:type="dxa"/>
           <w:left w:w="0" w:type="dxa"/>
+          <w:bottom w:w="0" w:type="dxa"/>
           <w:right w:w="0" w:type="dxa"/>
         </w:tblCellMar>
+        <w:tblLook w:val="0000" w:firstRow="0" w:lastRow="0" w:firstColumn="0" w:lastColumn="0" w:noHBand="0" w:noVBand="0"/>
       </w:tblPr>
       <w:tblGrid>
-        <w:gridCol w:w="5400"/>
-        <w:gridCol w:w="3960"/>
+        <w:gridCol w:w="4680"/>
+        <w:gridCol w:w="4680"/>
       </w:tblGrid>
       <w:tr>
+        <w:trPr>
+          <w:cantSplit/>
+        </w:trPr>
         <w:tc>
           <w:tcPr>
-            <w:tcW w:w="5400" w:type="dxa"/>
+            <w:tcW w:w="4680" w:type="dxa"/>
+          </w:tcPr>
+          <w:p>
+            <w:pPr>
+              <w:spacing w:before="0" w:after="0" w:line="276" w:lineRule="exact"/>
+              <w:ind w:left="0" w:firstLine="0"/>
+              <w:jc w:val="left"/>
+            </w:pPr>
+            <w:r>
+              <w:rPr>
+                <w:b/>
+                <w:bCs/>
+              </w:rPr>
+              <w:t xml:space="preserve">IN</w:t>
+            </w:r>
+            <w:r>
+              <w:rPr>
+                <w:b/>
+                <w:bCs/>
+              </w:rPr>
+              <w:t xml:space="preserve"> </w:t>
+            </w:r>
+            <w:r>
+              <w:rPr>
+                <w:b/>
+                <w:bCs/>
+              </w:rPr>
+              <w:t xml:space="preserve">RE:</w:t>
+            </w:r>
+            <w:r>
+              <w:rPr>
+                <w:b/>
+                <w:bCs/>
+              </w:rPr>
+              <w:t xml:space="preserve"> </w:t>
+            </w:r>
+            <w:r>
+              <w:rPr>
+                <w:b/>
+                <w:bCs/>
+              </w:rPr>
+              <w:t xml:space="preserve">MARGARET</w:t>
+            </w:r>
+            <w:r>
+              <w:rPr>
+                <w:b/>
+                <w:bCs/>
+              </w:rPr>
+              <w:t xml:space="preserve"> </w:t>
+            </w:r>
+            <w:r>
+              <w:rPr>
+                <w:b/>
+                <w:bCs/>
+              </w:rPr>
+              <w:t xml:space="preserve">B.</w:t>
+            </w:r>
+            <w:r>
+              <w:rPr>
+                <w:b/>
+                <w:bCs/>
+              </w:rPr>
+              <w:t xml:space="preserve"> </w:t>
+            </w:r>
+            <w:r>
+              <w:rPr>
+                <w:b/>
+                <w:bCs/>
+              </w:rPr>
+              <w:t xml:space="preserve">HALL</w:t>
+            </w:r>
+          </w:p>
+        </w:tc>
+        <w:tc>
+          <w:tcPr>
+            <w:tcW w:w="4680" w:type="dxa"/>
+          </w:tcPr>
+          <w:p>
+            <w:pPr>
+              <w:spacing w:before="0" w:after="0" w:line="276" w:lineRule="exact"/>
+              <w:ind w:left="0" w:firstLine="0"/>
+              <w:jc w:val="right"/>
+            </w:pPr>
+            <w:r>
+              <w:rPr>
+                <w:b/>
+                <w:bCs/>
+              </w:rPr>
+              <w:t xml:space="preserve">NO. 20</w:t>
+              <w:noBreakHyphen/>
+              <w:t xml:space="preserve">12866-JDW</w:t>
+            </w:r>
+          </w:p>
+        </w:tc>
+      </w:tr>
+      <w:tr>
+        <w:trPr>
+          <w:cantSplit/>
+          <w:trHeight w:val="276" w:hRule="exact"/>
+        </w:trPr>
+        <w:tc>
+          <w:tcPr>
+            <w:tcW w:w="9360" w:type="dxa"/>
+            <w:gridSpan w:val="2"/>
             <w:tcBorders>
-              <w:bottom w:val="single" w:sz="6" w:space="0" w:color="000000"/>
+              <w:top w:val="single" w:sz="4" w:space="0" w:color="000000"/>
             </w:tcBorders>
           </w:tcPr>
           <w:p>
             <w:pPr>
               <w:spacing w:before="0" w:after="0" w:line="276" w:lineRule="exact"/>
+              <w:ind w:left="0" w:firstLine="0"/>
+              <w:jc w:val="left"/>
+            </w:pPr>
+          </w:p>
+        </w:tc>
+      </w:tr>
+      <w:tr>
+        <w:trPr>
+          <w:cantSplit/>
+        </w:trPr>
+        <w:tc>
+          <w:tcPr>
+            <w:tcW w:w="4680" w:type="dxa"/>
+          </w:tcPr>
+          <w:p>
+            <w:pPr>
+              <w:spacing w:before="0" w:after="0" w:line="276" w:lineRule="exact"/>
+              <w:ind w:left="0" w:firstLine="0"/>
+              <w:jc w:val="left"/>
             </w:pPr>
             <w:r>
-              <w:t xml:space="preserve">IN RE: MARGARET B. HALL</w:t>
+              <w:rPr>
+                <w:b/>
+                <w:bCs/>
+              </w:rPr>
+              <w:t xml:space="preserve">COMMUNITY</w:t>
+            </w:r>
+            <w:r>
+              <w:rPr>
+                <w:b/>
+                <w:bCs/>
+              </w:rPr>
+              <w:t xml:space="preserve"> </w:t>
+            </w:r>
+            <w:r>
+              <w:rPr>
+                <w:b/>
+                <w:bCs/>
+              </w:rPr>
+              <w:t xml:space="preserve">BANK</w:t>
+            </w:r>
+            <w:r>
+              <w:rPr>
+                <w:b/>
+                <w:bCs/>
+              </w:rPr>
+              <w:t xml:space="preserve"> </w:t>
+            </w:r>
+            <w:r>
+              <w:rPr>
+                <w:b/>
+                <w:bCs/>
+              </w:rPr>
+              <w:t xml:space="preserve">OF</w:t>
+            </w:r>
+            <w:r>
+              <w:rPr>
+                <w:b/>
+                <w:bCs/>
+              </w:rPr>
+              <w:t xml:space="preserve"> </w:t>
+            </w:r>
+            <w:r>
+              <w:rPr>
+                <w:b/>
+                <w:bCs/>
+              </w:rPr>
+              <w:t xml:space="preserve">MISSISSIPPI</w:t>
             </w:r>
           </w:p>
         </w:tc>
         <w:tc>
           <w:tcPr>
-            <w:tcW w:w="3960" w:type="dxa"/>
-            <w:tcBorders>
-              <w:bottom w:val="single" w:sz="6" w:space="0" w:color="000000"/>
-            </w:tcBorders>
+            <w:tcW w:w="4680" w:type="dxa"/>
           </w:tcPr>
           <w:p>
             <w:pPr>
               <w:spacing w:before="0" w:after="0" w:line="276" w:lineRule="exact"/>
+              <w:ind w:left="0" w:firstLine="0"/>
               <w:jc w:val="right"/>
             </w:pPr>
             <w:r>
-              <w:t xml:space="preserve">NO. 20-12866-JDW</w:t>
-            </w:r>
-          </w:p>
-        </w:tc>
-      </w:tr>
-    </w:tbl>
-    <w:p>
-      <w:pPr>
-        <w:spacing w:before="0" w:after="240" w:line="276" w:lineRule="exact"/>
-      </w:pPr>
-      <w:r>
-        <w:t xml:space="preserve"/>
-      </w:r>
-    </w:p>
-    <w:tbl>
-      <w:tblPr>
-        <w:tblW w:w="9360" w:type="dxa"/>
-        <w:tblLayout w:type="fixed"/>
-        <w:tblBorders>
-          <w:top w:val="nil"/>
-          <w:left w:val="nil"/>
-          <w:bottom w:val="nil"/>
-          <w:right w:val="nil"/>
-          <w:insideH w:val="nil"/>
-          <w:insideV w:val="nil"/>
-        </w:tblBorders>
-        <w:tblCellMar>
-          <w:left w:w="0" w:type="dxa"/>
-          <w:right w:w="0" w:type="dxa"/>
-        </w:tblCellMar>
-      </w:tblPr>
-      <w:tblGrid>
-        <w:gridCol w:w="5400"/>
-        <w:gridCol w:w="3960"/>
-      </w:tblGrid>
-      <w:tr>
-        <w:tc>
-          <w:tcPr>
-            <w:tcW w:w="5400" w:type="dxa"/>
-          </w:tcPr>
-          <w:p>
-            <w:pPr>
-              <w:spacing w:before="0" w:after="0" w:line="276" w:lineRule="exact"/>
-            </w:pPr>
-            <w:r>
-              <w:t xml:space="preserve">COMMUNITY BANK OF MISSISSIPPI</w:t>
-            </w:r>
-          </w:p>
-        </w:tc>
-        <w:tc>
-          <w:tcPr>
-            <w:tcW w:w="3960" w:type="dxa"/>
-          </w:tcPr>
-          <w:p>
-            <w:pPr>
-              <w:spacing w:before="0" w:after="0" w:line="276" w:lineRule="exact"/>
-              <w:jc w:val="right"/>
-            </w:pPr>
-            <w:r>
+              <w:rPr>
+                <w:b/>
+                <w:bCs/>
+              </w:rPr>
               <w:t xml:space="preserve">PLAINTIFF</w:t>
             </w:r>
           </w:p>
         </w:tc>
       </w:tr>
-    </w:tbl>
-    <w:p>
-      <w:pPr>
-        <w:spacing w:before="0" w:after="360" w:line="276" w:lineRule="exact"/>
-      </w:pPr>
-      <w:r>
-        <w:t xml:space="preserve"/>
-      </w:r>
-    </w:p>
-    <w:tbl>
-      <w:tblPr>
-        <w:tblW w:w="9360" w:type="dxa"/>
-        <w:tblLayout w:type="fixed"/>
-        <w:tblBorders>
-          <w:top w:val="nil"/>
-          <w:left w:val="nil"/>
-          <w:bottom w:val="nil"/>
-          <w:right w:val="nil"/>
-          <w:insideH w:val="nil"/>
-          <w:insideV w:val="nil"/>
-        </w:tblBorders>
-        <w:tblCellMar>
-          <w:left w:w="0" w:type="dxa"/>
-          <w:right w:w="0" w:type="dxa"/>
-        </w:tblCellMar>
-      </w:tblPr>
-      <w:tblGrid>
-        <w:gridCol w:w="5400"/>
-        <w:gridCol w:w="3960"/>
-      </w:tblGrid>
       <w:tr>
+        <w:trPr>
+          <w:cantSplit/>
+          <w:trHeight w:val="276" w:hRule="exact"/>
+        </w:trPr>
         <w:tc>
           <w:tcPr>
-            <w:tcW w:w="5400" w:type="dxa"/>
+            <w:tcW w:w="9360" w:type="dxa"/>
+            <w:gridSpan w:val="2"/>
           </w:tcPr>
           <w:p>
             <w:pPr>
               <w:spacing w:before="0" w:after="0" w:line="276" w:lineRule="exact"/>
+              <w:ind w:left="0" w:firstLine="0"/>
+              <w:jc w:val="left"/>
+            </w:pPr>
+          </w:p>
+        </w:tc>
+      </w:tr>
+      <w:tr>
+        <w:trPr>
+          <w:cantSplit/>
+          <w:trHeight w:val="276" w:hRule="exact"/>
+        </w:trPr>
+        <w:tc>
+          <w:tcPr>
+            <w:tcW w:w="9360" w:type="dxa"/>
+            <w:gridSpan w:val="2"/>
+          </w:tcPr>
+          <w:p>
+            <w:pPr>
+              <w:spacing w:before="0" w:after="0" w:line="276" w:lineRule="exact"/>
+              <w:ind w:left="0" w:firstLine="0"/>
+              <w:jc w:val="left"/>
+            </w:pPr>
+          </w:p>
+        </w:tc>
+      </w:tr>
+      <w:tr>
+        <w:trPr>
+          <w:cantSplit/>
+        </w:trPr>
+        <w:tc>
+          <w:tcPr>
+            <w:tcW w:w="4680" w:type="dxa"/>
+          </w:tcPr>
+          <w:p>
+            <w:pPr>
+              <w:spacing w:before="0" w:after="0" w:line="276" w:lineRule="exact"/>
+              <w:ind w:left="0" w:firstLine="0"/>
+              <w:jc w:val="left"/>
             </w:pPr>
             <w:r>
+              <w:rPr>
+                <w:b/>
+                <w:bCs/>
+              </w:rPr>
               <w:t xml:space="preserve">VS.</w:t>
             </w:r>
           </w:p>
         </w:tc>
         <w:tc>
           <w:tcPr>
-            <w:tcW w:w="3960" w:type="dxa"/>
+            <w:tcW w:w="4680" w:type="dxa"/>
           </w:tcPr>
           <w:p>
             <w:pPr>
               <w:spacing w:before="0" w:after="0" w:line="276" w:lineRule="exact"/>
+              <w:ind w:left="0" w:firstLine="0"/>
               <w:jc w:val="right"/>
             </w:pPr>
             <w:r>
+              <w:rPr>
+                <w:b/>
+                <w:bCs/>
+              </w:rPr>
               <w:t xml:space="preserve">ADVERSARY NO. _______________</w:t>
             </w:r>
           </w:p>
         </w:tc>
       </w:tr>
-    </w:tbl>
-    <w:p>
-      <w:pPr>
-        <w:spacing w:before="0" w:after="360" w:line="276" w:lineRule="exact"/>
-      </w:pPr>
-      <w:r>
-        <w:t xml:space="preserve"/>
-      </w:r>
-    </w:p>
-    <w:tbl>
-      <w:tblPr>
-        <w:tblW w:w="9360" w:type="dxa"/>
-        <w:tblLayout w:type="fixed"/>
-        <w:tblBorders>
-          <w:top w:val="nil"/>
-          <w:left w:val="nil"/>
-          <w:bottom w:val="nil"/>
-          <w:right w:val="nil"/>
-          <w:insideH w:val="nil"/>
-          <w:insideV w:val="nil"/>
-        </w:tblBorders>
-        <w:tblCellMar>
-          <w:left w:w="0" w:type="dxa"/>
-          <w:right w:w="0" w:type="dxa"/>
-        </w:tblCellMar>
-      </w:tblPr>
-      <w:tblGrid>
-        <w:gridCol w:w="5400"/>
-        <w:gridCol w:w="3960"/>
-      </w:tblGrid>
       <w:tr>
+        <w:trPr>
+          <w:cantSplit/>
+          <w:trHeight w:val="276" w:hRule="exact"/>
+        </w:trPr>
         <w:tc>
           <w:tcPr>
-            <w:tcW w:w="5400" w:type="dxa"/>
+            <w:tcW w:w="9360" w:type="dxa"/>
+            <w:gridSpan w:val="2"/>
           </w:tcPr>
           <w:p>
             <w:pPr>
               <w:spacing w:before="0" w:after="0" w:line="276" w:lineRule="exact"/>
+              <w:ind w:left="0" w:firstLine="0"/>
+              <w:jc w:val="left"/>
+            </w:pPr>
+          </w:p>
+        </w:tc>
+      </w:tr>
+      <w:tr>
+        <w:trPr>
+          <w:cantSplit/>
+          <w:trHeight w:val="276" w:hRule="exact"/>
+        </w:trPr>
+        <w:tc>
+          <w:tcPr>
+            <w:tcW w:w="9360" w:type="dxa"/>
+            <w:gridSpan w:val="2"/>
+          </w:tcPr>
+          <w:p>
+            <w:pPr>
+              <w:spacing w:before="0" w:after="0" w:line="276" w:lineRule="exact"/>
+              <w:ind w:left="0" w:firstLine="0"/>
+              <w:jc w:val="left"/>
+            </w:pPr>
+          </w:p>
+        </w:tc>
+      </w:tr>
+      <w:tr>
+        <w:trPr>
+          <w:cantSplit/>
+        </w:trPr>
+        <w:tc>
+          <w:tcPr>
+            <w:tcW w:w="4680" w:type="dxa"/>
+          </w:tcPr>
+          <w:p>
+            <w:pPr>
+              <w:spacing w:before="0" w:after="0" w:line="276" w:lineRule="exact"/>
+              <w:ind w:left="0" w:firstLine="0"/>
+              <w:jc w:val="left"/>
             </w:pPr>
             <w:r>
-              <w:t xml:space="preserve">LOANCARE, LLC, MARGARET B. HALL AND WILLIAM L. FAVA, TRUSTEE</w:t>
+              <w:rPr>
+                <w:b/>
+                <w:bCs/>
+              </w:rPr>
+              <w:t xml:space="preserve">LOANCARE,</w:t>
+            </w:r>
+            <w:r>
+              <w:rPr>
+                <w:b/>
+                <w:bCs/>
+              </w:rPr>
+              <w:t xml:space="preserve"> </w:t>
+            </w:r>
+            <w:r>
+              <w:rPr>
+                <w:b/>
+                <w:bCs/>
+              </w:rPr>
+              <w:t xml:space="preserve">LLC,</w:t>
+            </w:r>
+            <w:r>
+              <w:rPr>
+                <w:b/>
+                <w:bCs/>
+              </w:rPr>
+              <w:t xml:space="preserve"> </w:t>
+            </w:r>
+            <w:r>
+              <w:rPr>
+                <w:b/>
+                <w:bCs/>
+              </w:rPr>
+              <w:t xml:space="preserve">MARGARET</w:t>
+            </w:r>
+            <w:r>
+              <w:rPr>
+                <w:b/>
+                <w:bCs/>
+              </w:rPr>
+              <w:t xml:space="preserve"> </w:t>
+            </w:r>
+            <w:r>
+              <w:rPr>
+                <w:b/>
+                <w:bCs/>
+              </w:rPr>
+              <w:t xml:space="preserve">B.</w:t>
+            </w:r>
+            <w:r>
+              <w:rPr>
+                <w:b/>
+                <w:bCs/>
+              </w:rPr>
+              <w:t xml:space="preserve"> </w:t>
+            </w:r>
+            <w:r>
+              <w:rPr>
+                <w:b/>
+                <w:bCs/>
+              </w:rPr>
+              <w:t xml:space="preserve">HALL</w:t>
+            </w:r>
+            <w:r>
+              <w:rPr>
+                <w:b/>
+                <w:bCs/>
+              </w:rPr>
+              <w:t xml:space="preserve"> </w:t>
+            </w:r>
+            <w:r>
+              <w:rPr>
+                <w:b/>
+                <w:bCs/>
+              </w:rPr>
+              <w:t xml:space="preserve">AND</w:t>
+            </w:r>
+            <w:r>
+              <w:rPr>
+                <w:b/>
+                <w:bCs/>
+              </w:rPr>
+              <w:t xml:space="preserve"> </w:t>
+            </w:r>
+            <w:r>
+              <w:rPr>
+                <w:b/>
+                <w:bCs/>
+              </w:rPr>
+              <w:t xml:space="preserve">WILLIAM</w:t>
+            </w:r>
+            <w:r>
+              <w:rPr>
+                <w:b/>
+                <w:bCs/>
+              </w:rPr>
+              <w:t xml:space="preserve"> </w:t>
+            </w:r>
+            <w:r>
+              <w:rPr>
+                <w:b/>
+                <w:bCs/>
+              </w:rPr>
+              <w:t xml:space="preserve">L.</w:t>
+            </w:r>
+            <w:r>
+              <w:rPr>
+                <w:b/>
+                <w:bCs/>
+              </w:rPr>
+              <w:t xml:space="preserve"> </w:t>
+            </w:r>
+            <w:r>
+              <w:rPr>
+                <w:b/>
+                <w:bCs/>
+              </w:rPr>
+              <w:t xml:space="preserve">FAVA,</w:t>
+            </w:r>
+            <w:r>
+              <w:rPr>
+                <w:b/>
+                <w:bCs/>
+              </w:rPr>
+              <w:t xml:space="preserve"> </w:t>
+            </w:r>
+            <w:r>
+              <w:rPr>
+                <w:b/>
+                <w:bCs/>
+              </w:rPr>
+              <w:t xml:space="preserve">TRUSTEE</w:t>
             </w:r>
           </w:p>
         </w:tc>
         <w:tc>
           <w:tcPr>
-            <w:tcW w:w="3960" w:type="dxa"/>
+            <w:tcW w:w="4680" w:type="dxa"/>
           </w:tcPr>
           <w:p>
             <w:pPr>
               <w:spacing w:before="0" w:after="0" w:line="276" w:lineRule="exact"/>
+              <w:ind w:left="0" w:firstLine="0"/>
               <w:jc w:val="right"/>
             </w:pPr>
             <w:r>
+              <w:rPr>
+                <w:b/>
+                <w:bCs/>
+              </w:rPr>
               <w:t xml:space="preserve">DEFENDANTS</w:t>
             </w:r>
           </w:p>
@@ -262,313 +553,4054 @@
     </w:tbl>
     <w:p>
       <w:pPr>
-        <w:spacing w:before="0" w:after="240" w:line="276" w:lineRule="exact"/>
+        <w:spacing w:before="552" w:after="276" w:line="276" w:lineRule="exact"/>
+        <w:ind w:left="0" w:firstLine="0"/>
+        <w:jc w:val="center"/>
       </w:pPr>
       <w:r>
-        <w:t xml:space="preserve"/>
+        <w:rPr>
+          <w:b/>
+          <w:bCs/>
+        </w:rPr>
+        <w:t xml:space="preserve">COMPLAINT FOR DECLARATORY JUDGMENT, TO DETERMINE EXTENT, VALIDITY AND PRIORITY OF LIENS AND FOR OTHER RELIEF</w:t>
       </w:r>
     </w:p>
     <w:p>
       <w:pPr>
-        <w:spacing w:before="120" w:after="360" w:line="276" w:lineRule="exact"/>
-        <w:jc w:val="center"/>
+        <w:tabs>
+          <w:tab w:val="left" w:pos="1440"/>
+        </w:tabs>
+        <w:spacing w:before="0" w:after="0" w:line="552" w:lineRule="exact"/>
+        <w:ind w:left="0" w:firstLine="720"/>
+        <w:jc w:val="left"/>
       </w:pPr>
       <w:r>
-        <w:rPr>
-          <w:b/>
-        </w:rPr>
-        <w:t xml:space="preserve">COMPLAINT FOR DECLARATORY JUDGMENT, TO DETERMINE EXTENT, VALIDITY AND PRIORITY OF LIENS AND FOR OTHER RELIEF</w:t>
+        <w:t xml:space="preserve">1.</w:t>
+      </w:r>
+      <w:r>
+        <w:tab/>
+      </w:r>
+      <w:r>
+        <w:t xml:space="preserve">The</w:t>
+      </w:r>
+      <w:r>
+        <w:t xml:space="preserve"> </w:t>
+      </w:r>
+      <w:r>
+        <w:t xml:space="preserve">parties</w:t>
+      </w:r>
+      <w:r>
+        <w:t xml:space="preserve"> </w:t>
+      </w:r>
+      <w:r>
+        <w:t xml:space="preserve">are:</w:t>
       </w:r>
     </w:p>
     <w:p>
       <w:pPr>
-        <w:pStyle w:val="NumberedParagraph"/>
+        <w:tabs>
+          <w:tab w:val="left" w:pos="2160"/>
+        </w:tabs>
+        <w:spacing w:before="0" w:after="0" w:line="552" w:lineRule="exact"/>
+        <w:ind w:left="0" w:firstLine="1440"/>
+        <w:jc w:val="left"/>
       </w:pPr>
       <w:r>
-        <w:t xml:space="preserve">1. The parties are:</w:t>
+        <w:t xml:space="preserve">(a)</w:t>
+      </w:r>
+      <w:r>
+        <w:tab/>
+      </w:r>
+      <w:r>
+        <w:t xml:space="preserve">Community</w:t>
+      </w:r>
+      <w:r>
+        <w:t xml:space="preserve"> </w:t>
+      </w:r>
+      <w:r>
+        <w:t xml:space="preserve">Bank</w:t>
+      </w:r>
+      <w:r>
+        <w:t xml:space="preserve"> </w:t>
+      </w:r>
+      <w:r>
+        <w:t xml:space="preserve">of</w:t>
+      </w:r>
+      <w:r>
+        <w:t xml:space="preserve"> </w:t>
+      </w:r>
+      <w:r>
+        <w:t xml:space="preserve">Mississippi</w:t>
+      </w:r>
+      <w:r>
+        <w:t xml:space="preserve"> </w:t>
+      </w:r>
+      <w:r>
+        <w:t xml:space="preserve">(</w:t>
+      </w:r>
+      <w:r>
+        <w:t xml:space="preserve">“</w:t>
+      </w:r>
+      <w:r>
+        <w:t xml:space="preserve">Bank</w:t>
+      </w:r>
+      <w:r>
+        <w:t xml:space="preserve">”</w:t>
+      </w:r>
+      <w:r>
+        <w:t xml:space="preserve">);</w:t>
       </w:r>
     </w:p>
     <w:p>
       <w:pPr>
-        <w:pStyle w:val="LetteredItem"/>
+        <w:tabs>
+          <w:tab w:val="left" w:pos="2160"/>
+        </w:tabs>
+        <w:spacing w:before="0" w:after="0" w:line="552" w:lineRule="exact"/>
+        <w:ind w:left="0" w:firstLine="1440"/>
+        <w:jc w:val="left"/>
       </w:pPr>
       <w:r>
-        <w:t xml:space="preserve">(a)</w:t>
+        <w:t xml:space="preserve">(b)</w:t>
       </w:r>
       <w:r>
         <w:tab/>
       </w:r>
       <w:r>
-        <w:t xml:space="preserve">Community Bank of Mississippi (</w:t>
-      </w:r>
-      <w:r>
-        <w:t xml:space="preserve">“Bank”</w:t>
-      </w:r>
-      <w:r>
-        <w:t xml:space="preserve">);</w:t>
+        <w:t xml:space="preserve">Loancare,</w:t>
+      </w:r>
+      <w:r>
+        <w:t xml:space="preserve"> </w:t>
+      </w:r>
+      <w:r>
+        <w:t xml:space="preserve">LLC</w:t>
+      </w:r>
+      <w:r>
+        <w:t xml:space="preserve"> </w:t>
+      </w:r>
+      <w:r>
+        <w:t xml:space="preserve">(</w:t>
+      </w:r>
+      <w:r>
+        <w:t xml:space="preserve">“</w:t>
+      </w:r>
+      <w:r>
+        <w:t xml:space="preserve">Loancare</w:t>
+      </w:r>
+      <w:r>
+        <w:t xml:space="preserve">”</w:t>
+      </w:r>
+      <w:r>
+        <w:t xml:space="preserve">),</w:t>
+      </w:r>
+      <w:r>
+        <w:t xml:space="preserve"> </w:t>
+      </w:r>
+      <w:r>
+        <w:t xml:space="preserve">a</w:t>
+      </w:r>
+      <w:r>
+        <w:t xml:space="preserve"> </w:t>
+      </w:r>
+      <w:r>
+        <w:t xml:space="preserve">company</w:t>
+      </w:r>
+      <w:r>
+        <w:t xml:space="preserve"> </w:t>
+      </w:r>
+      <w:r>
+        <w:t xml:space="preserve">which</w:t>
+      </w:r>
+      <w:r>
+        <w:t xml:space="preserve"> </w:t>
+      </w:r>
+      <w:r>
+        <w:t xml:space="preserve">may</w:t>
+      </w:r>
+      <w:r>
+        <w:t xml:space="preserve"> </w:t>
+      </w:r>
+      <w:r>
+        <w:t xml:space="preserve">be</w:t>
+      </w:r>
+      <w:r>
+        <w:t xml:space="preserve"> </w:t>
+      </w:r>
+      <w:r>
+        <w:t xml:space="preserve">served</w:t>
+      </w:r>
+      <w:r>
+        <w:t xml:space="preserve"> </w:t>
+      </w:r>
+      <w:r>
+        <w:t xml:space="preserve">with</w:t>
+      </w:r>
+      <w:r>
+        <w:t xml:space="preserve"> </w:t>
+      </w:r>
+      <w:r>
+        <w:t xml:space="preserve">process</w:t>
+      </w:r>
+      <w:r>
+        <w:t xml:space="preserve"> </w:t>
+      </w:r>
+      <w:r>
+        <w:t xml:space="preserve">pursuant</w:t>
+      </w:r>
+      <w:r>
+        <w:t xml:space="preserve"> </w:t>
+      </w:r>
+      <w:r>
+        <w:t xml:space="preserve">to</w:t>
+      </w:r>
+      <w:r>
+        <w:t xml:space="preserve"> </w:t>
+      </w:r>
+      <w:r>
+        <w:t xml:space="preserve">Bankruptcy</w:t>
+      </w:r>
+      <w:r>
+        <w:t xml:space="preserve"> </w:t>
+      </w:r>
+      <w:r>
+        <w:t xml:space="preserve">Rule</w:t>
+      </w:r>
+      <w:r>
+        <w:t xml:space="preserve"> </w:t>
+      </w:r>
+      <w:r>
+        <w:t xml:space="preserve">7004</w:t>
+      </w:r>
+      <w:r>
+        <w:t xml:space="preserve"> </w:t>
+      </w:r>
+      <w:r>
+        <w:t xml:space="preserve">(b)⁠(3)</w:t>
+      </w:r>
+      <w:r>
+        <w:t xml:space="preserve"> </w:t>
+      </w:r>
+      <w:r>
+        <w:t xml:space="preserve">by</w:t>
+      </w:r>
+      <w:r>
+        <w:t xml:space="preserve"> </w:t>
+      </w:r>
+      <w:r>
+        <w:t xml:space="preserve">mailing</w:t>
+      </w:r>
+      <w:r>
+        <w:t xml:space="preserve"> </w:t>
+      </w:r>
+      <w:r>
+        <w:t xml:space="preserve">a</w:t>
+      </w:r>
+      <w:r>
+        <w:t xml:space="preserve"> </w:t>
+      </w:r>
+      <w:r>
+        <w:t xml:space="preserve">copy</w:t>
+      </w:r>
+      <w:r>
+        <w:t xml:space="preserve"> </w:t>
+      </w:r>
+      <w:r>
+        <w:t xml:space="preserve">of</w:t>
+      </w:r>
+      <w:r>
+        <w:t xml:space="preserve"> </w:t>
+      </w:r>
+      <w:r>
+        <w:t xml:space="preserve">the</w:t>
+      </w:r>
+      <w:r>
+        <w:t xml:space="preserve"> </w:t>
+      </w:r>
+      <w:r>
+        <w:t xml:space="preserve">summons</w:t>
+      </w:r>
+      <w:r>
+        <w:t xml:space="preserve"> </w:t>
+      </w:r>
+      <w:r>
+        <w:t xml:space="preserve">and</w:t>
+      </w:r>
+      <w:r>
+        <w:t xml:space="preserve"> </w:t>
+      </w:r>
+      <w:r>
+        <w:t xml:space="preserve">complaint</w:t>
+      </w:r>
+      <w:r>
+        <w:t xml:space="preserve"> </w:t>
+      </w:r>
+      <w:r>
+        <w:t xml:space="preserve">to</w:t>
+      </w:r>
+      <w:r>
+        <w:t xml:space="preserve"> </w:t>
+      </w:r>
+      <w:r>
+        <w:t xml:space="preserve">its</w:t>
+      </w:r>
+      <w:r>
+        <w:t xml:space="preserve"> </w:t>
+      </w:r>
+      <w:r>
+        <w:t xml:space="preserve">registered</w:t>
+      </w:r>
+      <w:r>
+        <w:t xml:space="preserve"> </w:t>
+      </w:r>
+      <w:r>
+        <w:t xml:space="preserve">agent</w:t>
+      </w:r>
+      <w:r>
+        <w:t xml:space="preserve"> </w:t>
+      </w:r>
+      <w:r>
+        <w:t xml:space="preserve">for</w:t>
+      </w:r>
+      <w:r>
+        <w:t xml:space="preserve"> </w:t>
+      </w:r>
+      <w:r>
+        <w:t xml:space="preserve">process,</w:t>
+      </w:r>
+      <w:r>
+        <w:t xml:space="preserve"> </w:t>
+      </w:r>
+      <w:r>
+        <w:t xml:space="preserve">CT</w:t>
+      </w:r>
+      <w:r>
+        <w:t xml:space="preserve"> </w:t>
+      </w:r>
+      <w:r>
+        <w:t xml:space="preserve">Corporation</w:t>
+      </w:r>
+      <w:r>
+        <w:t xml:space="preserve"> </w:t>
+      </w:r>
+      <w:r>
+        <w:t xml:space="preserve">System</w:t>
+      </w:r>
+      <w:r>
+        <w:t xml:space="preserve"> </w:t>
+      </w:r>
+      <w:r>
+        <w:t xml:space="preserve">of</w:t>
+      </w:r>
+      <w:r>
+        <w:t xml:space="preserve"> </w:t>
+      </w:r>
+      <w:r>
+        <w:t xml:space="preserve">Mississippi,</w:t>
+      </w:r>
+      <w:r>
+        <w:t xml:space="preserve"> </w:t>
+      </w:r>
+      <w:r>
+        <w:t xml:space="preserve">645</w:t>
+      </w:r>
+      <w:r>
+        <w:t xml:space="preserve"> </w:t>
+      </w:r>
+      <w:r>
+        <w:t xml:space="preserve">Lakeland</w:t>
+      </w:r>
+      <w:r>
+        <w:t xml:space="preserve"> </w:t>
+      </w:r>
+      <w:r>
+        <w:t xml:space="preserve">East</w:t>
+      </w:r>
+      <w:r>
+        <w:t xml:space="preserve"> </w:t>
+      </w:r>
+      <w:r>
+        <w:t xml:space="preserve">Drive,</w:t>
+      </w:r>
+      <w:r>
+        <w:t xml:space="preserve"> </w:t>
+      </w:r>
+      <w:r>
+        <w:t xml:space="preserve">Suite</w:t>
+      </w:r>
+      <w:r>
+        <w:t xml:space="preserve"> </w:t>
+      </w:r>
+      <w:r>
+        <w:t xml:space="preserve">101,</w:t>
+      </w:r>
+      <w:r>
+        <w:t xml:space="preserve"> </w:t>
+      </w:r>
+      <w:r>
+        <w:t xml:space="preserve">Flowood,</w:t>
+      </w:r>
+      <w:r>
+        <w:t xml:space="preserve"> </w:t>
+      </w:r>
+      <w:r>
+        <w:t xml:space="preserve">Mississippi;</w:t>
       </w:r>
     </w:p>
     <w:p>
       <w:pPr>
-        <w:pStyle w:val="LetteredItem"/>
+        <w:tabs>
+          <w:tab w:val="left" w:pos="2160"/>
+        </w:tabs>
+        <w:spacing w:before="0" w:after="0" w:line="552" w:lineRule="exact"/>
+        <w:ind w:left="0" w:firstLine="1440"/>
+        <w:jc w:val="left"/>
       </w:pPr>
       <w:r>
-        <w:t xml:space="preserve">(b)</w:t>
+        <w:t xml:space="preserve">(c)</w:t>
       </w:r>
       <w:r>
         <w:tab/>
       </w:r>
       <w:r>
-        <w:t xml:space="preserve">Loancare, LLC (</w:t>
-      </w:r>
-      <w:r>
-        <w:t xml:space="preserve">“Loancare”</w:t>
-      </w:r>
-      <w:r>
-        <w:t xml:space="preserve">), a company which may be served with process pursuant to Bankruptcy Rule 7004 (b)(3) by mailing a copy of the summons and complaint to its registered agent for process, CT Corporation System of Mississippi, 645 Lakeland East Drive, Suite 101, Flowood, Mississippi;</w:t>
+        <w:t xml:space="preserve">Margaret</w:t>
+      </w:r>
+      <w:r>
+        <w:t xml:space="preserve"> </w:t>
+      </w:r>
+      <w:r>
+        <w:t xml:space="preserve">B.</w:t>
+      </w:r>
+      <w:r>
+        <w:t xml:space="preserve"> </w:t>
+      </w:r>
+      <w:r>
+        <w:t xml:space="preserve">Hall</w:t>
+      </w:r>
+      <w:r>
+        <w:t xml:space="preserve"> </w:t>
+      </w:r>
+      <w:r>
+        <w:t xml:space="preserve">(</w:t>
+      </w:r>
+      <w:r>
+        <w:t xml:space="preserve">“</w:t>
+      </w:r>
+      <w:r>
+        <w:t xml:space="preserve">Debtor</w:t>
+      </w:r>
+      <w:r>
+        <w:t xml:space="preserve">”</w:t>
+      </w:r>
+      <w:r>
+        <w:t xml:space="preserve">),</w:t>
+      </w:r>
+      <w:r>
+        <w:t xml:space="preserve"> </w:t>
+      </w:r>
+      <w:r>
+        <w:t xml:space="preserve">the</w:t>
+      </w:r>
+      <w:r>
+        <w:t xml:space="preserve"> </w:t>
+      </w:r>
+      <w:r>
+        <w:t xml:space="preserve">Debtor</w:t>
+      </w:r>
+      <w:r>
+        <w:t xml:space="preserve"> </w:t>
+      </w:r>
+      <w:r>
+        <w:t xml:space="preserve">in</w:t>
+      </w:r>
+      <w:r>
+        <w:t xml:space="preserve"> </w:t>
+      </w:r>
+      <w:r>
+        <w:t xml:space="preserve">this</w:t>
+      </w:r>
+      <w:r>
+        <w:t xml:space="preserve"> </w:t>
+      </w:r>
+      <w:r>
+        <w:t xml:space="preserve">bankruptcy</w:t>
+      </w:r>
+      <w:r>
+        <w:t xml:space="preserve"> </w:t>
+      </w:r>
+      <w:r>
+        <w:t xml:space="preserve">proceeding</w:t>
+      </w:r>
+      <w:r>
+        <w:t xml:space="preserve"> </w:t>
+      </w:r>
+      <w:r>
+        <w:t xml:space="preserve">who</w:t>
+      </w:r>
+      <w:r>
+        <w:t xml:space="preserve"> </w:t>
+      </w:r>
+      <w:r>
+        <w:t xml:space="preserve">may</w:t>
+      </w:r>
+      <w:r>
+        <w:t xml:space="preserve"> </w:t>
+      </w:r>
+      <w:r>
+        <w:t xml:space="preserve">be</w:t>
+      </w:r>
+      <w:r>
+        <w:t xml:space="preserve"> </w:t>
+      </w:r>
+      <w:r>
+        <w:t xml:space="preserve">served</w:t>
+      </w:r>
+      <w:r>
+        <w:t xml:space="preserve"> </w:t>
+      </w:r>
+      <w:r>
+        <w:t xml:space="preserve">with</w:t>
+      </w:r>
+      <w:r>
+        <w:t xml:space="preserve"> </w:t>
+      </w:r>
+      <w:r>
+        <w:t xml:space="preserve">process</w:t>
+      </w:r>
+      <w:r>
+        <w:t xml:space="preserve"> </w:t>
+      </w:r>
+      <w:r>
+        <w:t xml:space="preserve">pursuant</w:t>
+      </w:r>
+      <w:r>
+        <w:t xml:space="preserve"> </w:t>
+      </w:r>
+      <w:r>
+        <w:t xml:space="preserve">to</w:t>
+      </w:r>
+      <w:r>
+        <w:t xml:space="preserve"> </w:t>
+      </w:r>
+      <w:r>
+        <w:t xml:space="preserve">Bankruptcy</w:t>
+      </w:r>
+      <w:r>
+        <w:t xml:space="preserve"> </w:t>
+      </w:r>
+      <w:r>
+        <w:t xml:space="preserve">Rule</w:t>
+      </w:r>
+      <w:r>
+        <w:t xml:space="preserve"> </w:t>
+      </w:r>
+      <w:r>
+        <w:t xml:space="preserve">7004</w:t>
+      </w:r>
+      <w:r>
+        <w:t xml:space="preserve"> </w:t>
+      </w:r>
+      <w:r>
+        <w:t xml:space="preserve">(b)⁠(9)</w:t>
+      </w:r>
+      <w:r>
+        <w:t xml:space="preserve"> </w:t>
+      </w:r>
+      <w:r>
+        <w:t xml:space="preserve">and</w:t>
+      </w:r>
+      <w:r>
+        <w:t xml:space="preserve"> </w:t>
+      </w:r>
+      <w:r>
+        <w:t xml:space="preserve">(g)</w:t>
+      </w:r>
+      <w:r>
+        <w:t xml:space="preserve"> </w:t>
+      </w:r>
+      <w:r>
+        <w:t xml:space="preserve">by</w:t>
+      </w:r>
+      <w:r>
+        <w:t xml:space="preserve"> </w:t>
+      </w:r>
+      <w:r>
+        <w:t xml:space="preserve">mailing</w:t>
+      </w:r>
+      <w:r>
+        <w:t xml:space="preserve"> </w:t>
+      </w:r>
+      <w:r>
+        <w:t xml:space="preserve">a</w:t>
+      </w:r>
+      <w:r>
+        <w:t xml:space="preserve"> </w:t>
+      </w:r>
+      <w:r>
+        <w:t xml:space="preserve">copy</w:t>
+      </w:r>
+      <w:r>
+        <w:t xml:space="preserve"> </w:t>
+      </w:r>
+      <w:r>
+        <w:t xml:space="preserve">of</w:t>
+      </w:r>
+      <w:r>
+        <w:t xml:space="preserve"> </w:t>
+      </w:r>
+      <w:r>
+        <w:t xml:space="preserve">the</w:t>
+      </w:r>
+      <w:r>
+        <w:t xml:space="preserve"> </w:t>
+      </w:r>
+      <w:r>
+        <w:t xml:space="preserve">summons</w:t>
+      </w:r>
+      <w:r>
+        <w:t xml:space="preserve"> </w:t>
+      </w:r>
+      <w:r>
+        <w:t xml:space="preserve">and</w:t>
+      </w:r>
+      <w:r>
+        <w:t xml:space="preserve"> </w:t>
+      </w:r>
+      <w:r>
+        <w:t xml:space="preserve">complaint</w:t>
+      </w:r>
+      <w:r>
+        <w:t xml:space="preserve"> </w:t>
+      </w:r>
+      <w:r>
+        <w:t xml:space="preserve">to</w:t>
+      </w:r>
+      <w:r>
+        <w:t xml:space="preserve"> </w:t>
+      </w:r>
+      <w:r>
+        <w:t xml:space="preserve">her</w:t>
+      </w:r>
+      <w:r>
+        <w:t xml:space="preserve"> </w:t>
+      </w:r>
+      <w:r>
+        <w:t xml:space="preserve">at</w:t>
+      </w:r>
+      <w:r>
+        <w:t xml:space="preserve"> </w:t>
+      </w:r>
+      <w:r>
+        <w:t xml:space="preserve">109</w:t>
+      </w:r>
+      <w:r>
+        <w:t xml:space="preserve"> </w:t>
+      </w:r>
+      <w:r>
+        <w:t xml:space="preserve">Glen</w:t>
+      </w:r>
+      <w:r>
+        <w:t xml:space="preserve"> </w:t>
+      </w:r>
+      <w:r>
+        <w:t xml:space="preserve">Eagle</w:t>
+      </w:r>
+      <w:r>
+        <w:t xml:space="preserve"> </w:t>
+      </w:r>
+      <w:r>
+        <w:t xml:space="preserve">Road,</w:t>
+      </w:r>
+      <w:r>
+        <w:t xml:space="preserve"> </w:t>
+      </w:r>
+      <w:r>
+        <w:t xml:space="preserve">Oxford,</w:t>
+      </w:r>
+      <w:r>
+        <w:t xml:space="preserve"> </w:t>
+      </w:r>
+      <w:r>
+        <w:t xml:space="preserve">Mississippi</w:t>
+      </w:r>
+      <w:r>
+        <w:t xml:space="preserve"> </w:t>
+      </w:r>
+      <w:r>
+        <w:t xml:space="preserve">38655,</w:t>
+      </w:r>
+      <w:r>
+        <w:t xml:space="preserve"> </w:t>
+      </w:r>
+      <w:r>
+        <w:t xml:space="preserve">which</w:t>
+      </w:r>
+      <w:r>
+        <w:t xml:space="preserve"> </w:t>
+      </w:r>
+      <w:r>
+        <w:t xml:space="preserve">is</w:t>
+      </w:r>
+      <w:r>
+        <w:t xml:space="preserve"> </w:t>
+      </w:r>
+      <w:r>
+        <w:t xml:space="preserve">the</w:t>
+      </w:r>
+      <w:r>
+        <w:t xml:space="preserve"> </w:t>
+      </w:r>
+      <w:r>
+        <w:t xml:space="preserve">address</w:t>
+      </w:r>
+      <w:r>
+        <w:t xml:space="preserve"> </w:t>
+      </w:r>
+      <w:r>
+        <w:t xml:space="preserve">shown</w:t>
+      </w:r>
+      <w:r>
+        <w:t xml:space="preserve"> </w:t>
+      </w:r>
+      <w:r>
+        <w:t xml:space="preserve">on</w:t>
+      </w:r>
+      <w:r>
+        <w:t xml:space="preserve"> </w:t>
+      </w:r>
+      <w:r>
+        <w:t xml:space="preserve">the</w:t>
+      </w:r>
+      <w:r>
+        <w:t xml:space="preserve"> </w:t>
+      </w:r>
+      <w:r>
+        <w:t xml:space="preserve">petition</w:t>
+      </w:r>
+      <w:r>
+        <w:t xml:space="preserve"> </w:t>
+      </w:r>
+      <w:r>
+        <w:t xml:space="preserve">and</w:t>
+      </w:r>
+      <w:r>
+        <w:t xml:space="preserve"> </w:t>
+      </w:r>
+      <w:r>
+        <w:t xml:space="preserve">by</w:t>
+      </w:r>
+      <w:r>
+        <w:t xml:space="preserve"> </w:t>
+      </w:r>
+      <w:r>
+        <w:t xml:space="preserve">mailing</w:t>
+      </w:r>
+      <w:r>
+        <w:t xml:space="preserve"> </w:t>
+      </w:r>
+      <w:r>
+        <w:t xml:space="preserve">a</w:t>
+      </w:r>
+      <w:r>
+        <w:t xml:space="preserve"> </w:t>
+      </w:r>
+      <w:r>
+        <w:t xml:space="preserve">copy</w:t>
+      </w:r>
+      <w:r>
+        <w:t xml:space="preserve"> </w:t>
+      </w:r>
+      <w:r>
+        <w:t xml:space="preserve">of</w:t>
+      </w:r>
+      <w:r>
+        <w:t xml:space="preserve"> </w:t>
+      </w:r>
+      <w:r>
+        <w:t xml:space="preserve">the</w:t>
+      </w:r>
+      <w:r>
+        <w:t xml:space="preserve"> </w:t>
+      </w:r>
+      <w:r>
+        <w:t xml:space="preserve">summons</w:t>
+      </w:r>
+      <w:r>
+        <w:t xml:space="preserve"> </w:t>
+      </w:r>
+      <w:r>
+        <w:t xml:space="preserve">and</w:t>
+      </w:r>
+      <w:r>
+        <w:t xml:space="preserve"> </w:t>
+      </w:r>
+      <w:r>
+        <w:t xml:space="preserve">complaint</w:t>
+      </w:r>
+      <w:r>
+        <w:t xml:space="preserve"> </w:t>
+      </w:r>
+      <w:r>
+        <w:t xml:space="preserve">to</w:t>
+      </w:r>
+      <w:r>
+        <w:t xml:space="preserve"> </w:t>
+      </w:r>
+      <w:r>
+        <w:t xml:space="preserve">her</w:t>
+      </w:r>
+      <w:r>
+        <w:t xml:space="preserve"> </w:t>
+      </w:r>
+      <w:r>
+        <w:t xml:space="preserve">attorney</w:t>
+      </w:r>
+      <w:r>
+        <w:t xml:space="preserve"> </w:t>
+      </w:r>
+      <w:r>
+        <w:t xml:space="preserve">Karen</w:t>
+      </w:r>
+      <w:r>
+        <w:t xml:space="preserve"> </w:t>
+      </w:r>
+      <w:r>
+        <w:t xml:space="preserve">B.</w:t>
+      </w:r>
+      <w:r>
+        <w:t xml:space="preserve"> </w:t>
+      </w:r>
+      <w:r>
+        <w:t xml:space="preserve">Schneller,</w:t>
+      </w:r>
+      <w:r>
+        <w:t xml:space="preserve"> </w:t>
+      </w:r>
+      <w:r>
+        <w:t xml:space="preserve">PO</w:t>
+      </w:r>
+      <w:r>
+        <w:t xml:space="preserve"> </w:t>
+      </w:r>
+      <w:r>
+        <w:t xml:space="preserve">Box</w:t>
+      </w:r>
+      <w:r>
+        <w:t xml:space="preserve"> </w:t>
+      </w:r>
+      <w:r>
+        <w:t xml:space="preserve">417,</w:t>
+      </w:r>
+      <w:r>
+        <w:t xml:space="preserve"> </w:t>
+      </w:r>
+      <w:r>
+        <w:t xml:space="preserve">Holly</w:t>
+      </w:r>
+      <w:r>
+        <w:t xml:space="preserve"> </w:t>
+      </w:r>
+      <w:r>
+        <w:t xml:space="preserve">Springs,</w:t>
+      </w:r>
+      <w:r>
+        <w:t xml:space="preserve"> </w:t>
+      </w:r>
+      <w:r>
+        <w:t xml:space="preserve">Mississippi</w:t>
+      </w:r>
+      <w:r>
+        <w:t xml:space="preserve"> </w:t>
+      </w:r>
+      <w:r>
+        <w:t xml:space="preserve">38635;</w:t>
+      </w:r>
+      <w:r>
+        <w:t xml:space="preserve"> </w:t>
+      </w:r>
+      <w:r>
+        <w:t xml:space="preserve">and</w:t>
       </w:r>
     </w:p>
     <w:p>
       <w:pPr>
-        <w:pStyle w:val="LetteredItem"/>
+        <w:tabs>
+          <w:tab w:val="left" w:pos="2160"/>
+        </w:tabs>
+        <w:spacing w:before="0" w:after="0" w:line="552" w:lineRule="exact"/>
+        <w:ind w:left="0" w:firstLine="1440"/>
+        <w:jc w:val="left"/>
       </w:pPr>
       <w:r>
-        <w:t xml:space="preserve">(c)</w:t>
+        <w:t xml:space="preserve">(d)</w:t>
       </w:r>
       <w:r>
         <w:tab/>
       </w:r>
       <w:r>
-        <w:t xml:space="preserve">Margaret B. Hall (</w:t>
-      </w:r>
-      <w:r>
-        <w:t xml:space="preserve">“Debtor”</w:t>
-      </w:r>
-      <w:r>
-        <w:t xml:space="preserve">), the Debtor in this bankruptcy proceeding who may be served with process pursuant to Bankruptcy Rule 7004 (b)(9) and (g) by mailing a copy of the summons and complaint to her at 109 Glen Eagle Road, Oxford, Mississippi 38655, which is the address shown on the petition and by mailing a copy of the summons and complaint to her attorney Karen B. Schneller, PO Box 417, Holly Springs, Mississippi 38635; and</w:t>
+        <w:t xml:space="preserve">William</w:t>
+      </w:r>
+      <w:r>
+        <w:t xml:space="preserve"> </w:t>
+      </w:r>
+      <w:r>
+        <w:t xml:space="preserve">L.</w:t>
+      </w:r>
+      <w:r>
+        <w:t xml:space="preserve"> </w:t>
+      </w:r>
+      <w:r>
+        <w:t xml:space="preserve">Fava,</w:t>
+      </w:r>
+      <w:r>
+        <w:t xml:space="preserve"> </w:t>
+      </w:r>
+      <w:r>
+        <w:t xml:space="preserve">the</w:t>
+      </w:r>
+      <w:r>
+        <w:t xml:space="preserve"> </w:t>
+      </w:r>
+      <w:r>
+        <w:t xml:space="preserve">Chapter</w:t>
+      </w:r>
+      <w:r>
+        <w:t xml:space="preserve"> </w:t>
+      </w:r>
+      <w:r>
+        <w:t xml:space="preserve">7</w:t>
+      </w:r>
+      <w:r>
+        <w:t xml:space="preserve"> </w:t>
+      </w:r>
+      <w:r>
+        <w:t xml:space="preserve">Trustee,</w:t>
+      </w:r>
+      <w:r>
+        <w:t xml:space="preserve"> </w:t>
+      </w:r>
+      <w:r>
+        <w:t xml:space="preserve">who</w:t>
+      </w:r>
+      <w:r>
+        <w:t xml:space="preserve"> </w:t>
+      </w:r>
+      <w:r>
+        <w:t xml:space="preserve">may</w:t>
+      </w:r>
+      <w:r>
+        <w:t xml:space="preserve"> </w:t>
+      </w:r>
+      <w:r>
+        <w:t xml:space="preserve">be</w:t>
+      </w:r>
+      <w:r>
+        <w:t xml:space="preserve"> </w:t>
+      </w:r>
+      <w:r>
+        <w:t xml:space="preserve">served</w:t>
+      </w:r>
+      <w:r>
+        <w:t xml:space="preserve"> </w:t>
+      </w:r>
+      <w:r>
+        <w:t xml:space="preserve">with</w:t>
+      </w:r>
+      <w:r>
+        <w:t xml:space="preserve"> </w:t>
+      </w:r>
+      <w:r>
+        <w:t xml:space="preserve">process</w:t>
+      </w:r>
+      <w:r>
+        <w:t xml:space="preserve"> </w:t>
+      </w:r>
+      <w:r>
+        <w:t xml:space="preserve">pursuant</w:t>
+      </w:r>
+      <w:r>
+        <w:t xml:space="preserve"> </w:t>
+      </w:r>
+      <w:r>
+        <w:t xml:space="preserve">to</w:t>
+      </w:r>
+      <w:r>
+        <w:t xml:space="preserve"> </w:t>
+      </w:r>
+      <w:r>
+        <w:t xml:space="preserve">Bankruptcy</w:t>
+      </w:r>
+      <w:r>
+        <w:t xml:space="preserve"> </w:t>
+      </w:r>
+      <w:r>
+        <w:t xml:space="preserve">Rule</w:t>
+      </w:r>
+      <w:r>
+        <w:t xml:space="preserve"> </w:t>
+      </w:r>
+      <w:r>
+        <w:t xml:space="preserve">7004</w:t>
+      </w:r>
+      <w:r>
+        <w:t xml:space="preserve"> </w:t>
+      </w:r>
+      <w:r>
+        <w:t xml:space="preserve">(b)⁠(1)</w:t>
+      </w:r>
+      <w:r>
+        <w:t xml:space="preserve"> </w:t>
+      </w:r>
+      <w:r>
+        <w:t xml:space="preserve">by</w:t>
+      </w:r>
+      <w:r>
+        <w:t xml:space="preserve"> </w:t>
+      </w:r>
+      <w:r>
+        <w:t xml:space="preserve">mailing</w:t>
+      </w:r>
+      <w:r>
+        <w:t xml:space="preserve"> </w:t>
+      </w:r>
+      <w:r>
+        <w:t xml:space="preserve">a</w:t>
+      </w:r>
+      <w:r>
+        <w:t xml:space="preserve"> </w:t>
+      </w:r>
+      <w:r>
+        <w:t xml:space="preserve">copy</w:t>
+      </w:r>
+      <w:r>
+        <w:t xml:space="preserve"> </w:t>
+      </w:r>
+      <w:r>
+        <w:t xml:space="preserve">of</w:t>
+      </w:r>
+      <w:r>
+        <w:t xml:space="preserve"> </w:t>
+      </w:r>
+      <w:r>
+        <w:t xml:space="preserve">the</w:t>
+      </w:r>
+      <w:r>
+        <w:t xml:space="preserve"> </w:t>
+      </w:r>
+      <w:r>
+        <w:t xml:space="preserve">summons</w:t>
+      </w:r>
+      <w:r>
+        <w:t xml:space="preserve"> </w:t>
+      </w:r>
+      <w:r>
+        <w:t xml:space="preserve">and</w:t>
+      </w:r>
+      <w:r>
+        <w:t xml:space="preserve"> </w:t>
+      </w:r>
+      <w:r>
+        <w:t xml:space="preserve">complaint</w:t>
+      </w:r>
+      <w:r>
+        <w:t xml:space="preserve"> </w:t>
+      </w:r>
+      <w:r>
+        <w:t xml:space="preserve">to</w:t>
+      </w:r>
+      <w:r>
+        <w:t xml:space="preserve"> </w:t>
+      </w:r>
+      <w:r>
+        <w:t xml:space="preserve">him</w:t>
+      </w:r>
+      <w:r>
+        <w:t xml:space="preserve"> </w:t>
+      </w:r>
+      <w:r>
+        <w:t xml:space="preserve">at</w:t>
+      </w:r>
+      <w:r>
+        <w:t xml:space="preserve"> </w:t>
+      </w:r>
+      <w:r>
+        <w:t xml:space="preserve">PO</w:t>
+      </w:r>
+      <w:r>
+        <w:t xml:space="preserve"> </w:t>
+      </w:r>
+      <w:r>
+        <w:t xml:space="preserve">Box</w:t>
+      </w:r>
+      <w:r>
+        <w:t xml:space="preserve"> </w:t>
+      </w:r>
+      <w:r>
+        <w:t xml:space="preserve">783,</w:t>
+      </w:r>
+      <w:r>
+        <w:t xml:space="preserve"> </w:t>
+      </w:r>
+      <w:r>
+        <w:t xml:space="preserve">Southaven,</w:t>
+      </w:r>
+      <w:r>
+        <w:t xml:space="preserve"> </w:t>
+      </w:r>
+      <w:r>
+        <w:t xml:space="preserve">Mississippi</w:t>
+      </w:r>
+      <w:r>
+        <w:t xml:space="preserve"> </w:t>
+      </w:r>
+      <w:r>
+        <w:t xml:space="preserve">38671.</w:t>
       </w:r>
     </w:p>
     <w:p>
       <w:pPr>
-        <w:pStyle w:val="LetteredItem"/>
+        <w:tabs>
+          <w:tab w:val="left" w:pos="1440"/>
+        </w:tabs>
+        <w:spacing w:before="0" w:after="0" w:line="552" w:lineRule="exact"/>
+        <w:ind w:left="0" w:firstLine="720"/>
+        <w:jc w:val="left"/>
       </w:pPr>
       <w:r>
-        <w:t xml:space="preserve">(d)</w:t>
+        <w:t xml:space="preserve">2.</w:t>
       </w:r>
       <w:r>
         <w:tab/>
       </w:r>
       <w:r>
-        <w:t xml:space="preserve">William L. Fava, the Chapter 7 Trustee, who may be served with process pursuant to Bankruptcy Rule 7004 (b)(1) by mailing a copy of the summons and complaint to him at PO Box 783, Southaven, Mississippi 38671.</w:t>
+        <w:t xml:space="preserve">This</w:t>
+      </w:r>
+      <w:r>
+        <w:t xml:space="preserve"> </w:t>
+      </w:r>
+      <w:r>
+        <w:t xml:space="preserve">Court</w:t>
+      </w:r>
+      <w:r>
+        <w:t xml:space="preserve"> </w:t>
+      </w:r>
+      <w:r>
+        <w:t xml:space="preserve">has</w:t>
+      </w:r>
+      <w:r>
+        <w:t xml:space="preserve"> </w:t>
+      </w:r>
+      <w:r>
+        <w:t xml:space="preserve">jurisdiction</w:t>
+      </w:r>
+      <w:r>
+        <w:t xml:space="preserve"> </w:t>
+      </w:r>
+      <w:r>
+        <w:t xml:space="preserve">pursuant</w:t>
+      </w:r>
+      <w:r>
+        <w:t xml:space="preserve"> </w:t>
+      </w:r>
+      <w:r>
+        <w:t xml:space="preserve">to</w:t>
+      </w:r>
+      <w:r>
+        <w:t xml:space="preserve"> </w:t>
+      </w:r>
+      <w:r>
+        <w:t xml:space="preserve">28</w:t>
+      </w:r>
+      <w:r>
+        <w:t xml:space="preserve"> </w:t>
+      </w:r>
+      <w:r>
+        <w:t xml:space="preserve">U.S.C.</w:t>
+      </w:r>
+      <w:r>
+        <w:t xml:space="preserve"> </w:t>
+      </w:r>
+      <w:r>
+        <w:t xml:space="preserve">§</w:t>
+      </w:r>
+      <w:r>
+        <w:t xml:space="preserve"> </w:t>
+      </w:r>
+      <w:r>
+        <w:t xml:space="preserve">1334</w:t>
+      </w:r>
+      <w:r>
+        <w:t xml:space="preserve"> </w:t>
+      </w:r>
+      <w:r>
+        <w:t xml:space="preserve">and</w:t>
+      </w:r>
+      <w:r>
+        <w:t xml:space="preserve"> </w:t>
+      </w:r>
+      <w:r>
+        <w:t xml:space="preserve">§</w:t>
+      </w:r>
+      <w:r>
+        <w:t xml:space="preserve"> </w:t>
+      </w:r>
+      <w:r>
+        <w:t xml:space="preserve">157.</w:t>
+      </w:r>
+      <w:r>
+        <w:t xml:space="preserve"> </w:t>
+      </w:r>
+      <w:r>
+        <w:t xml:space="preserve">This</w:t>
+      </w:r>
+      <w:r>
+        <w:t xml:space="preserve"> </w:t>
+      </w:r>
+      <w:r>
+        <w:t xml:space="preserve">adversary</w:t>
+      </w:r>
+      <w:r>
+        <w:t xml:space="preserve"> </w:t>
+      </w:r>
+      <w:r>
+        <w:t xml:space="preserve">proceeding</w:t>
+      </w:r>
+      <w:r>
+        <w:t xml:space="preserve"> </w:t>
+      </w:r>
+      <w:r>
+        <w:t xml:space="preserve">relates</w:t>
+      </w:r>
+      <w:r>
+        <w:t xml:space="preserve"> </w:t>
+      </w:r>
+      <w:r>
+        <w:t xml:space="preserve">to</w:t>
+      </w:r>
+      <w:r>
+        <w:t xml:space="preserve"> </w:t>
+      </w:r>
+      <w:r>
+        <w:t xml:space="preserve">the</w:t>
+      </w:r>
+      <w:r>
+        <w:t xml:space="preserve"> </w:t>
+      </w:r>
+      <w:r>
+        <w:t xml:space="preserve">bankruptcy</w:t>
+      </w:r>
+      <w:r>
+        <w:t xml:space="preserve"> </w:t>
+      </w:r>
+      <w:r>
+        <w:t xml:space="preserve">proceeding</w:t>
+      </w:r>
+      <w:r>
+        <w:t xml:space="preserve"> </w:t>
+      </w:r>
+      <w:r>
+        <w:t xml:space="preserve">of</w:t>
+      </w:r>
+      <w:r>
+        <w:t xml:space="preserve"> </w:t>
+      </w:r>
+      <w:r>
+        <w:t xml:space="preserve">Margaret</w:t>
+      </w:r>
+      <w:r>
+        <w:t xml:space="preserve"> </w:t>
+      </w:r>
+      <w:r>
+        <w:t xml:space="preserve">B.</w:t>
+      </w:r>
+      <w:r>
+        <w:t xml:space="preserve"> </w:t>
+      </w:r>
+      <w:r>
+        <w:t xml:space="preserve">Hall,</w:t>
+      </w:r>
+      <w:r>
+        <w:t xml:space="preserve"> </w:t>
+      </w:r>
+      <w:r>
+        <w:t xml:space="preserve">Bankruptcy</w:t>
+      </w:r>
+      <w:r>
+        <w:t xml:space="preserve"> </w:t>
+      </w:r>
+      <w:r>
+        <w:t xml:space="preserve">No.</w:t>
+      </w:r>
+      <w:r>
+        <w:t xml:space="preserve"> </w:t>
+      </w:r>
+      <w:r>
+        <w:t xml:space="preserve">20</w:t>
+        <w:noBreakHyphen/>
+        <w:t xml:space="preserve">12866-JDW,</w:t>
+      </w:r>
+      <w:r>
+        <w:t xml:space="preserve"> </w:t>
+      </w:r>
+      <w:r>
+        <w:t xml:space="preserve">pending</w:t>
+      </w:r>
+      <w:r>
+        <w:t xml:space="preserve"> </w:t>
+      </w:r>
+      <w:r>
+        <w:t xml:space="preserve">in</w:t>
+      </w:r>
+      <w:r>
+        <w:t xml:space="preserve"> </w:t>
+      </w:r>
+      <w:r>
+        <w:t xml:space="preserve">the</w:t>
+      </w:r>
+      <w:r>
+        <w:t xml:space="preserve"> </w:t>
+      </w:r>
+      <w:r>
+        <w:t xml:space="preserve">U.</w:t>
+      </w:r>
+      <w:r>
+        <w:t xml:space="preserve"> </w:t>
+      </w:r>
+      <w:r>
+        <w:t xml:space="preserve">S.</w:t>
+      </w:r>
+      <w:r>
+        <w:t xml:space="preserve"> </w:t>
+      </w:r>
+      <w:r>
+        <w:t xml:space="preserve">Bankruptcy</w:t>
+      </w:r>
+      <w:r>
+        <w:t xml:space="preserve"> </w:t>
+      </w:r>
+      <w:r>
+        <w:t xml:space="preserve">Court</w:t>
+      </w:r>
+      <w:r>
+        <w:t xml:space="preserve"> </w:t>
+      </w:r>
+      <w:r>
+        <w:t xml:space="preserve">for</w:t>
+      </w:r>
+      <w:r>
+        <w:t xml:space="preserve"> </w:t>
+      </w:r>
+      <w:r>
+        <w:t xml:space="preserve">the</w:t>
+      </w:r>
+      <w:r>
+        <w:t xml:space="preserve"> </w:t>
+      </w:r>
+      <w:r>
+        <w:t xml:space="preserve">Northern</w:t>
+      </w:r>
+      <w:r>
+        <w:t xml:space="preserve"> </w:t>
+      </w:r>
+      <w:r>
+        <w:t xml:space="preserve">District</w:t>
+      </w:r>
+      <w:r>
+        <w:t xml:space="preserve"> </w:t>
+      </w:r>
+      <w:r>
+        <w:t xml:space="preserve">of</w:t>
+      </w:r>
+      <w:r>
+        <w:t xml:space="preserve"> </w:t>
+      </w:r>
+      <w:r>
+        <w:t xml:space="preserve">Mississippi.</w:t>
+      </w:r>
+      <w:r>
+        <w:t xml:space="preserve"> </w:t>
+      </w:r>
+      <w:r>
+        <w:t xml:space="preserve">This</w:t>
+      </w:r>
+      <w:r>
+        <w:t xml:space="preserve"> </w:t>
+      </w:r>
+      <w:r>
+        <w:t xml:space="preserve">is</w:t>
+      </w:r>
+      <w:r>
+        <w:t xml:space="preserve"> </w:t>
+      </w:r>
+      <w:r>
+        <w:t xml:space="preserve">a</w:t>
+      </w:r>
+      <w:r>
+        <w:t xml:space="preserve"> </w:t>
+      </w:r>
+      <w:r>
+        <w:t xml:space="preserve">core</w:t>
+      </w:r>
+      <w:r>
+        <w:t xml:space="preserve"> </w:t>
+      </w:r>
+      <w:r>
+        <w:t xml:space="preserve">proceeding</w:t>
+      </w:r>
+      <w:r>
+        <w:t xml:space="preserve"> </w:t>
+      </w:r>
+      <w:r>
+        <w:t xml:space="preserve">pursuant</w:t>
+      </w:r>
+      <w:r>
+        <w:t xml:space="preserve"> </w:t>
+      </w:r>
+      <w:r>
+        <w:t xml:space="preserve">to</w:t>
+      </w:r>
+      <w:r>
+        <w:t xml:space="preserve"> </w:t>
+      </w:r>
+      <w:r>
+        <w:t xml:space="preserve">28</w:t>
+      </w:r>
+      <w:r>
+        <w:t xml:space="preserve"> </w:t>
+      </w:r>
+      <w:r>
+        <w:t xml:space="preserve">U.S.C.</w:t>
+      </w:r>
+      <w:r>
+        <w:t xml:space="preserve"> </w:t>
+      </w:r>
+      <w:r>
+        <w:t xml:space="preserve">§</w:t>
+      </w:r>
+      <w:r>
+        <w:t xml:space="preserve"> </w:t>
+      </w:r>
+      <w:r>
+        <w:t xml:space="preserve">157(b)⁠(2)⁠(A)</w:t>
+      </w:r>
+      <w:r>
+        <w:t xml:space="preserve"> </w:t>
+      </w:r>
+      <w:r>
+        <w:t xml:space="preserve">and</w:t>
+      </w:r>
+      <w:r>
+        <w:t xml:space="preserve"> </w:t>
+      </w:r>
+      <w:r>
+        <w:t xml:space="preserve">(K).</w:t>
       </w:r>
     </w:p>
     <w:p>
       <w:pPr>
-        <w:pStyle w:val="NumberedParagraph"/>
+        <w:tabs>
+          <w:tab w:val="left" w:pos="1440"/>
+        </w:tabs>
+        <w:spacing w:before="0" w:after="0" w:line="552" w:lineRule="exact"/>
+        <w:ind w:left="0" w:firstLine="720"/>
+        <w:jc w:val="left"/>
       </w:pPr>
       <w:r>
-        <w:t xml:space="preserve">2. This Court has jurisdiction pursuant to 28 U.S.C. § 1334 and § 157. This adversary proceeding relates to the bankruptcy proceeding of Margaret B. Hall, Bankruptcy No. 20-12866-JDW, pending in the U. S. Bankruptcy Court for the Northern District of Mississippi. This is a core proceeding pursuant to 28 U.S.C. § 157(b)(2)(A) and (K).</w:t>
+        <w:t xml:space="preserve">3.</w:t>
+      </w:r>
+      <w:r>
+        <w:tab/>
+      </w:r>
+      <w:r>
+        <w:t xml:space="preserve">The</w:t>
+      </w:r>
+      <w:r>
+        <w:t xml:space="preserve"> </w:t>
+      </w:r>
+      <w:r>
+        <w:t xml:space="preserve">Debtor</w:t>
+      </w:r>
+      <w:r>
+        <w:t xml:space="preserve"> </w:t>
+      </w:r>
+      <w:r>
+        <w:t xml:space="preserve">is</w:t>
+      </w:r>
+      <w:r>
+        <w:t xml:space="preserve"> </w:t>
+      </w:r>
+      <w:r>
+        <w:t xml:space="preserve">indebted</w:t>
+      </w:r>
+      <w:r>
+        <w:t xml:space="preserve"> </w:t>
+      </w:r>
+      <w:r>
+        <w:t xml:space="preserve">to</w:t>
+      </w:r>
+      <w:r>
+        <w:t xml:space="preserve"> </w:t>
+      </w:r>
+      <w:r>
+        <w:t xml:space="preserve">the</w:t>
+      </w:r>
+      <w:r>
+        <w:t xml:space="preserve"> </w:t>
+      </w:r>
+      <w:r>
+        <w:t xml:space="preserve">Bank</w:t>
+      </w:r>
+      <w:r>
+        <w:t xml:space="preserve"> </w:t>
+      </w:r>
+      <w:r>
+        <w:t xml:space="preserve">under</w:t>
+      </w:r>
+      <w:r>
+        <w:t xml:space="preserve"> </w:t>
+      </w:r>
+      <w:r>
+        <w:t xml:space="preserve">Promissory</w:t>
+      </w:r>
+      <w:r>
+        <w:t xml:space="preserve"> </w:t>
+      </w:r>
+      <w:r>
+        <w:t xml:space="preserve">Note</w:t>
+      </w:r>
+      <w:r>
+        <w:t xml:space="preserve"> </w:t>
+      </w:r>
+      <w:r>
+        <w:t xml:space="preserve">no.</w:t>
+      </w:r>
+      <w:r>
+        <w:t xml:space="preserve"> </w:t>
+      </w:r>
+      <w:r>
+        <w:t xml:space="preserve">***6332,</w:t>
+      </w:r>
+      <w:r>
+        <w:t xml:space="preserve"> </w:t>
+      </w:r>
+      <w:r>
+        <w:t xml:space="preserve">a</w:t>
+      </w:r>
+      <w:r>
+        <w:t xml:space="preserve"> </w:t>
+      </w:r>
+      <w:r>
+        <w:t xml:space="preserve">copy</w:t>
+      </w:r>
+      <w:r>
+        <w:t xml:space="preserve"> </w:t>
+      </w:r>
+      <w:r>
+        <w:t xml:space="preserve">of</w:t>
+      </w:r>
+      <w:r>
+        <w:t xml:space="preserve"> </w:t>
+      </w:r>
+      <w:r>
+        <w:t xml:space="preserve">which</w:t>
+      </w:r>
+      <w:r>
+        <w:t xml:space="preserve"> </w:t>
+      </w:r>
+      <w:r>
+        <w:t xml:space="preserve">is</w:t>
+      </w:r>
+      <w:r>
+        <w:t xml:space="preserve"> </w:t>
+      </w:r>
+      <w:r>
+        <w:t xml:space="preserve">attached</w:t>
+      </w:r>
+      <w:r>
+        <w:t xml:space="preserve"> </w:t>
+      </w:r>
+      <w:r>
+        <w:t xml:space="preserve">as</w:t>
+      </w:r>
+      <w:r>
+        <w:t xml:space="preserve"> </w:t>
+      </w:r>
+      <w:r>
+        <w:t xml:space="preserve">Exhibit</w:t>
+      </w:r>
+      <w:r>
+        <w:t xml:space="preserve"> </w:t>
+      </w:r>
+      <w:r>
+        <w:t xml:space="preserve">“</w:t>
+      </w:r>
+      <w:r>
+        <w:t xml:space="preserve">A</w:t>
+      </w:r>
+      <w:r>
+        <w:t xml:space="preserve">”</w:t>
+      </w:r>
+      <w:r>
+        <w:t xml:space="preserve">.</w:t>
+      </w:r>
+      <w:r>
+        <w:t xml:space="preserve"> </w:t>
+      </w:r>
+      <w:r>
+        <w:t xml:space="preserve">As</w:t>
+      </w:r>
+      <w:r>
+        <w:t xml:space="preserve"> </w:t>
+      </w:r>
+      <w:r>
+        <w:t xml:space="preserve">of</w:t>
+      </w:r>
+      <w:r>
+        <w:t xml:space="preserve"> </w:t>
+      </w:r>
+      <w:r>
+        <w:t xml:space="preserve">October</w:t>
+      </w:r>
+      <w:r>
+        <w:t xml:space="preserve"> </w:t>
+      </w:r>
+      <w:r>
+        <w:t xml:space="preserve">5,</w:t>
+      </w:r>
+      <w:r>
+        <w:t xml:space="preserve"> </w:t>
+      </w:r>
+      <w:r>
+        <w:t xml:space="preserve">2020,</w:t>
+      </w:r>
+      <w:r>
+        <w:t xml:space="preserve"> </w:t>
+      </w:r>
+      <w:r>
+        <w:t xml:space="preserve">the</w:t>
+      </w:r>
+      <w:r>
+        <w:t xml:space="preserve"> </w:t>
+      </w:r>
+      <w:r>
+        <w:t xml:space="preserve">balance</w:t>
+      </w:r>
+      <w:r>
+        <w:t xml:space="preserve"> </w:t>
+      </w:r>
+      <w:r>
+        <w:t xml:space="preserve">due</w:t>
+      </w:r>
+      <w:r>
+        <w:t xml:space="preserve"> </w:t>
+      </w:r>
+      <w:r>
+        <w:t xml:space="preserve">was</w:t>
+      </w:r>
+      <w:r>
+        <w:t xml:space="preserve"> </w:t>
+      </w:r>
+      <w:r>
+        <w:t xml:space="preserve">$312,202.64</w:t>
+      </w:r>
+      <w:r>
+        <w:t xml:space="preserve"> </w:t>
+      </w:r>
+      <w:r>
+        <w:t xml:space="preserve">plus</w:t>
+      </w:r>
+      <w:r>
+        <w:t xml:space="preserve"> </w:t>
+      </w:r>
+      <w:r>
+        <w:t xml:space="preserve">interest</w:t>
+      </w:r>
+      <w:r>
+        <w:t xml:space="preserve"> </w:t>
+      </w:r>
+      <w:r>
+        <w:t xml:space="preserve">accruing</w:t>
+      </w:r>
+      <w:r>
+        <w:t xml:space="preserve"> </w:t>
+      </w:r>
+      <w:r>
+        <w:t xml:space="preserve">thereafter,</w:t>
+      </w:r>
+      <w:r>
+        <w:t xml:space="preserve"> </w:t>
+      </w:r>
+      <w:r>
+        <w:t xml:space="preserve">attorney</w:t>
+      </w:r>
+      <w:r>
+        <w:t xml:space="preserve"> </w:t>
+      </w:r>
+      <w:r>
+        <w:t xml:space="preserve">fees</w:t>
+      </w:r>
+      <w:r>
+        <w:t xml:space="preserve"> </w:t>
+      </w:r>
+      <w:r>
+        <w:t xml:space="preserve">and</w:t>
+      </w:r>
+      <w:r>
+        <w:t xml:space="preserve"> </w:t>
+      </w:r>
+      <w:r>
+        <w:t xml:space="preserve">expenses.</w:t>
+      </w:r>
+      <w:r>
+        <w:t xml:space="preserve"> </w:t>
+      </w:r>
+      <w:r>
+        <w:t xml:space="preserve">The</w:t>
+      </w:r>
+      <w:r>
+        <w:t xml:space="preserve"> </w:t>
+      </w:r>
+      <w:r>
+        <w:t xml:space="preserve">Note</w:t>
+      </w:r>
+      <w:r>
+        <w:t xml:space="preserve"> </w:t>
+      </w:r>
+      <w:r>
+        <w:t xml:space="preserve">has</w:t>
+      </w:r>
+      <w:r>
+        <w:t xml:space="preserve"> </w:t>
+      </w:r>
+      <w:r>
+        <w:t xml:space="preserve">matured</w:t>
+      </w:r>
+      <w:r>
+        <w:t xml:space="preserve"> </w:t>
+      </w:r>
+      <w:r>
+        <w:t xml:space="preserve">and</w:t>
+      </w:r>
+      <w:r>
+        <w:t xml:space="preserve"> </w:t>
+      </w:r>
+      <w:r>
+        <w:t xml:space="preserve">is</w:t>
+      </w:r>
+      <w:r>
+        <w:t xml:space="preserve"> </w:t>
+      </w:r>
+      <w:r>
+        <w:t xml:space="preserve">in</w:t>
+      </w:r>
+      <w:r>
+        <w:t xml:space="preserve"> </w:t>
+      </w:r>
+      <w:r>
+        <w:t xml:space="preserve">default.</w:t>
       </w:r>
     </w:p>
     <w:p>
       <w:pPr>
-        <w:pStyle w:val="NumberedParagraph"/>
+        <w:tabs>
+          <w:tab w:val="left" w:pos="1440"/>
+        </w:tabs>
+        <w:spacing w:before="0" w:after="0" w:line="552" w:lineRule="exact"/>
+        <w:ind w:left="0" w:firstLine="720"/>
+        <w:jc w:val="left"/>
       </w:pPr>
       <w:r>
-        <w:t xml:space="preserve">3. The Debtor is indebted to the Bank under Promissory Note no. ***6332, a copy of which is attached as Exhibit</w:t>
-      </w:r>
-      <w:r>
-        <w:t xml:space="preserve"> </w:t>
-      </w:r>
-      <w:r>
-        <w:t xml:space="preserve">“A”</w:t>
-      </w:r>
-      <w:r>
-        <w:t xml:space="preserve">. As of October 5, 2020, the balance due was $312,202.64 plus interest accruing thereafter, attorney fees and expenses. The Note has matured and is in default.</w:t>
+        <w:t xml:space="preserve">4.</w:t>
+      </w:r>
+      <w:r>
+        <w:tab/>
+      </w:r>
+      <w:r>
+        <w:t xml:space="preserve">As</w:t>
+      </w:r>
+      <w:r>
+        <w:t xml:space="preserve"> </w:t>
+      </w:r>
+      <w:r>
+        <w:t xml:space="preserve">collateral</w:t>
+      </w:r>
+      <w:r>
+        <w:t xml:space="preserve"> </w:t>
+      </w:r>
+      <w:r>
+        <w:t xml:space="preserve">for</w:t>
+      </w:r>
+      <w:r>
+        <w:t xml:space="preserve"> </w:t>
+      </w:r>
+      <w:r>
+        <w:t xml:space="preserve">the</w:t>
+      </w:r>
+      <w:r>
+        <w:t xml:space="preserve"> </w:t>
+      </w:r>
+      <w:r>
+        <w:t xml:space="preserve">indebtedness</w:t>
+      </w:r>
+      <w:r>
+        <w:t xml:space="preserve"> </w:t>
+      </w:r>
+      <w:r>
+        <w:t xml:space="preserve">due,</w:t>
+      </w:r>
+      <w:r>
+        <w:t xml:space="preserve"> </w:t>
+      </w:r>
+      <w:r>
+        <w:t xml:space="preserve">the</w:t>
+      </w:r>
+      <w:r>
+        <w:t xml:space="preserve"> </w:t>
+      </w:r>
+      <w:r>
+        <w:t xml:space="preserve">Debtor</w:t>
+      </w:r>
+      <w:r>
+        <w:t xml:space="preserve"> </w:t>
+      </w:r>
+      <w:r>
+        <w:t xml:space="preserve">pledged</w:t>
+      </w:r>
+      <w:r>
+        <w:t xml:space="preserve"> </w:t>
+      </w:r>
+      <w:r>
+        <w:t xml:space="preserve">to</w:t>
+      </w:r>
+      <w:r>
+        <w:t xml:space="preserve"> </w:t>
+      </w:r>
+      <w:r>
+        <w:t xml:space="preserve">the</w:t>
+      </w:r>
+      <w:r>
+        <w:t xml:space="preserve"> </w:t>
+      </w:r>
+      <w:r>
+        <w:t xml:space="preserve">Bank</w:t>
+      </w:r>
+      <w:r>
+        <w:t xml:space="preserve"> </w:t>
+      </w:r>
+      <w:r>
+        <w:t xml:space="preserve">certain</w:t>
+      </w:r>
+      <w:r>
+        <w:t xml:space="preserve"> </w:t>
+      </w:r>
+      <w:r>
+        <w:t xml:space="preserve">real</w:t>
+      </w:r>
+      <w:r>
+        <w:t xml:space="preserve"> </w:t>
+      </w:r>
+      <w:r>
+        <w:t xml:space="preserve">property</w:t>
+      </w:r>
+      <w:r>
+        <w:t xml:space="preserve"> </w:t>
+      </w:r>
+      <w:r>
+        <w:t xml:space="preserve">and</w:t>
+      </w:r>
+      <w:r>
+        <w:t xml:space="preserve"> </w:t>
+      </w:r>
+      <w:r>
+        <w:t xml:space="preserve">improvements</w:t>
+      </w:r>
+      <w:r>
+        <w:t xml:space="preserve"> </w:t>
+      </w:r>
+      <w:r>
+        <w:t xml:space="preserve">located</w:t>
+      </w:r>
+      <w:r>
+        <w:t xml:space="preserve"> </w:t>
+      </w:r>
+      <w:r>
+        <w:t xml:space="preserve">at</w:t>
+      </w:r>
+      <w:r>
+        <w:t xml:space="preserve"> </w:t>
+      </w:r>
+      <w:r>
+        <w:t xml:space="preserve">109</w:t>
+      </w:r>
+      <w:r>
+        <w:t xml:space="preserve"> </w:t>
+      </w:r>
+      <w:r>
+        <w:t xml:space="preserve">Glen</w:t>
+      </w:r>
+      <w:r>
+        <w:t xml:space="preserve"> </w:t>
+      </w:r>
+      <w:r>
+        <w:t xml:space="preserve">Eagle</w:t>
+      </w:r>
+      <w:r>
+        <w:t xml:space="preserve"> </w:t>
+      </w:r>
+      <w:r>
+        <w:t xml:space="preserve">Road,</w:t>
+      </w:r>
+      <w:r>
+        <w:t xml:space="preserve"> </w:t>
+      </w:r>
+      <w:r>
+        <w:t xml:space="preserve">Oxford,</w:t>
+      </w:r>
+      <w:r>
+        <w:t xml:space="preserve"> </w:t>
+      </w:r>
+      <w:r>
+        <w:t xml:space="preserve">Mississippi</w:t>
+      </w:r>
+      <w:r>
+        <w:t xml:space="preserve"> </w:t>
+      </w:r>
+      <w:r>
+        <w:t xml:space="preserve">(the</w:t>
+      </w:r>
+      <w:r>
+        <w:t xml:space="preserve"> </w:t>
+      </w:r>
+      <w:r>
+        <w:t xml:space="preserve">“</w:t>
+      </w:r>
+      <w:r>
+        <w:t xml:space="preserve">Property</w:t>
+      </w:r>
+      <w:r>
+        <w:t xml:space="preserve">”</w:t>
+      </w:r>
+      <w:r>
+        <w:t xml:space="preserve">).</w:t>
+      </w:r>
+      <w:r>
+        <w:t xml:space="preserve"> </w:t>
+      </w:r>
+      <w:r>
+        <w:t xml:space="preserve">According</w:t>
+      </w:r>
+      <w:r>
+        <w:t xml:space="preserve"> </w:t>
+      </w:r>
+      <w:r>
+        <w:t xml:space="preserve">to</w:t>
+      </w:r>
+      <w:r>
+        <w:t xml:space="preserve"> </w:t>
+      </w:r>
+      <w:r>
+        <w:t xml:space="preserve">the</w:t>
+      </w:r>
+      <w:r>
+        <w:t xml:space="preserve"> </w:t>
+      </w:r>
+      <w:r>
+        <w:t xml:space="preserve">Debtor’s</w:t>
+      </w:r>
+      <w:r>
+        <w:t xml:space="preserve"> </w:t>
+      </w:r>
+      <w:r>
+        <w:t xml:space="preserve">schedules,</w:t>
+      </w:r>
+      <w:r>
+        <w:t xml:space="preserve"> </w:t>
+      </w:r>
+      <w:r>
+        <w:t xml:space="preserve">the</w:t>
+      </w:r>
+      <w:r>
+        <w:t xml:space="preserve"> </w:t>
+      </w:r>
+      <w:r>
+        <w:t xml:space="preserve">value</w:t>
+      </w:r>
+      <w:r>
+        <w:t xml:space="preserve"> </w:t>
+      </w:r>
+      <w:r>
+        <w:t xml:space="preserve">of</w:t>
+      </w:r>
+      <w:r>
+        <w:t xml:space="preserve"> </w:t>
+      </w:r>
+      <w:r>
+        <w:t xml:space="preserve">the</w:t>
+      </w:r>
+      <w:r>
+        <w:t xml:space="preserve"> </w:t>
+      </w:r>
+      <w:r>
+        <w:t xml:space="preserve">Property</w:t>
+      </w:r>
+      <w:r>
+        <w:t xml:space="preserve"> </w:t>
+      </w:r>
+      <w:r>
+        <w:t xml:space="preserve">is</w:t>
+      </w:r>
+      <w:r>
+        <w:t xml:space="preserve"> </w:t>
+      </w:r>
+      <w:r>
+        <w:t xml:space="preserve">$408,360.00.</w:t>
       </w:r>
     </w:p>
     <w:p>
       <w:pPr>
-        <w:pStyle w:val="NumberedParagraph"/>
+        <w:tabs>
+          <w:tab w:val="left" w:pos="1440"/>
+        </w:tabs>
+        <w:spacing w:before="0" w:after="0" w:line="552" w:lineRule="exact"/>
+        <w:ind w:left="0" w:firstLine="720"/>
+        <w:jc w:val="left"/>
       </w:pPr>
       <w:r>
-        <w:t xml:space="preserve">4. As collateral for the indebtedness due, the Debtor pledged to the Bank certain real property and improvements located at 109 Glen Eagle Road, Oxford, Mississippi (the</w:t>
-      </w:r>
-      <w:r>
-        <w:t xml:space="preserve"> </w:t>
-      </w:r>
-      <w:r>
-        <w:t xml:space="preserve">“Property”</w:t>
-      </w:r>
-      <w:r>
-        <w:t xml:space="preserve">). According to the Debtor’s schedules, the value of the Property is $408,360.00.</w:t>
+        <w:t xml:space="preserve">5.</w:t>
+      </w:r>
+      <w:r>
+        <w:tab/>
+      </w:r>
+      <w:r>
+        <w:t xml:space="preserve">The</w:t>
+      </w:r>
+      <w:r>
+        <w:t xml:space="preserve"> </w:t>
+      </w:r>
+      <w:r>
+        <w:t xml:space="preserve">Bank’s</w:t>
+      </w:r>
+      <w:r>
+        <w:t xml:space="preserve"> </w:t>
+      </w:r>
+      <w:r>
+        <w:t xml:space="preserve">Deed</w:t>
+      </w:r>
+      <w:r>
+        <w:t xml:space="preserve"> </w:t>
+      </w:r>
+      <w:r>
+        <w:t xml:space="preserve">of</w:t>
+      </w:r>
+      <w:r>
+        <w:t xml:space="preserve"> </w:t>
+      </w:r>
+      <w:r>
+        <w:t xml:space="preserve">Trust</w:t>
+      </w:r>
+      <w:r>
+        <w:t xml:space="preserve"> </w:t>
+      </w:r>
+      <w:r>
+        <w:t xml:space="preserve">on</w:t>
+      </w:r>
+      <w:r>
+        <w:t xml:space="preserve"> </w:t>
+      </w:r>
+      <w:r>
+        <w:t xml:space="preserve">the</w:t>
+      </w:r>
+      <w:r>
+        <w:t xml:space="preserve"> </w:t>
+      </w:r>
+      <w:r>
+        <w:t xml:space="preserve">Property</w:t>
+      </w:r>
+      <w:r>
+        <w:t xml:space="preserve"> </w:t>
+      </w:r>
+      <w:r>
+        <w:t xml:space="preserve">was</w:t>
+      </w:r>
+      <w:r>
+        <w:t xml:space="preserve"> </w:t>
+      </w:r>
+      <w:r>
+        <w:t xml:space="preserve">recorded</w:t>
+      </w:r>
+      <w:r>
+        <w:t xml:space="preserve"> </w:t>
+      </w:r>
+      <w:r>
+        <w:t xml:space="preserve">on</w:t>
+      </w:r>
+      <w:r>
+        <w:t xml:space="preserve"> </w:t>
+      </w:r>
+      <w:r>
+        <w:t xml:space="preserve">July</w:t>
+      </w:r>
+      <w:r>
+        <w:t xml:space="preserve"> </w:t>
+      </w:r>
+      <w:r>
+        <w:t xml:space="preserve">31,</w:t>
+      </w:r>
+      <w:r>
+        <w:t xml:space="preserve"> </w:t>
+      </w:r>
+      <w:r>
+        <w:t xml:space="preserve">2009</w:t>
+      </w:r>
+      <w:r>
+        <w:t xml:space="preserve"> </w:t>
+      </w:r>
+      <w:r>
+        <w:t xml:space="preserve">as</w:t>
+      </w:r>
+      <w:r>
+        <w:t xml:space="preserve"> </w:t>
+      </w:r>
+      <w:r>
+        <w:t xml:space="preserve">Instrument</w:t>
+      </w:r>
+      <w:r>
+        <w:t xml:space="preserve"> </w:t>
+      </w:r>
+      <w:r>
+        <w:t xml:space="preserve">no.</w:t>
+      </w:r>
+      <w:r>
+        <w:t xml:space="preserve"> </w:t>
+      </w:r>
+      <w:r>
+        <w:t xml:space="preserve">200906584</w:t>
+      </w:r>
+      <w:r>
+        <w:t xml:space="preserve"> </w:t>
+      </w:r>
+      <w:r>
+        <w:t xml:space="preserve">in</w:t>
+      </w:r>
+      <w:r>
+        <w:t xml:space="preserve"> </w:t>
+      </w:r>
+      <w:r>
+        <w:t xml:space="preserve">the</w:t>
+      </w:r>
+      <w:r>
+        <w:t xml:space="preserve"> </w:t>
+      </w:r>
+      <w:r>
+        <w:t xml:space="preserve">land</w:t>
+      </w:r>
+      <w:r>
+        <w:t xml:space="preserve"> </w:t>
+      </w:r>
+      <w:r>
+        <w:t xml:space="preserve">records</w:t>
+      </w:r>
+      <w:r>
+        <w:t xml:space="preserve"> </w:t>
+      </w:r>
+      <w:r>
+        <w:t xml:space="preserve">of</w:t>
+      </w:r>
+      <w:r>
+        <w:t xml:space="preserve"> </w:t>
+      </w:r>
+      <w:r>
+        <w:t xml:space="preserve">Lafayette</w:t>
+      </w:r>
+      <w:r>
+        <w:t xml:space="preserve"> </w:t>
+      </w:r>
+      <w:r>
+        <w:t xml:space="preserve">County,</w:t>
+      </w:r>
+      <w:r>
+        <w:t xml:space="preserve"> </w:t>
+      </w:r>
+      <w:r>
+        <w:t xml:space="preserve">Mississippi,</w:t>
+      </w:r>
+      <w:r>
+        <w:t xml:space="preserve"> </w:t>
+      </w:r>
+      <w:r>
+        <w:t xml:space="preserve">a</w:t>
+      </w:r>
+      <w:r>
+        <w:t xml:space="preserve"> </w:t>
+      </w:r>
+      <w:r>
+        <w:t xml:space="preserve">copy</w:t>
+      </w:r>
+      <w:r>
+        <w:t xml:space="preserve"> </w:t>
+      </w:r>
+      <w:r>
+        <w:t xml:space="preserve">of</w:t>
+      </w:r>
+      <w:r>
+        <w:t xml:space="preserve"> </w:t>
+      </w:r>
+      <w:r>
+        <w:t xml:space="preserve">which</w:t>
+      </w:r>
+      <w:r>
+        <w:t xml:space="preserve"> </w:t>
+      </w:r>
+      <w:r>
+        <w:t xml:space="preserve">is</w:t>
+      </w:r>
+      <w:r>
+        <w:t xml:space="preserve"> </w:t>
+      </w:r>
+      <w:r>
+        <w:t xml:space="preserve">attached</w:t>
+      </w:r>
+      <w:r>
+        <w:t xml:space="preserve"> </w:t>
+      </w:r>
+      <w:r>
+        <w:t xml:space="preserve">as</w:t>
+      </w:r>
+      <w:r>
+        <w:t xml:space="preserve"> </w:t>
+      </w:r>
+      <w:r>
+        <w:t xml:space="preserve">Exhibit</w:t>
+      </w:r>
+      <w:r>
+        <w:t xml:space="preserve"> </w:t>
+      </w:r>
+      <w:r>
+        <w:t xml:space="preserve">“</w:t>
+      </w:r>
+      <w:r>
+        <w:t xml:space="preserve">B</w:t>
+      </w:r>
+      <w:r>
+        <w:t xml:space="preserve">”</w:t>
+      </w:r>
+      <w:r>
+        <w:t xml:space="preserve">.</w:t>
+      </w:r>
+      <w:r>
+        <w:t xml:space="preserve"> </w:t>
+      </w:r>
+      <w:r>
+        <w:t xml:space="preserve">The</w:t>
+      </w:r>
+      <w:r>
+        <w:t xml:space="preserve"> </w:t>
+      </w:r>
+      <w:r>
+        <w:t xml:space="preserve">Deed</w:t>
+      </w:r>
+      <w:r>
+        <w:t xml:space="preserve"> </w:t>
+      </w:r>
+      <w:r>
+        <w:t xml:space="preserve">of</w:t>
+      </w:r>
+      <w:r>
+        <w:t xml:space="preserve"> </w:t>
+      </w:r>
+      <w:r>
+        <w:t xml:space="preserve">Trust</w:t>
+      </w:r>
+      <w:r>
+        <w:t xml:space="preserve"> </w:t>
+      </w:r>
+      <w:r>
+        <w:t xml:space="preserve">was</w:t>
+      </w:r>
+      <w:r>
+        <w:t xml:space="preserve"> </w:t>
+      </w:r>
+      <w:r>
+        <w:t xml:space="preserve">modified</w:t>
+      </w:r>
+      <w:r>
+        <w:t xml:space="preserve"> </w:t>
+      </w:r>
+      <w:r>
+        <w:t xml:space="preserve">pursuant</w:t>
+      </w:r>
+      <w:r>
+        <w:t xml:space="preserve"> </w:t>
+      </w:r>
+      <w:r>
+        <w:t xml:space="preserve">to</w:t>
+      </w:r>
+      <w:r>
+        <w:t xml:space="preserve"> </w:t>
+      </w:r>
+      <w:r>
+        <w:t xml:space="preserve">a</w:t>
+      </w:r>
+      <w:r>
+        <w:t xml:space="preserve"> </w:t>
+      </w:r>
+      <w:r>
+        <w:t xml:space="preserve">Modification</w:t>
+      </w:r>
+      <w:r>
+        <w:t xml:space="preserve"> </w:t>
+      </w:r>
+      <w:r>
+        <w:t xml:space="preserve">of</w:t>
+      </w:r>
+      <w:r>
+        <w:t xml:space="preserve"> </w:t>
+      </w:r>
+      <w:r>
+        <w:t xml:space="preserve">Deed</w:t>
+      </w:r>
+      <w:r>
+        <w:t xml:space="preserve"> </w:t>
+      </w:r>
+      <w:r>
+        <w:t xml:space="preserve">of</w:t>
+      </w:r>
+      <w:r>
+        <w:t xml:space="preserve"> </w:t>
+      </w:r>
+      <w:r>
+        <w:t xml:space="preserve">Trust</w:t>
+      </w:r>
+      <w:r>
+        <w:t xml:space="preserve"> </w:t>
+      </w:r>
+      <w:r>
+        <w:t xml:space="preserve">recorded</w:t>
+      </w:r>
+      <w:r>
+        <w:t xml:space="preserve"> </w:t>
+      </w:r>
+      <w:r>
+        <w:t xml:space="preserve">on</w:t>
+      </w:r>
+      <w:r>
+        <w:t xml:space="preserve"> </w:t>
+      </w:r>
+      <w:r>
+        <w:t xml:space="preserve">September</w:t>
+      </w:r>
+      <w:r>
+        <w:t xml:space="preserve"> </w:t>
+      </w:r>
+      <w:r>
+        <w:t xml:space="preserve">3,</w:t>
+      </w:r>
+      <w:r>
+        <w:t xml:space="preserve"> </w:t>
+      </w:r>
+      <w:r>
+        <w:t xml:space="preserve">2019</w:t>
+      </w:r>
+      <w:r>
+        <w:t xml:space="preserve"> </w:t>
+      </w:r>
+      <w:r>
+        <w:t xml:space="preserve">as</w:t>
+      </w:r>
+      <w:r>
+        <w:t xml:space="preserve"> </w:t>
+      </w:r>
+      <w:r>
+        <w:t xml:space="preserve">Instrument</w:t>
+      </w:r>
+      <w:r>
+        <w:t xml:space="preserve"> </w:t>
+      </w:r>
+      <w:r>
+        <w:t xml:space="preserve">no.</w:t>
+      </w:r>
+      <w:r>
+        <w:t xml:space="preserve"> </w:t>
+      </w:r>
+      <w:r>
+        <w:t xml:space="preserve">201907187,</w:t>
+      </w:r>
+      <w:r>
+        <w:t xml:space="preserve"> </w:t>
+      </w:r>
+      <w:r>
+        <w:t xml:space="preserve">in</w:t>
+      </w:r>
+      <w:r>
+        <w:t xml:space="preserve"> </w:t>
+      </w:r>
+      <w:r>
+        <w:t xml:space="preserve">the</w:t>
+      </w:r>
+      <w:r>
+        <w:t xml:space="preserve"> </w:t>
+      </w:r>
+      <w:r>
+        <w:t xml:space="preserve">land</w:t>
+      </w:r>
+      <w:r>
+        <w:t xml:space="preserve"> </w:t>
+      </w:r>
+      <w:r>
+        <w:t xml:space="preserve">records</w:t>
+      </w:r>
+      <w:r>
+        <w:t xml:space="preserve"> </w:t>
+      </w:r>
+      <w:r>
+        <w:t xml:space="preserve">of</w:t>
+      </w:r>
+      <w:r>
+        <w:t xml:space="preserve"> </w:t>
+      </w:r>
+      <w:r>
+        <w:t xml:space="preserve">Lafayette</w:t>
+      </w:r>
+      <w:r>
+        <w:t xml:space="preserve"> </w:t>
+      </w:r>
+      <w:r>
+        <w:t xml:space="preserve">County,</w:t>
+      </w:r>
+      <w:r>
+        <w:t xml:space="preserve"> </w:t>
+      </w:r>
+      <w:r>
+        <w:t xml:space="preserve">Mississippi,</w:t>
+      </w:r>
+      <w:r>
+        <w:t xml:space="preserve"> </w:t>
+      </w:r>
+      <w:r>
+        <w:t xml:space="preserve">a</w:t>
+      </w:r>
+      <w:r>
+        <w:t xml:space="preserve"> </w:t>
+      </w:r>
+      <w:r>
+        <w:t xml:space="preserve">copy</w:t>
+      </w:r>
+      <w:r>
+        <w:t xml:space="preserve"> </w:t>
+      </w:r>
+      <w:r>
+        <w:t xml:space="preserve">of</w:t>
+      </w:r>
+      <w:r>
+        <w:t xml:space="preserve"> </w:t>
+      </w:r>
+      <w:r>
+        <w:t xml:space="preserve">which</w:t>
+      </w:r>
+      <w:r>
+        <w:t xml:space="preserve"> </w:t>
+      </w:r>
+      <w:r>
+        <w:t xml:space="preserve">is</w:t>
+      </w:r>
+      <w:r>
+        <w:t xml:space="preserve"> </w:t>
+      </w:r>
+      <w:r>
+        <w:t xml:space="preserve">attached</w:t>
+      </w:r>
+      <w:r>
+        <w:t xml:space="preserve"> </w:t>
+      </w:r>
+      <w:r>
+        <w:t xml:space="preserve">as</w:t>
+      </w:r>
+      <w:r>
+        <w:t xml:space="preserve"> </w:t>
+      </w:r>
+      <w:r>
+        <w:t xml:space="preserve">Exhibit</w:t>
+      </w:r>
+      <w:r>
+        <w:t xml:space="preserve"> </w:t>
+      </w:r>
+      <w:r>
+        <w:t xml:space="preserve">“</w:t>
+      </w:r>
+      <w:r>
+        <w:t xml:space="preserve">C</w:t>
+      </w:r>
+      <w:r>
+        <w:t xml:space="preserve">”</w:t>
+      </w:r>
+      <w:r>
+        <w:t xml:space="preserve">.</w:t>
       </w:r>
     </w:p>
     <w:p>
       <w:pPr>
-        <w:pStyle w:val="NumberedParagraph"/>
+        <w:tabs>
+          <w:tab w:val="left" w:pos="1440"/>
+        </w:tabs>
+        <w:spacing w:before="0" w:after="0" w:line="552" w:lineRule="exact"/>
+        <w:ind w:left="0" w:firstLine="720"/>
+        <w:jc w:val="left"/>
       </w:pPr>
       <w:r>
-        <w:t xml:space="preserve">5. The Bank’s Deed of Trust on the Property was recorded on July 31, 2009 as Instrument no. 200906584 in the land records of Lafayette County, Mississippi, a copy of which is attached as Exhibit</w:t>
-      </w:r>
-      <w:r>
-        <w:t xml:space="preserve"> </w:t>
-      </w:r>
-      <w:r>
-        <w:t xml:space="preserve">“B”</w:t>
-      </w:r>
-      <w:r>
-        <w:t xml:space="preserve">. The Deed of Trust was modified pursuant to a Modification of Deed of Trust recorded on September 3, 2019 as Instrument no. 201907187, in the land records of Lafayette County, Mississippi, a copy of which is attached as Exhibit</w:t>
-      </w:r>
-      <w:r>
-        <w:t xml:space="preserve"> </w:t>
-      </w:r>
-      <w:r>
-        <w:t xml:space="preserve">“C”</w:t>
+        <w:t xml:space="preserve">6.</w:t>
+      </w:r>
+      <w:r>
+        <w:tab/>
+      </w:r>
+      <w:r>
+        <w:t xml:space="preserve">Loancare</w:t>
+      </w:r>
+      <w:r>
+        <w:t xml:space="preserve"> </w:t>
+      </w:r>
+      <w:r>
+        <w:t xml:space="preserve">is</w:t>
+      </w:r>
+      <w:r>
+        <w:t xml:space="preserve"> </w:t>
+      </w:r>
+      <w:r>
+        <w:t xml:space="preserve">the</w:t>
+      </w:r>
+      <w:r>
+        <w:t xml:space="preserve"> </w:t>
+      </w:r>
+      <w:r>
+        <w:t xml:space="preserve">holder,</w:t>
+      </w:r>
+      <w:r>
+        <w:t xml:space="preserve"> </w:t>
+      </w:r>
+      <w:r>
+        <w:t xml:space="preserve">owner</w:t>
+      </w:r>
+      <w:r>
+        <w:t xml:space="preserve"> </w:t>
+      </w:r>
+      <w:r>
+        <w:t xml:space="preserve">and</w:t>
+      </w:r>
+      <w:r>
+        <w:t xml:space="preserve"> </w:t>
+      </w:r>
+      <w:r>
+        <w:t xml:space="preserve">servicer</w:t>
+      </w:r>
+      <w:r>
+        <w:t xml:space="preserve"> </w:t>
+      </w:r>
+      <w:r>
+        <w:t xml:space="preserve">of</w:t>
+      </w:r>
+      <w:r>
+        <w:t xml:space="preserve"> </w:t>
+      </w:r>
+      <w:r>
+        <w:t xml:space="preserve">a</w:t>
+      </w:r>
+      <w:r>
+        <w:t xml:space="preserve"> </w:t>
+      </w:r>
+      <w:r>
+        <w:t xml:space="preserve">Deed</w:t>
+      </w:r>
+      <w:r>
+        <w:t xml:space="preserve"> </w:t>
+      </w:r>
+      <w:r>
+        <w:t xml:space="preserve">of</w:t>
+      </w:r>
+      <w:r>
+        <w:t xml:space="preserve"> </w:t>
+      </w:r>
+      <w:r>
+        <w:t xml:space="preserve">Trust</w:t>
+      </w:r>
+      <w:r>
+        <w:t xml:space="preserve"> </w:t>
+      </w:r>
+      <w:r>
+        <w:t xml:space="preserve">on</w:t>
+      </w:r>
+      <w:r>
+        <w:t xml:space="preserve"> </w:t>
+      </w:r>
+      <w:r>
+        <w:t xml:space="preserve">the</w:t>
+      </w:r>
+      <w:r>
+        <w:t xml:space="preserve"> </w:t>
+      </w:r>
+      <w:r>
+        <w:t xml:space="preserve">Property</w:t>
+      </w:r>
+      <w:r>
+        <w:t xml:space="preserve"> </w:t>
+      </w:r>
+      <w:r>
+        <w:t xml:space="preserve">recorded</w:t>
+      </w:r>
+      <w:r>
+        <w:t xml:space="preserve"> </w:t>
+      </w:r>
+      <w:r>
+        <w:t xml:space="preserve">on</w:t>
+      </w:r>
+      <w:r>
+        <w:t xml:space="preserve"> </w:t>
+      </w:r>
+      <w:r>
+        <w:t xml:space="preserve">August</w:t>
+      </w:r>
+      <w:r>
+        <w:t xml:space="preserve"> </w:t>
+      </w:r>
+      <w:r>
+        <w:t xml:space="preserve">21,</w:t>
+      </w:r>
+      <w:r>
+        <w:t xml:space="preserve"> </w:t>
+      </w:r>
+      <w:r>
+        <w:t xml:space="preserve">2009</w:t>
+      </w:r>
+      <w:r>
+        <w:t xml:space="preserve"> </w:t>
+      </w:r>
+      <w:r>
+        <w:t xml:space="preserve">as</w:t>
+      </w:r>
+      <w:r>
+        <w:t xml:space="preserve"> </w:t>
+      </w:r>
+      <w:r>
+        <w:t xml:space="preserve">Instrument</w:t>
+      </w:r>
+      <w:r>
+        <w:t xml:space="preserve"> </w:t>
+      </w:r>
+      <w:r>
+        <w:t xml:space="preserve">no.</w:t>
+      </w:r>
+      <w:r>
+        <w:t xml:space="preserve"> </w:t>
+      </w:r>
+      <w:r>
+        <w:t xml:space="preserve">200907236</w:t>
+      </w:r>
+      <w:r>
+        <w:t xml:space="preserve"> </w:t>
+      </w:r>
+      <w:r>
+        <w:t xml:space="preserve">in</w:t>
+      </w:r>
+      <w:r>
+        <w:t xml:space="preserve"> </w:t>
+      </w:r>
+      <w:r>
+        <w:t xml:space="preserve">the</w:t>
+      </w:r>
+      <w:r>
+        <w:t xml:space="preserve"> </w:t>
+      </w:r>
+      <w:r>
+        <w:t xml:space="preserve">land</w:t>
+      </w:r>
+      <w:r>
+        <w:t xml:space="preserve"> </w:t>
+      </w:r>
+      <w:r>
+        <w:t xml:space="preserve">records</w:t>
+      </w:r>
+      <w:r>
+        <w:t xml:space="preserve"> </w:t>
+      </w:r>
+      <w:r>
+        <w:t xml:space="preserve">of</w:t>
+      </w:r>
+      <w:r>
+        <w:t xml:space="preserve"> </w:t>
+      </w:r>
+      <w:r>
+        <w:t xml:space="preserve">Lafayette</w:t>
+      </w:r>
+      <w:r>
+        <w:t xml:space="preserve"> </w:t>
+      </w:r>
+      <w:r>
+        <w:t xml:space="preserve">County,</w:t>
+      </w:r>
+      <w:r>
+        <w:t xml:space="preserve"> </w:t>
+      </w:r>
+      <w:r>
+        <w:t xml:space="preserve">Mississippi,</w:t>
+      </w:r>
+      <w:r>
+        <w:t xml:space="preserve"> </w:t>
+      </w:r>
+      <w:r>
+        <w:t xml:space="preserve">a</w:t>
+      </w:r>
+      <w:r>
+        <w:t xml:space="preserve"> </w:t>
+      </w:r>
+      <w:r>
+        <w:t xml:space="preserve">copy</w:t>
+      </w:r>
+      <w:r>
+        <w:t xml:space="preserve"> </w:t>
+      </w:r>
+      <w:r>
+        <w:t xml:space="preserve">of</w:t>
+      </w:r>
+      <w:r>
+        <w:t xml:space="preserve"> </w:t>
+      </w:r>
+      <w:r>
+        <w:t xml:space="preserve">which</w:t>
+      </w:r>
+      <w:r>
+        <w:t xml:space="preserve"> </w:t>
+      </w:r>
+      <w:r>
+        <w:t xml:space="preserve">is</w:t>
+      </w:r>
+      <w:r>
+        <w:t xml:space="preserve"> </w:t>
+      </w:r>
+      <w:r>
+        <w:t xml:space="preserve">attached</w:t>
+      </w:r>
+      <w:r>
+        <w:t xml:space="preserve"> </w:t>
+      </w:r>
+      <w:r>
+        <w:t xml:space="preserve">as</w:t>
+      </w:r>
+      <w:r>
+        <w:t xml:space="preserve"> </w:t>
+      </w:r>
+      <w:r>
+        <w:t xml:space="preserve">Exhibit</w:t>
+      </w:r>
+      <w:r>
+        <w:t xml:space="preserve"> </w:t>
+      </w:r>
+      <w:r>
+        <w:t xml:space="preserve">“</w:t>
+      </w:r>
+      <w:r>
+        <w:t xml:space="preserve">D</w:t>
+      </w:r>
+      <w:r>
+        <w:t xml:space="preserve">”</w:t>
       </w:r>
       <w:r>
         <w:t xml:space="preserve">.</w:t>
+      </w:r>
+      <w:r>
+        <w:t xml:space="preserve"> </w:t>
+      </w:r>
+      <w:r>
+        <w:t xml:space="preserve">According</w:t>
+      </w:r>
+      <w:r>
+        <w:t xml:space="preserve"> </w:t>
+      </w:r>
+      <w:r>
+        <w:t xml:space="preserve">to</w:t>
+      </w:r>
+      <w:r>
+        <w:t xml:space="preserve"> </w:t>
+      </w:r>
+      <w:r>
+        <w:t xml:space="preserve">the</w:t>
+      </w:r>
+      <w:r>
+        <w:t xml:space="preserve"> </w:t>
+      </w:r>
+      <w:r>
+        <w:t xml:space="preserve">Debtor’s</w:t>
+      </w:r>
+      <w:r>
+        <w:t xml:space="preserve"> </w:t>
+      </w:r>
+      <w:r>
+        <w:t xml:space="preserve">schedules,</w:t>
+      </w:r>
+      <w:r>
+        <w:t xml:space="preserve"> </w:t>
+      </w:r>
+      <w:r>
+        <w:t xml:space="preserve">the</w:t>
+      </w:r>
+      <w:r>
+        <w:t xml:space="preserve"> </w:t>
+      </w:r>
+      <w:r>
+        <w:t xml:space="preserve">balance</w:t>
+      </w:r>
+      <w:r>
+        <w:t xml:space="preserve"> </w:t>
+      </w:r>
+      <w:r>
+        <w:t xml:space="preserve">due</w:t>
+      </w:r>
+      <w:r>
+        <w:t xml:space="preserve"> </w:t>
+      </w:r>
+      <w:r>
+        <w:t xml:space="preserve">to</w:t>
+      </w:r>
+      <w:r>
+        <w:t xml:space="preserve"> </w:t>
+      </w:r>
+      <w:r>
+        <w:t xml:space="preserve">Loancare</w:t>
+      </w:r>
+      <w:r>
+        <w:t xml:space="preserve"> </w:t>
+      </w:r>
+      <w:r>
+        <w:t xml:space="preserve">is</w:t>
+      </w:r>
+      <w:r>
+        <w:t xml:space="preserve"> </w:t>
+      </w:r>
+      <w:r>
+        <w:t xml:space="preserve">$323,092.97.</w:t>
       </w:r>
     </w:p>
     <w:p>
       <w:pPr>
-        <w:pStyle w:val="NumberedParagraph"/>
+        <w:tabs>
+          <w:tab w:val="left" w:pos="1440"/>
+        </w:tabs>
+        <w:spacing w:before="0" w:after="0" w:line="552" w:lineRule="exact"/>
+        <w:ind w:left="0" w:firstLine="720"/>
+        <w:jc w:val="left"/>
       </w:pPr>
       <w:r>
-        <w:t xml:space="preserve">6. Loancare is the holder, owner and servicer of a Deed of Trust on the Property recorded on August 21, 2009 as Instrument no. 200907236 in the land records of Lafayette County, Mississippi, a copy of which is attached as Exhibit</w:t>
-      </w:r>
-      <w:r>
-        <w:t xml:space="preserve"> </w:t>
-      </w:r>
-      <w:r>
-        <w:t xml:space="preserve">“D”</w:t>
-      </w:r>
-      <w:r>
-        <w:t xml:space="preserve">. According to the Debtor’s schedules, the balance due to Loancare is $323,092.97.</w:t>
+        <w:t xml:space="preserve">7.</w:t>
+      </w:r>
+      <w:r>
+        <w:tab/>
+      </w:r>
+      <w:r>
+        <w:t xml:space="preserve">The</w:t>
+      </w:r>
+      <w:r>
+        <w:t xml:space="preserve"> </w:t>
+      </w:r>
+      <w:r>
+        <w:t xml:space="preserve">Bank’s</w:t>
+      </w:r>
+      <w:r>
+        <w:t xml:space="preserve"> </w:t>
+      </w:r>
+      <w:r>
+        <w:t xml:space="preserve">Deed</w:t>
+      </w:r>
+      <w:r>
+        <w:t xml:space="preserve"> </w:t>
+      </w:r>
+      <w:r>
+        <w:t xml:space="preserve">of</w:t>
+      </w:r>
+      <w:r>
+        <w:t xml:space="preserve"> </w:t>
+      </w:r>
+      <w:r>
+        <w:t xml:space="preserve">Trust</w:t>
+      </w:r>
+      <w:r>
+        <w:t xml:space="preserve"> </w:t>
+      </w:r>
+      <w:r>
+        <w:t xml:space="preserve">on</w:t>
+      </w:r>
+      <w:r>
+        <w:t xml:space="preserve"> </w:t>
+      </w:r>
+      <w:r>
+        <w:t xml:space="preserve">the</w:t>
+      </w:r>
+      <w:r>
+        <w:t xml:space="preserve"> </w:t>
+      </w:r>
+      <w:r>
+        <w:t xml:space="preserve">Property</w:t>
+      </w:r>
+      <w:r>
+        <w:t xml:space="preserve"> </w:t>
+      </w:r>
+      <w:r>
+        <w:t xml:space="preserve">is</w:t>
+      </w:r>
+      <w:r>
+        <w:t xml:space="preserve"> </w:t>
+      </w:r>
+      <w:r>
+        <w:t xml:space="preserve">prior</w:t>
+      </w:r>
+      <w:r>
+        <w:t xml:space="preserve"> </w:t>
+      </w:r>
+      <w:r>
+        <w:t xml:space="preserve">in</w:t>
+      </w:r>
+      <w:r>
+        <w:t xml:space="preserve"> </w:t>
+      </w:r>
+      <w:r>
+        <w:t xml:space="preserve">time</w:t>
+      </w:r>
+      <w:r>
+        <w:t xml:space="preserve"> </w:t>
+      </w:r>
+      <w:r>
+        <w:t xml:space="preserve">to</w:t>
+      </w:r>
+      <w:r>
+        <w:t xml:space="preserve"> </w:t>
+      </w:r>
+      <w:r>
+        <w:t xml:space="preserve">Loancare’s</w:t>
+      </w:r>
+      <w:r>
+        <w:t xml:space="preserve"> </w:t>
+      </w:r>
+      <w:r>
+        <w:t xml:space="preserve">Deed</w:t>
+      </w:r>
+      <w:r>
+        <w:t xml:space="preserve"> </w:t>
+      </w:r>
+      <w:r>
+        <w:t xml:space="preserve">of</w:t>
+      </w:r>
+      <w:r>
+        <w:t xml:space="preserve"> </w:t>
+      </w:r>
+      <w:r>
+        <w:t xml:space="preserve">Trust</w:t>
+      </w:r>
+      <w:r>
+        <w:t xml:space="preserve"> </w:t>
+      </w:r>
+      <w:r>
+        <w:t xml:space="preserve">on</w:t>
+      </w:r>
+      <w:r>
+        <w:t xml:space="preserve"> </w:t>
+      </w:r>
+      <w:r>
+        <w:t xml:space="preserve">the</w:t>
+      </w:r>
+      <w:r>
+        <w:t xml:space="preserve"> </w:t>
+      </w:r>
+      <w:r>
+        <w:t xml:space="preserve">Property.</w:t>
       </w:r>
     </w:p>
     <w:p>
       <w:pPr>
-        <w:pStyle w:val="NumberedParagraph"/>
+        <w:tabs>
+          <w:tab w:val="left" w:pos="1440"/>
+        </w:tabs>
+        <w:spacing w:before="0" w:after="0" w:line="552" w:lineRule="exact"/>
+        <w:ind w:left="0" w:firstLine="720"/>
+        <w:jc w:val="left"/>
       </w:pPr>
       <w:r>
-        <w:t xml:space="preserve">7. The Bank’s Deed of Trust on the Property is prior in time to Loancare’s Deed of Trust on the Property.</w:t>
+        <w:t xml:space="preserve">8.</w:t>
+      </w:r>
+      <w:r>
+        <w:tab/>
+      </w:r>
+      <w:r>
+        <w:t xml:space="preserve">Pursuant</w:t>
+      </w:r>
+      <w:r>
+        <w:t xml:space="preserve"> </w:t>
+      </w:r>
+      <w:r>
+        <w:t xml:space="preserve">to</w:t>
+      </w:r>
+      <w:r>
+        <w:t xml:space="preserve"> </w:t>
+      </w:r>
+      <w:r>
+        <w:t xml:space="preserve">Miss.</w:t>
+      </w:r>
+      <w:r>
+        <w:t xml:space="preserve"> </w:t>
+      </w:r>
+      <w:r>
+        <w:t xml:space="preserve">Code</w:t>
+      </w:r>
+      <w:r>
+        <w:t xml:space="preserve"> </w:t>
+      </w:r>
+      <w:r>
+        <w:t xml:space="preserve">Ann.</w:t>
+      </w:r>
+      <w:r>
+        <w:t xml:space="preserve"> </w:t>
+      </w:r>
+      <w:r>
+        <w:t xml:space="preserve">§89</w:t>
+        <w:noBreakHyphen/>
+        <w:t xml:space="preserve">5</w:t>
+        <w:noBreakHyphen/>
+        <w:t xml:space="preserve">1,</w:t>
+      </w:r>
+      <w:r>
+        <w:t xml:space="preserve"> </w:t>
+      </w:r>
+      <w:r>
+        <w:t xml:space="preserve">“</w:t>
+      </w:r>
+      <w:r>
+        <w:t xml:space="preserve">the</w:t>
+      </w:r>
+      <w:r>
+        <w:t xml:space="preserve"> </w:t>
+      </w:r>
+      <w:r>
+        <w:t xml:space="preserve">priority</w:t>
+      </w:r>
+      <w:r>
+        <w:t xml:space="preserve"> </w:t>
+      </w:r>
+      <w:r>
+        <w:t xml:space="preserve">of</w:t>
+      </w:r>
+      <w:r>
+        <w:t xml:space="preserve"> </w:t>
+      </w:r>
+      <w:r>
+        <w:t xml:space="preserve">time</w:t>
+      </w:r>
+      <w:r>
+        <w:t xml:space="preserve"> </w:t>
+      </w:r>
+      <w:r>
+        <w:t xml:space="preserve">of</w:t>
+      </w:r>
+      <w:r>
+        <w:t xml:space="preserve"> </w:t>
+      </w:r>
+      <w:r>
+        <w:t xml:space="preserve">filing</w:t>
+      </w:r>
+      <w:r>
+        <w:t xml:space="preserve"> </w:t>
+      </w:r>
+      <w:r>
+        <w:t xml:space="preserve">shall</w:t>
+      </w:r>
+      <w:r>
+        <w:t xml:space="preserve"> </w:t>
+      </w:r>
+      <w:r>
+        <w:t xml:space="preserve">determine</w:t>
+      </w:r>
+      <w:r>
+        <w:t xml:space="preserve"> </w:t>
+      </w:r>
+      <w:r>
+        <w:t xml:space="preserve">the</w:t>
+      </w:r>
+      <w:r>
+        <w:t xml:space="preserve"> </w:t>
+      </w:r>
+      <w:r>
+        <w:t xml:space="preserve">priority</w:t>
+      </w:r>
+      <w:r>
+        <w:t xml:space="preserve"> </w:t>
+      </w:r>
+      <w:r>
+        <w:t xml:space="preserve">of</w:t>
+      </w:r>
+      <w:r>
+        <w:t xml:space="preserve"> </w:t>
+      </w:r>
+      <w:r>
+        <w:t xml:space="preserve">all</w:t>
+      </w:r>
+      <w:r>
+        <w:t xml:space="preserve"> </w:t>
+      </w:r>
+      <w:r>
+        <w:t xml:space="preserve">conveyances</w:t>
+      </w:r>
+      <w:r>
+        <w:t xml:space="preserve"> </w:t>
+      </w:r>
+      <w:r>
+        <w:t xml:space="preserve">of</w:t>
+      </w:r>
+      <w:r>
+        <w:t xml:space="preserve"> </w:t>
+      </w:r>
+      <w:r>
+        <w:t xml:space="preserve">the</w:t>
+      </w:r>
+      <w:r>
+        <w:t xml:space="preserve"> </w:t>
+      </w:r>
+      <w:r>
+        <w:t xml:space="preserve">same</w:t>
+      </w:r>
+      <w:r>
+        <w:t xml:space="preserve"> </w:t>
+      </w:r>
+      <w:r>
+        <w:t xml:space="preserve">land</w:t>
+      </w:r>
+      <w:r>
+        <w:t xml:space="preserve"> </w:t>
+      </w:r>
+      <w:r>
+        <w:t xml:space="preserve">as</w:t>
+      </w:r>
+      <w:r>
+        <w:t xml:space="preserve"> </w:t>
+      </w:r>
+      <w:r>
+        <w:t xml:space="preserve">between</w:t>
+      </w:r>
+      <w:r>
+        <w:t xml:space="preserve"> </w:t>
+      </w:r>
+      <w:r>
+        <w:t xml:space="preserve">the</w:t>
+      </w:r>
+      <w:r>
+        <w:t xml:space="preserve"> </w:t>
+      </w:r>
+      <w:r>
+        <w:t xml:space="preserve">several</w:t>
+      </w:r>
+      <w:r>
+        <w:t xml:space="preserve"> </w:t>
+      </w:r>
+      <w:r>
+        <w:t xml:space="preserve">holders</w:t>
+      </w:r>
+      <w:r>
+        <w:t xml:space="preserve"> </w:t>
+      </w:r>
+      <w:r>
+        <w:t xml:space="preserve">of</w:t>
+      </w:r>
+      <w:r>
+        <w:t xml:space="preserve"> </w:t>
+      </w:r>
+      <w:r>
+        <w:t xml:space="preserve">such</w:t>
+      </w:r>
+      <w:r>
+        <w:t xml:space="preserve"> </w:t>
+      </w:r>
+      <w:r>
+        <w:t xml:space="preserve">conveyance.</w:t>
+      </w:r>
+      <w:r>
+        <w:t xml:space="preserve">”</w:t>
       </w:r>
     </w:p>
     <w:p>
       <w:pPr>
-        <w:pStyle w:val="NumberedParagraph"/>
+        <w:tabs>
+          <w:tab w:val="left" w:pos="1440"/>
+        </w:tabs>
+        <w:spacing w:before="0" w:after="0" w:line="552" w:lineRule="exact"/>
+        <w:ind w:left="0" w:firstLine="720"/>
+        <w:jc w:val="left"/>
       </w:pPr>
       <w:r>
-        <w:t xml:space="preserve">8. Pursuant to Miss. Code Ann. §89-5-1,</w:t>
-      </w:r>
-      <w:r>
-        <w:t xml:space="preserve"> </w:t>
-      </w:r>
-      <w:r>
-        <w:t xml:space="preserve">“the priority of time of filing shall determine the priority of all conveyances of the same land as between the several holders of such conveyance.”</w:t>
+        <w:t xml:space="preserve">9.</w:t>
+      </w:r>
+      <w:r>
+        <w:tab/>
+      </w:r>
+      <w:r>
+        <w:t xml:space="preserve">The</w:t>
+      </w:r>
+      <w:r>
+        <w:t xml:space="preserve"> </w:t>
+      </w:r>
+      <w:r>
+        <w:t xml:space="preserve">Bank’s</w:t>
+      </w:r>
+      <w:r>
+        <w:t xml:space="preserve"> </w:t>
+      </w:r>
+      <w:r>
+        <w:t xml:space="preserve">Deed</w:t>
+      </w:r>
+      <w:r>
+        <w:t xml:space="preserve"> </w:t>
+      </w:r>
+      <w:r>
+        <w:t xml:space="preserve">of</w:t>
+      </w:r>
+      <w:r>
+        <w:t xml:space="preserve"> </w:t>
+      </w:r>
+      <w:r>
+        <w:t xml:space="preserve">Trust</w:t>
+      </w:r>
+      <w:r>
+        <w:t xml:space="preserve"> </w:t>
+      </w:r>
+      <w:r>
+        <w:t xml:space="preserve">on</w:t>
+      </w:r>
+      <w:r>
+        <w:t xml:space="preserve"> </w:t>
+      </w:r>
+      <w:r>
+        <w:t xml:space="preserve">the</w:t>
+      </w:r>
+      <w:r>
+        <w:t xml:space="preserve"> </w:t>
+      </w:r>
+      <w:r>
+        <w:t xml:space="preserve">Property</w:t>
+      </w:r>
+      <w:r>
+        <w:t xml:space="preserve"> </w:t>
+      </w:r>
+      <w:r>
+        <w:t xml:space="preserve">is</w:t>
+      </w:r>
+      <w:r>
+        <w:t xml:space="preserve"> </w:t>
+      </w:r>
+      <w:r>
+        <w:t xml:space="preserve">prior</w:t>
+      </w:r>
+      <w:r>
+        <w:t xml:space="preserve"> </w:t>
+      </w:r>
+      <w:r>
+        <w:t xml:space="preserve">and</w:t>
+      </w:r>
+      <w:r>
+        <w:t xml:space="preserve"> </w:t>
+      </w:r>
+      <w:r>
+        <w:t xml:space="preserve">superior</w:t>
+      </w:r>
+      <w:r>
+        <w:t xml:space="preserve"> </w:t>
+      </w:r>
+      <w:r>
+        <w:t xml:space="preserve">to</w:t>
+      </w:r>
+      <w:r>
+        <w:t xml:space="preserve"> </w:t>
+      </w:r>
+      <w:r>
+        <w:t xml:space="preserve">Loancare’s</w:t>
+      </w:r>
+      <w:r>
+        <w:t xml:space="preserve"> </w:t>
+      </w:r>
+      <w:r>
+        <w:t xml:space="preserve">Deed</w:t>
+      </w:r>
+      <w:r>
+        <w:t xml:space="preserve"> </w:t>
+      </w:r>
+      <w:r>
+        <w:t xml:space="preserve">of</w:t>
+      </w:r>
+      <w:r>
+        <w:t xml:space="preserve"> </w:t>
+      </w:r>
+      <w:r>
+        <w:t xml:space="preserve">Trust</w:t>
+      </w:r>
+      <w:r>
+        <w:t xml:space="preserve"> </w:t>
+      </w:r>
+      <w:r>
+        <w:t xml:space="preserve">on</w:t>
+      </w:r>
+      <w:r>
+        <w:t xml:space="preserve"> </w:t>
+      </w:r>
+      <w:r>
+        <w:t xml:space="preserve">the</w:t>
+      </w:r>
+      <w:r>
+        <w:t xml:space="preserve"> </w:t>
+      </w:r>
+      <w:r>
+        <w:t xml:space="preserve">Property.</w:t>
+      </w:r>
+      <w:r>
+        <w:t xml:space="preserve"> </w:t>
+      </w:r>
+      <w:r>
+        <w:t xml:space="preserve">The</w:t>
+      </w:r>
+      <w:r>
+        <w:t xml:space="preserve"> </w:t>
+      </w:r>
+      <w:r>
+        <w:t xml:space="preserve">Bank’s</w:t>
+      </w:r>
+      <w:r>
+        <w:t xml:space="preserve"> </w:t>
+      </w:r>
+      <w:r>
+        <w:t xml:space="preserve">lien</w:t>
+      </w:r>
+      <w:r>
+        <w:t xml:space="preserve"> </w:t>
+      </w:r>
+      <w:r>
+        <w:t xml:space="preserve">on</w:t>
+      </w:r>
+      <w:r>
+        <w:t xml:space="preserve"> </w:t>
+      </w:r>
+      <w:r>
+        <w:t xml:space="preserve">the</w:t>
+      </w:r>
+      <w:r>
+        <w:t xml:space="preserve"> </w:t>
+      </w:r>
+      <w:r>
+        <w:t xml:space="preserve">Property</w:t>
+      </w:r>
+      <w:r>
+        <w:t xml:space="preserve"> </w:t>
+      </w:r>
+      <w:r>
+        <w:t xml:space="preserve">is</w:t>
+      </w:r>
+      <w:r>
+        <w:t xml:space="preserve"> </w:t>
+      </w:r>
+      <w:r>
+        <w:t xml:space="preserve">superior</w:t>
+      </w:r>
+      <w:r>
+        <w:t xml:space="preserve"> </w:t>
+      </w:r>
+      <w:r>
+        <w:t xml:space="preserve">to</w:t>
+      </w:r>
+      <w:r>
+        <w:t xml:space="preserve"> </w:t>
+      </w:r>
+      <w:r>
+        <w:t xml:space="preserve">Loancare’s</w:t>
+      </w:r>
+      <w:r>
+        <w:t xml:space="preserve"> </w:t>
+      </w:r>
+      <w:r>
+        <w:t xml:space="preserve">lien</w:t>
+      </w:r>
+      <w:r>
+        <w:t xml:space="preserve"> </w:t>
+      </w:r>
+      <w:r>
+        <w:t xml:space="preserve">on</w:t>
+      </w:r>
+      <w:r>
+        <w:t xml:space="preserve"> </w:t>
+      </w:r>
+      <w:r>
+        <w:t xml:space="preserve">the</w:t>
+      </w:r>
+      <w:r>
+        <w:t xml:space="preserve"> </w:t>
+      </w:r>
+      <w:r>
+        <w:t xml:space="preserve">Property.</w:t>
       </w:r>
     </w:p>
     <w:p>
       <w:pPr>
-        <w:pStyle w:val="NumberedParagraph"/>
+        <w:spacing w:before="0" w:after="0" w:line="552" w:lineRule="exact"/>
+        <w:ind w:left="0" w:firstLine="720"/>
+        <w:jc w:val="left"/>
       </w:pPr>
       <w:r>
-        <w:t xml:space="preserve">9. The Bank’s Deed of Trust on the Property is prior and superior to Loancare’s Deed of Trust on the Property. The Bank’s lien on the Property is superior to Loancare’s lien on the Property.</w:t>
+        <w:t xml:space="preserve">WHEREFORE,</w:t>
+      </w:r>
+      <w:r>
+        <w:t xml:space="preserve"> </w:t>
+      </w:r>
+      <w:r>
+        <w:t xml:space="preserve">PREMISES</w:t>
+      </w:r>
+      <w:r>
+        <w:t xml:space="preserve"> </w:t>
+      </w:r>
+      <w:r>
+        <w:t xml:space="preserve">CONSIDERED,</w:t>
+      </w:r>
+      <w:r>
+        <w:t xml:space="preserve"> </w:t>
+      </w:r>
+      <w:r>
+        <w:t xml:space="preserve">Community</w:t>
+      </w:r>
+      <w:r>
+        <w:t xml:space="preserve"> </w:t>
+      </w:r>
+      <w:r>
+        <w:t xml:space="preserve">Bank</w:t>
+      </w:r>
+      <w:r>
+        <w:t xml:space="preserve"> </w:t>
+      </w:r>
+      <w:r>
+        <w:t xml:space="preserve">of</w:t>
+      </w:r>
+      <w:r>
+        <w:t xml:space="preserve"> </w:t>
+      </w:r>
+      <w:r>
+        <w:t xml:space="preserve">Mississippi</w:t>
+      </w:r>
+      <w:r>
+        <w:t xml:space="preserve"> </w:t>
+      </w:r>
+      <w:r>
+        <w:t xml:space="preserve">requests</w:t>
+      </w:r>
+      <w:r>
+        <w:t xml:space="preserve"> </w:t>
+      </w:r>
+      <w:r>
+        <w:t xml:space="preserve">that</w:t>
+      </w:r>
+      <w:r>
+        <w:t xml:space="preserve"> </w:t>
+      </w:r>
+      <w:r>
+        <w:t xml:space="preserve">this</w:t>
+      </w:r>
+      <w:r>
+        <w:t xml:space="preserve"> </w:t>
+      </w:r>
+      <w:r>
+        <w:t xml:space="preserve">Court</w:t>
+      </w:r>
+      <w:r>
+        <w:t xml:space="preserve"> </w:t>
+      </w:r>
+      <w:r>
+        <w:t xml:space="preserve">grant</w:t>
+      </w:r>
+      <w:r>
+        <w:t xml:space="preserve"> </w:t>
+      </w:r>
+      <w:r>
+        <w:t xml:space="preserve">it</w:t>
+      </w:r>
+      <w:r>
+        <w:t xml:space="preserve"> </w:t>
+      </w:r>
+      <w:r>
+        <w:t xml:space="preserve">the</w:t>
+      </w:r>
+      <w:r>
+        <w:t xml:space="preserve"> </w:t>
+      </w:r>
+      <w:r>
+        <w:t xml:space="preserve">following</w:t>
+      </w:r>
+      <w:r>
+        <w:t xml:space="preserve"> </w:t>
+      </w:r>
+      <w:r>
+        <w:t xml:space="preserve">relief:</w:t>
       </w:r>
     </w:p>
     <w:p>
       <w:pPr>
-        <w:pStyle w:val="BlockText"/>
+        <w:tabs>
+          <w:tab w:val="left" w:pos="1440"/>
+        </w:tabs>
+        <w:spacing w:before="0" w:after="0" w:line="552" w:lineRule="exact"/>
+        <w:ind w:left="0" w:firstLine="720"/>
+        <w:jc w:val="left"/>
       </w:pPr>
       <w:r>
-        <w:t xml:space="preserve">WHEREFORE, PREMISES CONSIDERED, Community Bank of Mississippi requests that this Court grant it the following relief:</w:t>
+        <w:t xml:space="preserve">1.</w:t>
+      </w:r>
+      <w:r>
+        <w:tab/>
+      </w:r>
+      <w:r>
+        <w:t xml:space="preserve">A</w:t>
+      </w:r>
+      <w:r>
+        <w:t xml:space="preserve"> </w:t>
+      </w:r>
+      <w:r>
+        <w:t xml:space="preserve">Judgment</w:t>
+      </w:r>
+      <w:r>
+        <w:t xml:space="preserve"> </w:t>
+      </w:r>
+      <w:r>
+        <w:t xml:space="preserve">declaring</w:t>
+      </w:r>
+      <w:r>
+        <w:t xml:space="preserve"> </w:t>
+      </w:r>
+      <w:r>
+        <w:t xml:space="preserve">that</w:t>
+      </w:r>
+      <w:r>
+        <w:t xml:space="preserve"> </w:t>
+      </w:r>
+      <w:r>
+        <w:t xml:space="preserve">the</w:t>
+      </w:r>
+      <w:r>
+        <w:t xml:space="preserve"> </w:t>
+      </w:r>
+      <w:r>
+        <w:t xml:space="preserve">Bank’s</w:t>
+      </w:r>
+      <w:r>
+        <w:t xml:space="preserve"> </w:t>
+      </w:r>
+      <w:r>
+        <w:t xml:space="preserve">Deed</w:t>
+      </w:r>
+      <w:r>
+        <w:t xml:space="preserve"> </w:t>
+      </w:r>
+      <w:r>
+        <w:t xml:space="preserve">of</w:t>
+      </w:r>
+      <w:r>
+        <w:t xml:space="preserve"> </w:t>
+      </w:r>
+      <w:r>
+        <w:t xml:space="preserve">Trust</w:t>
+      </w:r>
+      <w:r>
+        <w:t xml:space="preserve"> </w:t>
+      </w:r>
+      <w:r>
+        <w:t xml:space="preserve">on</w:t>
+      </w:r>
+      <w:r>
+        <w:t xml:space="preserve"> </w:t>
+      </w:r>
+      <w:r>
+        <w:t xml:space="preserve">the</w:t>
+      </w:r>
+      <w:r>
+        <w:t xml:space="preserve"> </w:t>
+      </w:r>
+      <w:r>
+        <w:t xml:space="preserve">Property</w:t>
+      </w:r>
+      <w:r>
+        <w:t xml:space="preserve"> </w:t>
+      </w:r>
+      <w:r>
+        <w:t xml:space="preserve">is</w:t>
+      </w:r>
+      <w:r>
+        <w:t xml:space="preserve"> </w:t>
+      </w:r>
+      <w:r>
+        <w:t xml:space="preserve">prior</w:t>
+      </w:r>
+      <w:r>
+        <w:t xml:space="preserve"> </w:t>
+      </w:r>
+      <w:r>
+        <w:t xml:space="preserve">and</w:t>
+      </w:r>
+      <w:r>
+        <w:t xml:space="preserve"> </w:t>
+      </w:r>
+      <w:r>
+        <w:t xml:space="preserve">superior</w:t>
+      </w:r>
+      <w:r>
+        <w:t xml:space="preserve"> </w:t>
+      </w:r>
+      <w:r>
+        <w:t xml:space="preserve">to</w:t>
+      </w:r>
+      <w:r>
+        <w:t xml:space="preserve"> </w:t>
+      </w:r>
+      <w:r>
+        <w:t xml:space="preserve">Loancare’s</w:t>
+      </w:r>
+      <w:r>
+        <w:t xml:space="preserve"> </w:t>
+      </w:r>
+      <w:r>
+        <w:t xml:space="preserve">Deed</w:t>
+      </w:r>
+      <w:r>
+        <w:t xml:space="preserve"> </w:t>
+      </w:r>
+      <w:r>
+        <w:t xml:space="preserve">of</w:t>
+      </w:r>
+      <w:r>
+        <w:t xml:space="preserve"> </w:t>
+      </w:r>
+      <w:r>
+        <w:t xml:space="preserve">Trust</w:t>
+      </w:r>
+      <w:r>
+        <w:t xml:space="preserve"> </w:t>
+      </w:r>
+      <w:r>
+        <w:t xml:space="preserve">on</w:t>
+      </w:r>
+      <w:r>
+        <w:t xml:space="preserve"> </w:t>
+      </w:r>
+      <w:r>
+        <w:t xml:space="preserve">the</w:t>
+      </w:r>
+      <w:r>
+        <w:t xml:space="preserve"> </w:t>
+      </w:r>
+      <w:r>
+        <w:t xml:space="preserve">Property;</w:t>
       </w:r>
     </w:p>
     <w:p>
       <w:pPr>
-        <w:pStyle w:val="LetteredItem"/>
+        <w:tabs>
+          <w:tab w:val="left" w:pos="1440"/>
+        </w:tabs>
+        <w:spacing w:before="0" w:after="0" w:line="552" w:lineRule="exact"/>
+        <w:ind w:left="0" w:firstLine="720"/>
+        <w:jc w:val="left"/>
       </w:pPr>
       <w:r>
-        <w:t xml:space="preserve">1.</w:t>
+        <w:t xml:space="preserve">2.</w:t>
       </w:r>
       <w:r>
         <w:tab/>
       </w:r>
       <w:r>
-        <w:t xml:space="preserve">A Judgment declaring that the Bank’s Deed of Trust on the Property is prior and superior to Loancare’s Deed of Trust on the Property;</w:t>
+        <w:t xml:space="preserve">A</w:t>
+      </w:r>
+      <w:r>
+        <w:t xml:space="preserve"> </w:t>
+      </w:r>
+      <w:r>
+        <w:t xml:space="preserve">Judgment</w:t>
+      </w:r>
+      <w:r>
+        <w:t xml:space="preserve"> </w:t>
+      </w:r>
+      <w:r>
+        <w:t xml:space="preserve">declaring</w:t>
+      </w:r>
+      <w:r>
+        <w:t xml:space="preserve"> </w:t>
+      </w:r>
+      <w:r>
+        <w:t xml:space="preserve">that</w:t>
+      </w:r>
+      <w:r>
+        <w:t xml:space="preserve"> </w:t>
+      </w:r>
+      <w:r>
+        <w:t xml:space="preserve">the</w:t>
+      </w:r>
+      <w:r>
+        <w:t xml:space="preserve"> </w:t>
+      </w:r>
+      <w:r>
+        <w:t xml:space="preserve">Bank’s</w:t>
+      </w:r>
+      <w:r>
+        <w:t xml:space="preserve"> </w:t>
+      </w:r>
+      <w:r>
+        <w:t xml:space="preserve">lien</w:t>
+      </w:r>
+      <w:r>
+        <w:t xml:space="preserve"> </w:t>
+      </w:r>
+      <w:r>
+        <w:t xml:space="preserve">on</w:t>
+      </w:r>
+      <w:r>
+        <w:t xml:space="preserve"> </w:t>
+      </w:r>
+      <w:r>
+        <w:t xml:space="preserve">the</w:t>
+      </w:r>
+      <w:r>
+        <w:t xml:space="preserve"> </w:t>
+      </w:r>
+      <w:r>
+        <w:t xml:space="preserve">Property</w:t>
+      </w:r>
+      <w:r>
+        <w:t xml:space="preserve"> </w:t>
+      </w:r>
+      <w:r>
+        <w:t xml:space="preserve">is</w:t>
+      </w:r>
+      <w:r>
+        <w:t xml:space="preserve"> </w:t>
+      </w:r>
+      <w:r>
+        <w:t xml:space="preserve">superior</w:t>
+      </w:r>
+      <w:r>
+        <w:t xml:space="preserve"> </w:t>
+      </w:r>
+      <w:r>
+        <w:t xml:space="preserve">to</w:t>
+      </w:r>
+      <w:r>
+        <w:t xml:space="preserve"> </w:t>
+      </w:r>
+      <w:r>
+        <w:t xml:space="preserve">Loancare’s</w:t>
+      </w:r>
+      <w:r>
+        <w:t xml:space="preserve"> </w:t>
+      </w:r>
+      <w:r>
+        <w:t xml:space="preserve">lien</w:t>
+      </w:r>
+      <w:r>
+        <w:t xml:space="preserve"> </w:t>
+      </w:r>
+      <w:r>
+        <w:t xml:space="preserve">on</w:t>
+      </w:r>
+      <w:r>
+        <w:t xml:space="preserve"> </w:t>
+      </w:r>
+      <w:r>
+        <w:t xml:space="preserve">the</w:t>
+      </w:r>
+      <w:r>
+        <w:t xml:space="preserve"> </w:t>
+      </w:r>
+      <w:r>
+        <w:t xml:space="preserve">Property;</w:t>
       </w:r>
     </w:p>
     <w:p>
       <w:pPr>
-        <w:pStyle w:val="LetteredItem"/>
+        <w:tabs>
+          <w:tab w:val="left" w:pos="1440"/>
+        </w:tabs>
+        <w:spacing w:before="0" w:after="0" w:line="552" w:lineRule="exact"/>
+        <w:ind w:left="0" w:firstLine="720"/>
+        <w:jc w:val="left"/>
       </w:pPr>
       <w:r>
-        <w:t xml:space="preserve">2.</w:t>
+        <w:t xml:space="preserve">3.</w:t>
       </w:r>
       <w:r>
         <w:tab/>
       </w:r>
       <w:r>
-        <w:t xml:space="preserve">A Judgment declaring that the Bank’s lien on the Property is superior to Loancare’s lien on the Property;</w:t>
-      </w:r>
-    </w:p>
-    <w:p>
-      <w:pPr>
-        <w:pStyle w:val="LetteredItem"/>
-      </w:pPr>
-      <w:r>
-        <w:t xml:space="preserve">3.</w:t>
-      </w:r>
-      <w:r>
-        <w:tab/>
-      </w:r>
-      <w:r>
-        <w:t xml:space="preserve">A Judgment terminating the automatic stay of 11 U.S.C. § 362 to allow the Bank to proceed with its state law remedies against the Property; and</w:t>
-      </w:r>
-    </w:p>
-    <w:p>
-      <w:pPr>
-        <w:pStyle w:val="LetteredItem"/>
-      </w:pPr>
-      <w:r>
-        <w:t xml:space="preserve">4.</w:t>
-      </w:r>
-      <w:r>
-        <w:tab/>
-      </w:r>
-      <w:r>
-        <w:t xml:space="preserve">General relief.</w:t>
+        <w:t xml:space="preserve">A</w:t>
+      </w:r>
+      <w:r>
+        <w:t xml:space="preserve"> </w:t>
+      </w:r>
+      <w:r>
+        <w:t xml:space="preserve">Judgment</w:t>
+      </w:r>
+      <w:r>
+        <w:t xml:space="preserve"> </w:t>
+      </w:r>
+      <w:r>
+        <w:t xml:space="preserve">terminating</w:t>
+      </w:r>
+      <w:r>
+        <w:t xml:space="preserve"> </w:t>
+      </w:r>
+      <w:r>
+        <w:t xml:space="preserve">the</w:t>
+      </w:r>
+      <w:r>
+        <w:t xml:space="preserve"> </w:t>
+      </w:r>
+      <w:r>
+        <w:t xml:space="preserve">automatic</w:t>
+      </w:r>
+      <w:r>
+        <w:t xml:space="preserve"> </w:t>
+      </w:r>
+      <w:r>
+        <w:t xml:space="preserve">stay</w:t>
+      </w:r>
+      <w:r>
+        <w:t xml:space="preserve"> </w:t>
+      </w:r>
+      <w:r>
+        <w:t xml:space="preserve">of</w:t>
+      </w:r>
+      <w:r>
+        <w:t xml:space="preserve"> </w:t>
+      </w:r>
+      <w:r>
+        <w:t xml:space="preserve">11</w:t>
+      </w:r>
+      <w:r>
+        <w:t xml:space="preserve"> </w:t>
+      </w:r>
+      <w:r>
+        <w:t xml:space="preserve">U.S.C.</w:t>
+      </w:r>
+      <w:r>
+        <w:t xml:space="preserve"> </w:t>
+      </w:r>
+      <w:r>
+        <w:t xml:space="preserve">§</w:t>
+      </w:r>
+      <w:r>
+        <w:t xml:space="preserve"> </w:t>
+      </w:r>
+      <w:r>
+        <w:t xml:space="preserve">362</w:t>
+      </w:r>
+      <w:r>
+        <w:t xml:space="preserve"> </w:t>
+      </w:r>
+      <w:r>
+        <w:t xml:space="preserve">to</w:t>
+      </w:r>
+      <w:r>
+        <w:t xml:space="preserve"> </w:t>
+      </w:r>
+      <w:r>
+        <w:t xml:space="preserve">allow</w:t>
+      </w:r>
+      <w:r>
+        <w:t xml:space="preserve"> </w:t>
+      </w:r>
+      <w:r>
+        <w:t xml:space="preserve">the</w:t>
+      </w:r>
+      <w:r>
+        <w:t xml:space="preserve"> </w:t>
+      </w:r>
+      <w:r>
+        <w:t xml:space="preserve">Bank</w:t>
+      </w:r>
+      <w:r>
+        <w:t xml:space="preserve"> </w:t>
+      </w:r>
+      <w:r>
+        <w:t xml:space="preserve">to</w:t>
+      </w:r>
+      <w:r>
+        <w:t xml:space="preserve"> </w:t>
+      </w:r>
+      <w:r>
+        <w:t xml:space="preserve">proceed</w:t>
+      </w:r>
+      <w:r>
+        <w:t xml:space="preserve"> </w:t>
+      </w:r>
+      <w:r>
+        <w:t xml:space="preserve">with</w:t>
+      </w:r>
+      <w:r>
+        <w:t xml:space="preserve"> </w:t>
+      </w:r>
+      <w:r>
+        <w:t xml:space="preserve">its</w:t>
+      </w:r>
+      <w:r>
+        <w:t xml:space="preserve"> </w:t>
+      </w:r>
+      <w:r>
+        <w:t xml:space="preserve">state</w:t>
+      </w:r>
+      <w:r>
+        <w:t xml:space="preserve"> </w:t>
+      </w:r>
+      <w:r>
+        <w:t xml:space="preserve">law</w:t>
+      </w:r>
+      <w:r>
+        <w:t xml:space="preserve"> </w:t>
+      </w:r>
+      <w:r>
+        <w:t xml:space="preserve">remedies</w:t>
+      </w:r>
+      <w:r>
+        <w:t xml:space="preserve"> </w:t>
+      </w:r>
+      <w:r>
+        <w:t xml:space="preserve">against</w:t>
+      </w:r>
+      <w:r>
+        <w:t xml:space="preserve"> </w:t>
+      </w:r>
+      <w:r>
+        <w:t xml:space="preserve">the</w:t>
+      </w:r>
+      <w:r>
+        <w:t xml:space="preserve"> </w:t>
+      </w:r>
+      <w:r>
+        <w:t xml:space="preserve">Property;</w:t>
+      </w:r>
+      <w:r>
+        <w:t xml:space="preserve"> </w:t>
+      </w:r>
+      <w:r>
+        <w:t xml:space="preserve">and</w:t>
       </w:r>
     </w:p>
     <w:p>
       <w:pPr>
         <w:keepNext/>
-        <w:spacing w:before="360" w:after="240" w:line="480" w:lineRule="exact"/>
-        <w:ind w:left="720" w:firstLine="0"/>
+        <w:keepLines/>
+        <w:tabs>
+          <w:tab w:val="left" w:pos="1440"/>
+        </w:tabs>
+        <w:spacing w:before="0" w:after="0" w:line="552" w:lineRule="exact"/>
+        <w:ind w:left="0" w:firstLine="720"/>
+        <w:jc w:val="left"/>
       </w:pPr>
       <w:r>
-        <w:t xml:space="preserve">DATED: October 5, 2020.</w:t>
+        <w:t xml:space="preserve">4.</w:t>
+      </w:r>
+      <w:r>
+        <w:tab/>
+      </w:r>
+      <w:r>
+        <w:t xml:space="preserve">General</w:t>
+      </w:r>
+      <w:r>
+        <w:t xml:space="preserve"> </w:t>
+      </w:r>
+      <w:r>
+        <w:t xml:space="preserve">relief.</w:t>
       </w:r>
     </w:p>
     <w:p>
       <w:pPr>
         <w:keepNext/>
-        <w:spacing w:before="240" w:after="0" w:line="276" w:lineRule="exact"/>
-        <w:jc w:val="right"/>
+        <w:keepLines/>
+        <w:spacing w:before="276" w:after="0" w:line="276" w:lineRule="exact"/>
+        <w:ind w:left="720" w:firstLine="0"/>
+        <w:jc w:val="left"/>
       </w:pPr>
       <w:r>
-        <w:rPr>
-          <w:b/>
-        </w:rPr>
-        <w:t xml:space="preserve">COMMUNITY BANK OF MISSISSIPPI</w:t>
+        <w:t xml:space="preserve">DATED: </w:t>
+      </w:r>
+      <w:r>
+        <w:t xml:space="preserve">October</w:t>
+      </w:r>
+      <w:r>
+        <w:t xml:space="preserve"> </w:t>
+      </w:r>
+      <w:r>
+        <w:t xml:space="preserve">5,</w:t>
+      </w:r>
+      <w:r>
+        <w:t xml:space="preserve"> </w:t>
+      </w:r>
+      <w:r>
+        <w:t xml:space="preserve">2020.</w:t>
       </w:r>
     </w:p>
     <w:p>
       <w:pPr>
         <w:keepNext/>
-        <w:spacing w:before="480" w:after="0" w:line="276" w:lineRule="exact"/>
-        <w:jc w:val="right"/>
+        <w:keepLines/>
+        <w:spacing w:before="276" w:after="0" w:line="276" w:lineRule="exact"/>
+        <w:ind w:left="4680" w:firstLine="0"/>
+        <w:jc w:val="left"/>
+      </w:pPr>
+      <w:r>
+        <w:rPr>
+          <w:b/>
+          <w:bCs/>
+        </w:rPr>
+        <w:t xml:space="preserve">COMMUNITY</w:t>
+      </w:r>
+      <w:r>
+        <w:rPr>
+          <w:b/>
+          <w:bCs/>
+        </w:rPr>
+        <w:t xml:space="preserve"> </w:t>
+      </w:r>
+      <w:r>
+        <w:rPr>
+          <w:b/>
+          <w:bCs/>
+        </w:rPr>
+        <w:t xml:space="preserve">BANK</w:t>
+      </w:r>
+      <w:r>
+        <w:rPr>
+          <w:b/>
+          <w:bCs/>
+        </w:rPr>
+        <w:t xml:space="preserve"> </w:t>
+      </w:r>
+      <w:r>
+        <w:rPr>
+          <w:b/>
+          <w:bCs/>
+        </w:rPr>
+        <w:t xml:space="preserve">OF</w:t>
+      </w:r>
+      <w:r>
+        <w:rPr>
+          <w:b/>
+          <w:bCs/>
+        </w:rPr>
+        <w:t xml:space="preserve"> </w:t>
+      </w:r>
+      <w:r>
+        <w:rPr>
+          <w:b/>
+          <w:bCs/>
+        </w:rPr>
+        <w:t xml:space="preserve">MISSISSIPPI</w:t>
+      </w:r>
+    </w:p>
+    <w:p>
+      <w:pPr>
+        <w:keepNext/>
+        <w:keepLines/>
+        <w:spacing w:before="552" w:after="0" w:line="276" w:lineRule="exact"/>
+        <w:ind w:left="4680" w:firstLine="0"/>
+        <w:jc w:val="left"/>
       </w:pPr>
       <w:r>
         <w:t xml:space="preserve">By: </w:t>
@@ -577,86 +4609,198 @@
         <w:rPr>
           <w:u w:val="single"/>
         </w:rPr>
-        <w:t xml:space="preserve">/s/ Jeff Rawlings</w:t>
+        <w:t xml:space="preserve">/s/ </w:t>
+      </w:r>
+      <w:r>
+        <w:rPr>
+          <w:u w:val="single"/>
+        </w:rPr>
+        <w:t xml:space="preserve">Jeff</w:t>
+      </w:r>
+      <w:r>
+        <w:rPr>
+          <w:u w:val="single"/>
+        </w:rPr>
+        <w:t xml:space="preserve"> </w:t>
+      </w:r>
+      <w:r>
+        <w:rPr>
+          <w:u w:val="single"/>
+        </w:rPr>
+        <w:t xml:space="preserve">Rawlings</w:t>
       </w:r>
     </w:p>
     <w:p>
       <w:pPr>
+        <w:keepNext/>
+        <w:keepLines/>
         <w:spacing w:before="0" w:after="0" w:line="276" w:lineRule="exact"/>
-        <w:jc w:val="right"/>
+        <w:ind w:left="5400" w:firstLine="0"/>
+        <w:jc w:val="left"/>
       </w:pPr>
       <w:r>
-        <w:t xml:space="preserve">Its Attorney</w:t>
+        <w:t xml:space="preserve">Its</w:t>
+      </w:r>
+      <w:r>
+        <w:t xml:space="preserve"> </w:t>
+      </w:r>
+      <w:r>
+        <w:t xml:space="preserve">Attorney</w:t>
       </w:r>
     </w:p>
     <w:p>
       <w:pPr>
-        <w:spacing w:before="0" w:after="360" w:line="276" w:lineRule="exact"/>
+        <w:keepNext/>
+        <w:keepLines/>
+        <w:spacing w:before="552" w:after="0" w:line="276" w:lineRule="exact"/>
+        <w:ind w:left="0" w:firstLine="0"/>
+        <w:jc w:val="left"/>
       </w:pPr>
       <w:r>
-        <w:t xml:space="preserve"/>
+        <w:t xml:space="preserve">Jeff</w:t>
+      </w:r>
+      <w:r>
+        <w:t xml:space="preserve"> </w:t>
+      </w:r>
+      <w:r>
+        <w:t xml:space="preserve">Rawlings</w:t>
       </w:r>
     </w:p>
     <w:p>
       <w:pPr>
+        <w:keepNext/>
+        <w:keepLines/>
         <w:spacing w:before="0" w:after="0" w:line="276" w:lineRule="exact"/>
+        <w:ind w:left="0" w:firstLine="0"/>
+        <w:jc w:val="left"/>
       </w:pPr>
       <w:r>
-        <w:t xml:space="preserve">Jeff Rawlings</w:t>
+        <w:t xml:space="preserve">Rawlings</w:t>
+      </w:r>
+      <w:r>
+        <w:t xml:space="preserve"> </w:t>
+      </w:r>
+      <w:r>
+        <w:t xml:space="preserve">&amp;</w:t>
+      </w:r>
+      <w:r>
+        <w:t xml:space="preserve"> </w:t>
+      </w:r>
+      <w:r>
+        <w:t xml:space="preserve">MacInnis,</w:t>
+      </w:r>
+      <w:r>
+        <w:t xml:space="preserve"> </w:t>
+      </w:r>
+      <w:r>
+        <w:t xml:space="preserve">P.A.</w:t>
       </w:r>
     </w:p>
     <w:p>
       <w:pPr>
+        <w:keepNext/>
+        <w:keepLines/>
         <w:spacing w:before="0" w:after="0" w:line="276" w:lineRule="exact"/>
+        <w:ind w:left="0" w:firstLine="0"/>
+        <w:jc w:val="left"/>
       </w:pPr>
       <w:r>
-        <w:t xml:space="preserve">Rawlings &amp; MacInnis, P.A.</w:t>
+        <w:t xml:space="preserve">P.O.</w:t>
+      </w:r>
+      <w:r>
+        <w:t xml:space="preserve"> </w:t>
+      </w:r>
+      <w:r>
+        <w:t xml:space="preserve">Box</w:t>
+      </w:r>
+      <w:r>
+        <w:t xml:space="preserve"> </w:t>
+      </w:r>
+      <w:r>
+        <w:t xml:space="preserve">1789</w:t>
       </w:r>
     </w:p>
     <w:p>
       <w:pPr>
+        <w:keepNext/>
+        <w:keepLines/>
         <w:spacing w:before="0" w:after="0" w:line="276" w:lineRule="exact"/>
+        <w:ind w:left="0" w:firstLine="0"/>
+        <w:jc w:val="left"/>
       </w:pPr>
       <w:r>
-        <w:t xml:space="preserve">P.O. Box 1789</w:t>
+        <w:t xml:space="preserve">Madison,</w:t>
+      </w:r>
+      <w:r>
+        <w:t xml:space="preserve"> </w:t>
+      </w:r>
+      <w:r>
+        <w:t xml:space="preserve">MS</w:t>
+      </w:r>
+      <w:r>
+        <w:t xml:space="preserve"> </w:t>
+      </w:r>
+      <w:r>
+        <w:t xml:space="preserve">39130</w:t>
+        <w:noBreakHyphen/>
+        <w:t xml:space="preserve">1789</w:t>
       </w:r>
     </w:p>
     <w:p>
       <w:pPr>
+        <w:keepNext/>
+        <w:keepLines/>
         <w:spacing w:before="0" w:after="0" w:line="276" w:lineRule="exact"/>
+        <w:ind w:left="0" w:firstLine="0"/>
+        <w:jc w:val="left"/>
       </w:pPr>
       <w:r>
-        <w:t xml:space="preserve">Madison, MS 39130-1789</w:t>
+        <w:t xml:space="preserve">601</w:t>
+        <w:noBreakHyphen/>
+        <w:t xml:space="preserve">898</w:t>
+        <w:noBreakHyphen/>
+        <w:t xml:space="preserve">1180</w:t>
       </w:r>
     </w:p>
     <w:p>
       <w:pPr>
+        <w:keepNext/>
+        <w:keepLines/>
         <w:spacing w:before="0" w:after="0" w:line="276" w:lineRule="exact"/>
+        <w:ind w:left="0" w:firstLine="0"/>
+        <w:jc w:val="left"/>
       </w:pPr>
       <w:r>
-        <w:t xml:space="preserve">601-898-1180</w:t>
+        <w:t xml:space="preserve">jeff@rawlingsmacinnis.net</w:t>
       </w:r>
     </w:p>
     <w:p>
       <w:pPr>
+        <w:keepLines/>
         <w:spacing w:before="0" w:after="0" w:line="276" w:lineRule="exact"/>
+        <w:ind w:left="0" w:firstLine="0"/>
+        <w:jc w:val="left"/>
       </w:pPr>
       <w:r>
-        <w:t xml:space="preserve">jeff@rawlingsmacinnis.net</w:t>
-      </w:r>
-    </w:p>
-    <w:p>
-      <w:pPr>
-        <w:spacing w:before="0" w:after="0" w:line="276" w:lineRule="exact"/>
-      </w:pPr>
-      <w:r>
-        <w:t xml:space="preserve">MSB # 4642</w:t>
+        <w:t xml:space="preserve">MSB</w:t>
+      </w:r>
+      <w:r>
+        <w:t xml:space="preserve"> </w:t>
+      </w:r>
+      <w:r>
+        <w:t xml:space="preserve">#</w:t>
+      </w:r>
+      <w:r>
+        <w:t xml:space="preserve"> </w:t>
+      </w:r>
+      <w:r>
+        <w:t xml:space="preserve">4642</w:t>
       </w:r>
     </w:p>
     <w:sectPr>
-      <w:footerReference r:id="rId9" w:type="default"/>
-      <w:pgSz w:h="15840" w:w="12240"/>
-      <w:pgMar w:bottom="1440" w:footer="720" w:gutter="0" w:header="720" w:left="1440" w:right="1440" w:top="1440"/>
+      <w:footerReference w:type="default" r:id="rIdFooter1"/>
+      <w:pgSz w:w="12240" w:h="15840"/>
+      <w:pgMar w:top="1440" w:right="1440" w:bottom="1440" w:left="1440" w:header="720" w:footer="735" w:gutter="0"/>
     </w:sectPr>
   </w:body>
 </w:document>
@@ -670,7 +4814,6 @@
 <w:ftr xmlns:w="http://schemas.openxmlformats.org/wordprocessingml/2006/main" xmlns:r="http://schemas.openxmlformats.org/officeDocument/2006/relationships">
   <w:p>
     <w:pPr>
-      <w:pStyle w:val="Footer"/>
       <w:jc w:val="center"/>
     </w:pPr>
     <w:r>
@@ -796,198 +4939,699 @@
 </file>
 
 <file path=word/styles.xml><?xml version="1.0" encoding="utf-8"?>
-<w:styles xmlns:r="http://schemas.openxmlformats.org/officeDocument/2006/relationships" xmlns:w="http://schemas.openxmlformats.org/wordprocessingml/2006/main">
+<w:styles xmlns:mc="http://schemas.openxmlformats.org/markup-compatibility/2006" xmlns:w14="http://schemas.microsoft.com/office/word/2010/wordml" xmlns:r="http://schemas.openxmlformats.org/officeDocument/2006/relationships" xmlns:w="http://schemas.openxmlformats.org/wordprocessingml/2006/main" mc:Ignorable="w14">
   <w:docDefaults>
     <w:rPrDefault>
       <w:rPr>
-        <w:rFonts w:ascii="EB Garamond" w:cs="EB Garamond" w:eastAsia="EB Garamond" w:hAnsi="EB Garamond"/>
-        <w:color w:val="000000"/>
+        <w:rFonts w:ascii="TeX Gyre Termes" w:hAnsi="TeX Gyre Termes" w:eastAsia="TeX Gyre Termes" w:cs="TeX Gyre Termes"/>
         <w:sz w:val="24"/>
         <w:szCs w:val="24"/>
-        <w:lang w:val="en-US"/>
+        <w:lang w:val="en-US" w:eastAsia="zh-CN" w:bidi="ar-SA"/>
+        <w14:ligatures w14:val="none"/>
       </w:rPr>
     </w:rPrDefault>
     <w:pPrDefault>
       <w:pPr>
-        <w:spacing w:after="0" w:before="0" w:line="240" w:lineRule="auto"/>
+        <w:widowControl/>
+        <w:spacing w:after="0"/>
       </w:pPr>
     </w:pPrDefault>
   </w:docDefaults>
-  <w:style w:default="1" w:styleId="Normal" w:type="paragraph">
+  <w:latentStyles w:defLockedState="0" w:defUIPriority="0" w:defSemiHidden="0" w:defUnhideWhenUsed="0" w:defQFormat="0" w:count="276"/>
+  <w:style w:type="paragraph" w:default="1" w:styleId="Normal">
     <w:name w:val="Normal"/>
     <w:qFormat/>
-    <w:pPr>
-      <w:widowControl/>
-    </w:pPr>
-  </w:style>
-  <w:style w:styleId="BodyText" w:type="paragraph">
+  </w:style>
+  <w:style w:type="paragraph" w:styleId="BodyText">
     <w:name w:val="Body Text"/>
     <w:basedOn w:val="Normal"/>
+    <w:link w:val="BodyTextChar"/>
     <w:qFormat/>
     <w:pPr>
-      <w:spacing w:after="0" w:before="0" w:line="480" w:lineRule="exact"/>
+      <w:spacing w:before="0" w:after="0" w:line="552" w:lineRule="exact"/>
       <w:ind w:firstLine="720"/>
     </w:pPr>
   </w:style>
-  <w:style w:styleId="FirstParagraph" w:type="paragraph">
+  <w:style w:type="paragraph" w:customStyle="1" w:styleId="FirstParagraph">
     <w:name w:val="First Paragraph"/>
     <w:basedOn w:val="BodyText"/>
     <w:next w:val="BodyText"/>
     <w:qFormat/>
   </w:style>
-  <w:style w:styleId="Compact" w:type="paragraph">
+  <w:style w:type="paragraph" w:customStyle="1" w:styleId="Compact">
     <w:name w:val="Compact"/>
     <w:basedOn w:val="BodyText"/>
     <w:qFormat/>
     <w:pPr>
-      <w:ind w:firstLine="0"/>
+      <w:spacing w:before="36" w:after="36"/>
     </w:pPr>
   </w:style>
-  <w:style w:styleId="BlockText" w:type="paragraph">
-    <w:name w:val="Block Text"/>
-    <w:basedOn w:val="BodyText"/>
+  <w:style w:type="paragraph" w:styleId="Title">
+    <w:name w:val="Title"/>
+    <w:basedOn w:val="Normal"/>
+    <w:next w:val="BodyText"/>
+    <w:link w:val="TitleChar"/>
+    <w:uiPriority w:val="10"/>
     <w:qFormat/>
-  </w:style>
-  <w:style w:customStyle="1" w:styleId="NumberedParagraph" w:type="paragraph">
-    <w:name w:val="Numbered Paragraph"/>
-    <w:basedOn w:val="BodyText"/>
+    <w:rsid w:val="00A10FD9"/>
+    <w:pPr>
+      <w:spacing w:after="80" w:line="240" w:lineRule="auto"/>
+      <w:contextualSpacing/>
+      <w:jc w:val="center"/>
+    </w:pPr>
+    <w:rPr>
+      <w:rFonts w:asciiTheme="majorHAnsi" w:eastAsiaTheme="majorEastAsia" w:hAnsiTheme="majorHAnsi" w:cstheme="majorBidi"/>
+      <w:sz w:val="56"/>
+      <w:szCs w:val="56"/>
+    </w:rPr>
+  </w:style>
+  <w:style w:type="character" w:customStyle="1" w:styleId="TitleChar">
+    <w:name w:val="Title Char"/>
+    <w:basedOn w:val="DefaultParagraphFont"/>
+    <w:link w:val="Title"/>
+    <w:uiPriority w:val="10"/>
+    <w:rsid w:val="00A10FD9"/>
+    <w:rPr>
+      <w:rFonts w:asciiTheme="majorHAnsi" w:eastAsiaTheme="majorEastAsia" w:hAnsiTheme="majorHAnsi" w:cstheme="majorBidi"/>
+      <w:sz w:val="56"/>
+      <w:szCs w:val="56"/>
+    </w:rPr>
+  </w:style>
+  <w:style w:type="paragraph" w:styleId="Subtitle">
+    <w:name w:val="Subtitle"/>
+    <w:basedOn w:val="Title"/>
+    <w:next w:val="BodyText"/>
+    <w:link w:val="SubtitleChar"/>
+    <w:uiPriority w:val="11"/>
     <w:qFormat/>
-  </w:style>
-  <w:style w:customStyle="1" w:styleId="LetteredItem" w:type="paragraph">
-    <w:name w:val="Lettered Item"/>
-    <w:basedOn w:val="BodyText"/>
+    <w:rsid w:val="00A10FD9"/>
+    <w:pPr>
+      <w:numPr>
+        <w:ilvl w:val="1"/>
+      </w:numPr>
+    </w:pPr>
+    <w:rPr>
+      <w:rFonts w:eastAsiaTheme="majorEastAsia" w:cstheme="majorBidi"/>
+      <w:spacing w:val="15"/>
+      <w:sz w:val="28"/>
+      <w:szCs w:val="28"/>
+    </w:rPr>
+  </w:style>
+  <w:style w:type="character" w:customStyle="1" w:styleId="SubtitleChar">
+    <w:name w:val="Subtitle Char"/>
+    <w:basedOn w:val="DefaultParagraphFont"/>
+    <w:link w:val="Subtitle"/>
+    <w:uiPriority w:val="11"/>
+    <w:rsid w:val="00A10FD9"/>
+    <w:rPr>
+      <w:rFonts w:eastAsiaTheme="majorEastAsia" w:cstheme="majorBidi"/>
+      <w:color w:val="595959" w:themeColor="text1" w:themeTint="A6"/>
+      <w:spacing w:val="15"/>
+      <w:sz w:val="28"/>
+      <w:szCs w:val="28"/>
+    </w:rPr>
+  </w:style>
+  <w:style w:type="paragraph" w:customStyle="1" w:styleId="Author">
+    <w:name w:val="Author"/>
+    <w:basedOn w:val="Title"/>
+    <w:next w:val="BodyText"/>
     <w:qFormat/>
     <w:pPr>
-      <w:spacing w:after="0"/>
-      <w:ind w:hanging="720" w:left="1440"/>
+      <w:keepNext/>
+      <w:keepLines/>
     </w:pPr>
-  </w:style>
-  <w:style w:styleId="Heading1" w:type="paragraph">
-    <w:name w:val="heading 1"/>
+    <w:rPr>
+      <w:sz w:val="24"/>
+      <w:szCs w:val="24"/>
+    </w:rPr>
+  </w:style>
+  <w:style w:type="paragraph" w:styleId="Date">
+    <w:name w:val="Date"/>
+    <w:basedOn w:val="Title"/>
+    <w:next w:val="BodyText"/>
+    <w:qFormat/>
+    <w:pPr>
+      <w:keepNext/>
+      <w:keepLines/>
+    </w:pPr>
+    <w:rPr>
+      <w:sz w:val="24"/>
+      <w:szCs w:val="24"/>
+    </w:rPr>
+  </w:style>
+  <w:style w:type="paragraph" w:customStyle="1" w:styleId="AbstractTitle">
+    <w:name w:val="Abstract Title"/>
+    <w:basedOn w:val="Normal"/>
+    <w:next w:val="Abstract"/>
+    <w:qFormat/>
+    <w:pPr>
+      <w:keepNext/>
+      <w:keepLines/>
+      <w:spacing w:before="300" w:after="0"/>
+      <w:jc w:val="center"/>
+    </w:pPr>
+    <w:rPr>
+      <w:b/>
+      <w:sz w:val="20"/>
+      <w:szCs w:val="20"/>
+    </w:rPr>
+  </w:style>
+  <w:style w:type="paragraph" w:customStyle="1" w:styleId="Abstract">
+    <w:name w:val="Abstract"/>
     <w:basedOn w:val="Normal"/>
     <w:next w:val="BodyText"/>
     <w:qFormat/>
     <w:pPr>
       <w:keepNext/>
       <w:keepLines/>
-      <w:spacing w:after="240" w:before="360" w:line="480" w:lineRule="exact"/>
-      <w:jc w:val="center"/>
-      <w:outlineLvl w:val="0"/>
-    </w:pPr>
-    <w:rPr>
-      <w:b/>
-      <w:bCs/>
-      <w:caps/>
-      <w:sz w:val="24"/>
-      <w:szCs w:val="24"/>
-    </w:rPr>
-  </w:style>
-  <w:style w:styleId="Heading2" w:type="paragraph">
-    <w:name w:val="heading 2"/>
-    <w:basedOn w:val="Normal"/>
-    <w:next w:val="BodyText"/>
-    <w:qFormat/>
-    <w:pPr>
-      <w:keepNext/>
-      <w:keepLines/>
-      <w:spacing w:after="240" w:before="240" w:line="480" w:lineRule="exact"/>
-      <w:jc w:val="center"/>
-      <w:outlineLvl w:val="1"/>
-    </w:pPr>
-    <w:rPr>
-      <w:b/>
-      <w:bCs/>
-    </w:rPr>
-  </w:style>
-  <w:style w:styleId="Heading3" w:type="paragraph">
-    <w:name w:val="heading 3"/>
-    <w:basedOn w:val="Normal"/>
-    <w:next w:val="BodyText"/>
-    <w:qFormat/>
-    <w:pPr>
-      <w:keepNext/>
-      <w:keepLines/>
-      <w:spacing w:after="240" w:before="240" w:line="480" w:lineRule="exact"/>
-      <w:outlineLvl w:val="2"/>
-    </w:pPr>
-    <w:rPr>
-      <w:b/>
-      <w:bCs/>
-      <w:i/>
-      <w:iCs/>
-    </w:rPr>
-  </w:style>
-  <w:style w:styleId="FootnoteText" w:type="paragraph">
-    <w:name w:val="footnote text"/>
-    <w:basedOn w:val="Normal"/>
-    <w:link w:val="FootnoteTextChar"/>
-    <w:pPr>
-      <w:spacing w:after="120" w:before="120" w:line="240" w:lineRule="auto"/>
+      <w:spacing w:before="100" w:after="300"/>
     </w:pPr>
     <w:rPr>
       <w:sz w:val="20"/>
       <w:szCs w:val="20"/>
     </w:rPr>
   </w:style>
-  <w:style w:styleId="FootnoteTextChar" w:type="character">
-    <w:name w:val="Footnote Text Char"/>
+  <w:style w:type="paragraph" w:styleId="Bibliography">
+    <w:name w:val="Bibliography"/>
+    <w:basedOn w:val="Normal"/>
+    <w:next w:val="Bibliography"/>
+    <w:qFormat/>
+    <w:pPr/>
+    <w:rPr/>
+  </w:style>
+  <w:style w:type="paragraph" w:styleId="Heading1">
+    <w:name w:val="heading 1"/>
+    <w:basedOn w:val="Normal"/>
+    <w:next w:val="BodyText"/>
+    <w:link w:val="Heading1Char"/>
+    <w:uiPriority w:val="9"/>
+    <w:qFormat/>
+    <w:rsid w:val="00A10FD9"/>
+    <w:pPr>
+      <w:keepNext/>
+      <w:keepLines/>
+      <w:spacing w:before="0" w:after="0" w:line="552" w:lineRule="exact"/>
+      <w:ind w:firstLine="0"/>
+      <w:jc w:val="center"/>
+      <w:outlineLvl w:val="0"/>
+    </w:pPr>
+    <w:rPr>
+      <w:rFonts w:ascii="TeX Gyre Termes" w:hAnsi="TeX Gyre Termes" w:eastAsia="TeX Gyre Termes" w:cs="TeX Gyre Termes"/>
+      <w:b/>
+      <w:bCs/>
+      <w:caps/>
+      <w:color w:val="000000"/>
+      <w:sz w:val="24"/>
+      <w:szCs w:val="24"/>
+    </w:rPr>
+  </w:style>
+  <w:style w:type="paragraph" w:styleId="Heading2">
+    <w:name w:val="heading 2"/>
+    <w:basedOn w:val="Normal"/>
+    <w:next w:val="BodyText"/>
+    <w:link w:val="Heading2Char"/>
+    <w:uiPriority w:val="9"/>
+    <w:semiHidden/>
+    <w:unhideWhenUsed/>
+    <w:qFormat/>
+    <w:rsid w:val="00A10FD9"/>
+    <w:pPr>
+      <w:keepNext/>
+      <w:keepLines/>
+      <w:spacing w:before="0" w:after="0" w:line="552" w:lineRule="exact"/>
+      <w:ind w:firstLine="0"/>
+      <w:outlineLvl w:val="1"/>
+    </w:pPr>
+    <w:rPr>
+      <w:rFonts w:ascii="TeX Gyre Termes" w:hAnsi="TeX Gyre Termes" w:eastAsia="TeX Gyre Termes" w:cs="TeX Gyre Termes"/>
+      <w:b/>
+      <w:bCs/>
+      <w:color w:val="000000"/>
+      <w:sz w:val="24"/>
+      <w:szCs w:val="24"/>
+    </w:rPr>
+  </w:style>
+  <w:style w:type="paragraph" w:styleId="Heading3">
+    <w:name w:val="heading 3"/>
+    <w:basedOn w:val="Normal"/>
+    <w:next w:val="BodyText"/>
+    <w:link w:val="Heading3Char"/>
+    <w:uiPriority w:val="9"/>
+    <w:semiHidden/>
+    <w:unhideWhenUsed/>
+    <w:qFormat/>
+    <w:rsid w:val="00A10FD9"/>
+    <w:pPr>
+      <w:keepNext/>
+      <w:keepLines/>
+      <w:spacing w:before="0" w:after="0" w:line="552" w:lineRule="exact"/>
+      <w:ind w:firstLine="0"/>
+      <w:outlineLvl w:val="2"/>
+    </w:pPr>
+    <w:rPr>
+      <w:rFonts w:ascii="TeX Gyre Termes" w:hAnsi="TeX Gyre Termes" w:eastAsia="TeX Gyre Termes" w:cs="TeX Gyre Termes"/>
+      <w:b/>
+      <w:bCs/>
+      <w:color w:val="000000"/>
+      <w:sz w:val="24"/>
+      <w:szCs w:val="24"/>
+    </w:rPr>
+  </w:style>
+  <w:style w:type="paragraph" w:styleId="Heading4">
+    <w:name w:val="heading 4"/>
+    <w:basedOn w:val="Normal"/>
+    <w:next w:val="BodyText"/>
+    <w:link w:val="Heading4Char"/>
+    <w:uiPriority w:val="9"/>
+    <w:semiHidden/>
+    <w:unhideWhenUsed/>
+    <w:qFormat/>
+    <w:rsid w:val="00A10FD9"/>
+    <w:pPr>
+      <w:keepNext/>
+      <w:keepLines/>
+      <w:spacing w:before="0" w:after="0" w:line="552" w:lineRule="exact"/>
+      <w:ind w:firstLine="0"/>
+      <w:outlineLvl w:val="3"/>
+    </w:pPr>
+    <w:rPr>
+      <w:rFonts w:ascii="TeX Gyre Termes" w:hAnsi="TeX Gyre Termes" w:eastAsia="TeX Gyre Termes" w:cs="TeX Gyre Termes"/>
+      <w:b/>
+      <w:bCs/>
+      <w:i/>
+      <w:color w:val="000000"/>
+      <w:sz w:val="24"/>
+      <w:szCs w:val="24"/>
+    </w:rPr>
+  </w:style>
+  <w:style w:type="paragraph" w:styleId="Heading5">
+    <w:name w:val="heading 5"/>
+    <w:basedOn w:val="Normal"/>
+    <w:next w:val="BodyText"/>
+    <w:link w:val="Heading5Char"/>
+    <w:uiPriority w:val="9"/>
+    <w:semiHidden/>
+    <w:unhideWhenUsed/>
+    <w:qFormat/>
+    <w:rsid w:val="00A10FD9"/>
+    <w:pPr>
+      <w:keepNext/>
+      <w:keepLines/>
+      <w:spacing w:before="0" w:after="0" w:line="552" w:lineRule="exact"/>
+      <w:ind w:firstLine="0"/>
+      <w:outlineLvl w:val="4"/>
+    </w:pPr>
+    <w:rPr>
+      <w:rFonts w:ascii="TeX Gyre Termes" w:hAnsi="TeX Gyre Termes" w:eastAsia="TeX Gyre Termes" w:cs="TeX Gyre Termes"/>
+      <w:b/>
+      <w:bCs/>
+      <w:i/>
+      <w:color w:val="000000"/>
+      <w:sz w:val="24"/>
+      <w:szCs w:val="24"/>
+    </w:rPr>
+  </w:style>
+  <w:style w:type="paragraph" w:styleId="Heading6">
+    <w:name w:val="heading 6"/>
+    <w:basedOn w:val="Normal"/>
+    <w:next w:val="BodyText"/>
+    <w:link w:val="Heading6Char"/>
+    <w:uiPriority w:val="9"/>
+    <w:semiHidden/>
+    <w:unhideWhenUsed/>
+    <w:qFormat/>
+    <w:rsid w:val="00A10FD9"/>
+    <w:pPr>
+      <w:keepNext/>
+      <w:keepLines/>
+      <w:spacing w:before="40" w:after="0"/>
+      <w:outlineLvl w:val="5"/>
+    </w:pPr>
+    <w:rPr>
+      <w:rFonts w:eastAsiaTheme="majorEastAsia" w:cstheme="majorBidi"/>
+      <w:i/>
+      <w:iCs/>
+      <w:color w:val="595959" w:themeColor="text1" w:themeTint="A6"/>
+    </w:rPr>
+  </w:style>
+  <w:style w:type="paragraph" w:styleId="Heading7">
+    <w:name w:val="heading 7"/>
+    <w:basedOn w:val="Normal"/>
+    <w:next w:val="BodyText"/>
+    <w:link w:val="Heading7Char"/>
+    <w:uiPriority w:val="9"/>
+    <w:semiHidden/>
+    <w:unhideWhenUsed/>
+    <w:qFormat/>
+    <w:rsid w:val="00A10FD9"/>
+    <w:pPr>
+      <w:keepNext/>
+      <w:keepLines/>
+      <w:spacing w:before="40" w:after="0"/>
+      <w:outlineLvl w:val="6"/>
+    </w:pPr>
+    <w:rPr>
+      <w:rFonts w:eastAsiaTheme="majorEastAsia" w:cstheme="majorBidi"/>
+      <w:color w:val="595959" w:themeColor="text1" w:themeTint="A6"/>
+    </w:rPr>
+  </w:style>
+  <w:style w:type="paragraph" w:styleId="Heading8">
+    <w:name w:val="heading 8"/>
+    <w:basedOn w:val="Normal"/>
+    <w:next w:val="BodyText"/>
+    <w:link w:val="Heading8Char"/>
+    <w:uiPriority w:val="9"/>
+    <w:semiHidden/>
+    <w:unhideWhenUsed/>
+    <w:qFormat/>
+    <w:rsid w:val="00A10FD9"/>
+    <w:pPr>
+      <w:keepNext/>
+      <w:keepLines/>
+      <w:spacing w:after="0"/>
+      <w:outlineLvl w:val="7"/>
+    </w:pPr>
+    <w:rPr>
+      <w:rFonts w:eastAsiaTheme="majorEastAsia" w:cstheme="majorBidi"/>
+      <w:i/>
+      <w:iCs/>
+      <w:color w:val="272727" w:themeColor="text1" w:themeTint="D8"/>
+    </w:rPr>
+  </w:style>
+  <w:style w:type="paragraph" w:styleId="Heading9">
+    <w:name w:val="heading 9"/>
+    <w:basedOn w:val="Normal"/>
+    <w:next w:val="BodyText"/>
+    <w:link w:val="Heading9Char"/>
+    <w:uiPriority w:val="9"/>
+    <w:semiHidden/>
+    <w:unhideWhenUsed/>
+    <w:qFormat/>
+    <w:rsid w:val="00A10FD9"/>
+    <w:pPr>
+      <w:keepNext/>
+      <w:keepLines/>
+      <w:spacing w:after="0"/>
+      <w:outlineLvl w:val="8"/>
+    </w:pPr>
+    <w:rPr>
+      <w:rFonts w:eastAsiaTheme="majorEastAsia" w:cstheme="majorBidi"/>
+      <w:color w:val="272727" w:themeColor="text1" w:themeTint="D8"/>
+    </w:rPr>
+  </w:style>
+  <w:style w:type="character" w:customStyle="1" w:styleId="Heading1Char">
+    <w:name w:val="Heading 1 Char"/>
     <w:basedOn w:val="DefaultParagraphFont"/>
-    <w:link w:val="FootnoteText"/>
+    <w:link w:val="Heading1"/>
+    <w:uiPriority w:val="9"/>
+    <w:rsid w:val="00A10FD9"/>
     <w:rPr>
-      <w:sz w:val="20"/>
-      <w:szCs w:val="20"/>
+      <w:rFonts w:asciiTheme="majorHAnsi" w:eastAsiaTheme="majorEastAsia" w:hAnsiTheme="majorHAnsi" w:cstheme="majorBidi"/>
+      <w:color w:val="0F4761" w:themeColor="accent1" w:themeShade="BF"/>
+      <w:sz w:val="40"/>
+      <w:szCs w:val="40"/>
     </w:rPr>
   </w:style>
-  <w:style w:styleId="FootnoteReference" w:type="character">
-    <w:name w:val="footnote reference"/>
+  <w:style w:type="character" w:customStyle="1" w:styleId="Heading2Char">
+    <w:name w:val="Heading 2 Char"/>
     <w:basedOn w:val="DefaultParagraphFont"/>
+    <w:link w:val="Heading2"/>
+    <w:uiPriority w:val="9"/>
+    <w:semiHidden/>
+    <w:rsid w:val="00A10FD9"/>
+    <w:rPr>
+      <w:rFonts w:asciiTheme="majorHAnsi" w:eastAsiaTheme="majorEastAsia" w:hAnsiTheme="majorHAnsi" w:cstheme="majorBidi"/>
+      <w:color w:val="0F4761" w:themeColor="accent1" w:themeShade="BF"/>
+      <w:sz w:val="32"/>
+      <w:szCs w:val="32"/>
+    </w:rPr>
+  </w:style>
+  <w:style w:type="character" w:customStyle="1" w:styleId="Heading3Char">
+    <w:name w:val="Heading 3 Char"/>
+    <w:basedOn w:val="DefaultParagraphFont"/>
+    <w:link w:val="Heading3"/>
+    <w:uiPriority w:val="9"/>
+    <w:semiHidden/>
+    <w:rsid w:val="00A10FD9"/>
+    <w:rPr>
+      <w:rFonts w:eastAsiaTheme="majorEastAsia" w:cstheme="majorBidi"/>
+      <w:color w:val="0F4761" w:themeColor="accent1" w:themeShade="BF"/>
+      <w:sz w:val="28"/>
+      <w:szCs w:val="28"/>
+    </w:rPr>
+  </w:style>
+  <w:style w:type="character" w:customStyle="1" w:styleId="Heading4Char">
+    <w:name w:val="Heading 4 Char"/>
+    <w:basedOn w:val="DefaultParagraphFont"/>
+    <w:link w:val="Heading4"/>
+    <w:uiPriority w:val="9"/>
+    <w:semiHidden/>
+    <w:rsid w:val="00A10FD9"/>
+    <w:rPr>
+      <w:rFonts w:eastAsiaTheme="majorEastAsia" w:cstheme="majorBidi"/>
+      <w:i/>
+      <w:iCs/>
+      <w:color w:val="0F4761" w:themeColor="accent1" w:themeShade="BF"/>
+    </w:rPr>
+  </w:style>
+  <w:style w:type="character" w:customStyle="1" w:styleId="Heading5Char">
+    <w:name w:val="Heading 5 Char"/>
+    <w:basedOn w:val="DefaultParagraphFont"/>
+    <w:link w:val="Heading5"/>
+    <w:uiPriority w:val="9"/>
+    <w:semiHidden/>
+    <w:rsid w:val="00A10FD9"/>
+    <w:rPr>
+      <w:rFonts w:eastAsiaTheme="majorEastAsia" w:cstheme="majorBidi"/>
+      <w:color w:val="0F4761" w:themeColor="accent1" w:themeShade="BF"/>
+    </w:rPr>
+  </w:style>
+  <w:style w:type="character" w:customStyle="1" w:styleId="Heading6Char">
+    <w:name w:val="Heading 6 Char"/>
+    <w:basedOn w:val="DefaultParagraphFont"/>
+    <w:link w:val="Heading6"/>
+    <w:uiPriority w:val="9"/>
+    <w:semiHidden/>
+    <w:rsid w:val="00A10FD9"/>
+    <w:rPr>
+      <w:rFonts w:eastAsiaTheme="majorEastAsia" w:cstheme="majorBidi"/>
+      <w:i/>
+      <w:iCs/>
+      <w:color w:val="595959" w:themeColor="text1" w:themeTint="A6"/>
+    </w:rPr>
+  </w:style>
+  <w:style w:type="character" w:customStyle="1" w:styleId="Heading7Char">
+    <w:name w:val="Heading 7 Char"/>
+    <w:basedOn w:val="DefaultParagraphFont"/>
+    <w:link w:val="Heading7"/>
+    <w:uiPriority w:val="9"/>
+    <w:semiHidden/>
+    <w:rsid w:val="00A10FD9"/>
+    <w:rPr>
+      <w:rFonts w:eastAsiaTheme="majorEastAsia" w:cstheme="majorBidi"/>
+      <w:color w:val="595959" w:themeColor="text1" w:themeTint="A6"/>
+    </w:rPr>
+  </w:style>
+  <w:style w:type="character" w:customStyle="1" w:styleId="Heading8Char">
+    <w:name w:val="Heading 8 Char"/>
+    <w:basedOn w:val="DefaultParagraphFont"/>
+    <w:link w:val="Heading8"/>
+    <w:uiPriority w:val="9"/>
+    <w:semiHidden/>
+    <w:rsid w:val="00A10FD9"/>
+    <w:rPr>
+      <w:rFonts w:eastAsiaTheme="majorEastAsia" w:cstheme="majorBidi"/>
+      <w:i/>
+      <w:iCs/>
+      <w:color w:val="272727" w:themeColor="text1" w:themeTint="D8"/>
+    </w:rPr>
+  </w:style>
+  <w:style w:type="character" w:customStyle="1" w:styleId="Heading9Char">
+    <w:name w:val="Heading 9 Char"/>
+    <w:basedOn w:val="DefaultParagraphFont"/>
+    <w:link w:val="Heading9"/>
+    <w:uiPriority w:val="9"/>
+    <w:semiHidden/>
+    <w:rsid w:val="00A10FD9"/>
+    <w:rPr>
+      <w:rFonts w:eastAsiaTheme="majorEastAsia" w:cstheme="majorBidi"/>
+      <w:color w:val="272727" w:themeColor="text1" w:themeTint="D8"/>
+    </w:rPr>
+  </w:style>
+  <w:style w:type="paragraph" w:customStyle="1" w:styleId="ListItem">
+    <w:name w:val="List Item"/>
+    <w:basedOn w:val="BodyText"/>
+    <w:qFormat/>
+    <w:pPr>
+      <w:spacing w:before="0" w:after="0" w:line="552" w:lineRule="exact"/>
+      <w:ind w:left="720" w:hanging="720"/>
+    </w:pPr>
+  </w:style>
+  <w:style w:type="paragraph" w:styleId="BlockText">
+    <w:name w:val="Block Text"/>
+    <w:basedOn w:val="BodyText"/>
+    <w:next w:val="BodyText"/>
+    <w:uiPriority w:val="9"/>
+    <w:unhideWhenUsed/>
+    <w:qFormat/>
+    <w:pPr>
+      <w:spacing w:before="280" w:after="280" w:line="276" w:lineRule="exact"/>
+      <w:ind w:firstLine="0" w:left="720" w:right="720"/>
+    </w:pPr>
+  </w:style>
+  <w:style w:type="paragraph" w:styleId="FootnoteText">
+    <w:name w:val="Footnote Text"/>
+    <w:basedOn w:val="Normal"/>
+    <w:next w:val="FootnoteText"/>
+    <w:uiPriority w:val="9"/>
+    <w:unhideWhenUsed/>
+    <w:qFormat/>
+    <w:pPr>
+      <w:keepLines/>
+      <w:spacing w:before="0" w:after="140" w:line="276" w:lineRule="exact"/>
+    </w:pPr>
+    <w:rPr>
+      <w:sz w:val="24"/>
+      <w:szCs w:val="24"/>
+    </w:rPr>
+  </w:style>
+  <w:style w:type="paragraph" w:styleId="FootnoteBlockText">
+    <w:name w:val="Footnote Block Text"/>
+    <w:basedOn w:val="FootnoteText"/>
+    <w:next w:val="FootnoteText"/>
+    <w:uiPriority w:val="9"/>
+    <w:unhideWhenUsed/>
+    <w:qFormat/>
+    <w:pPr>
+      <w:spacing w:before="280" w:after="280"/>
+      <w:ind w:firstLine="0" w:left="720" w:right="720"/>
+    </w:pPr>
+  </w:style>
+  <w:style w:type="character" w:default="1" w:styleId="DefaultParagraphFont">
+    <w:name w:val="Default Paragraph Font"/>
+    <w:semiHidden/>
+    <w:unhideWhenUsed/>
+  </w:style>
+  <w:style w:type="table" w:default="1" w:styleId="Table">
+    <w:name w:val="Table"/>
+    <w:basedOn w:val="TableNormal"/>
+    <w:qFormat/>
+    <w:tblPr>
+      <w:tblInd w:w="0" w:type="dxa"/>
+      <w:tblCellMar>
+        <w:top w:w="0" w:type="dxa"/>
+        <w:left w:w="108" w:type="dxa"/>
+        <w:bottom w:w="0" w:type="dxa"/>
+        <w:right w:w="108" w:type="dxa"/>
+      </w:tblCellMar>
+    </w:tblPr>
+    <w:tblStylePr w:type="firstRow">
+      <w:tcPr>
+        <w:tcBorders>
+          <w:bottom w:val="single"/>
+        </w:tcBorders>
+        <w:vAlign w:val="bottom"/>
+      </w:tcPr>
+    </w:tblStylePr>
+  </w:style>
+  <w:style w:type="paragraph" w:customStyle="1" w:styleId="DefinitionTerm">
+    <w:name w:val="Definition Term"/>
+    <w:basedOn w:val="Normal"/>
+    <w:next w:val="Definition"/>
+    <w:pPr>
+      <w:keepNext/>
+      <w:keepLines/>
+      <w:spacing w:after="0"/>
+    </w:pPr>
+    <w:rPr>
+      <w:b/>
+    </w:rPr>
+  </w:style>
+  <w:style w:type="paragraph" w:customStyle="1" w:styleId="Definition">
+    <w:name w:val="Definition"/>
+    <w:basedOn w:val="Normal"/>
+  </w:style>
+  <w:style w:type="paragraph" w:styleId="Caption">
+    <w:name w:val="Caption"/>
+    <w:basedOn w:val="Normal"/>
+    <w:link w:val="BodyTextChar"/>
+    <w:pPr>
+      <w:spacing w:before="0" w:after="120"/>
+    </w:pPr>
+    <w:rPr>
+      <w:i/>
+    </w:rPr>
+  </w:style>
+  <w:style w:type="paragraph" w:customStyle="1" w:styleId="TableCaption">
+    <w:name w:val="Table Caption"/>
+    <w:basedOn w:val="Caption"/>
+    <w:pPr>
+      <w:keepNext/>
+    </w:pPr>
+  </w:style>
+  <w:style w:type="paragraph" w:customStyle="1" w:styleId="ImageCaption">
+    <w:name w:val="Image Caption"/>
+    <w:basedOn w:val="Caption"/>
+  </w:style>
+  <w:style w:type="paragraph" w:customStyle="1" w:styleId="Figure">
+    <w:name w:val="Figure"/>
+    <w:basedOn w:val="Normal"/>
+  </w:style>
+  <w:style w:type="paragraph" w:customStyle="1" w:styleId="CaptionedFigure">
+    <w:name w:val="Captioned Figure"/>
+    <w:basedOn w:val="Figure"/>
+    <w:pPr>
+      <w:keepNext/>
+    </w:pPr>
+  </w:style>
+  <w:style w:type="character" w:customStyle="1" w:styleId="BodyTextChar">
+    <w:name w:val="Body Text Char"/>
+    <w:basedOn w:val="DefaultParagraphFont"/>
+    <w:link w:val="BodyText"/>
+  </w:style>
+  <w:style w:type="character" w:customStyle="1" w:styleId="VerbatimChar">
+    <w:name w:val="Verbatim Char"/>
+    <w:basedOn w:val="BodyTextChar"/>
+    <w:rPr>
+      <w:rFonts w:ascii="Consolas" w:hAnsi="Consolas"/>
+      <w:sz w:val="22"/>
+    </w:rPr>
+  </w:style>
+  <w:style w:type="character" w:customStyle="1" w:styleId="SectionNumber">
+    <w:name w:val="Section Number"/>
+    <w:basedOn w:val="BodyTextChar"/>
+  </w:style>
+  <w:style w:type="character" w:styleId="FootnoteReference">
+    <w:name w:val="Footnote Reference"/>
+    <w:basedOn w:val="BodyTextChar"/>
     <w:rPr>
       <w:vertAlign w:val="superscript"/>
     </w:rPr>
   </w:style>
-  <w:style w:styleId="Footer" w:type="paragraph">
-    <w:name w:val="footer"/>
-    <w:basedOn w:val="Normal"/>
-    <w:pPr>
-      <w:jc w:val="center"/>
-    </w:pPr>
-    <w:rPr>
-      <w:sz w:val="20"/>
-      <w:szCs w:val="20"/>
-    </w:rPr>
-  </w:style>
-  <w:style w:styleId="Hyperlink" w:type="character">
+  <w:style w:type="character" w:styleId="Hyperlink">
     <w:name w:val="Hyperlink"/>
-    <w:basedOn w:val="DefaultParagraphFont"/>
+    <w:basedOn w:val="BodyTextChar"/>
     <w:rPr>
       <w:color w:val="000000"/>
     </w:rPr>
   </w:style>
-  <w:style w:default="1" w:styleId="DefaultParagraphFont" w:type="character">
-    <w:name w:val="Default Paragraph Font"/>
-    <w:uiPriority w:val="1"/>
-    <w:semiHidden/>
-  </w:style>
-  <w:style w:default="1" w:styleId="TableNormal" w:type="table">
-    <w:name w:val="Normal Table"/>
-    <w:semiHidden/>
-    <w:tblPr>
-      <w:tblInd w:type="dxa" w:w="0"/>
-      <w:tblCellMar>
-        <w:top w:type="dxa" w:w="0"/>
-        <w:left w:type="dxa" w:w="108"/>
-        <w:bottom w:type="dxa" w:w="0"/>
-        <w:right w:type="dxa" w:w="108"/>
-      </w:tblCellMar>
-    </w:tblPr>
-  </w:style>
-  <w:style w:styleId="Table" w:type="table">
-    <w:name w:val="Table"/>
-    <w:basedOn w:val="TableNormal"/>
-  </w:style>
-  <w:style w:customStyle="1" w:styleId="VerbatimChar" w:type="character">
-    <w:name w:val="Verbatim Char"/>
-    <w:basedOn w:val="DefaultParagraphFont"/>
+  <w:style w:type="paragraph" w:styleId="TOCHeading">
+    <w:name w:val="TOC Heading"/>
+    <w:basedOn w:val="Heading1"/>
+    <w:next w:val="BodyText"/>
+    <w:uiPriority w:val="39"/>
+    <w:unhideWhenUsed/>
+    <w:qFormat/>
+    <w:pPr>
+      <w:spacing w:before="240" w:line="259" w:lineRule="auto"/>
+      <w:outlineLvl w:val="9"/>
+    </w:pPr>
+    <w:rPr>
+      <w:rFonts w:asciiTheme="majorHAnsi" w:eastAsiaTheme="majorEastAsia" w:hAnsiTheme="majorHAnsi" w:cstheme="majorBidi"/>
+      <w:b w:val="0"/>
+      <w:bCs w:val="0"/>
+      <w:color w:val="365F91" w:themeColor="accent1" w:themeShade="BF"/>
+    </w:rPr>
   </w:style>
   <w:style w:type="paragraph" w:customStyle="1" w:styleId="SourceCode">
     <w:name w:val="Source Code"/>
